--- a/Despliegue de aplicaciones web/Apuntes Apache/Apuntes personales.docx
+++ b/Despliegue de aplicaciones web/Apuntes Apache/Apuntes personales.docx
@@ -811,1128 +811,2422 @@
           <w:sz w:val="48"/>
           <w:szCs w:val="48"/>
         </w:rPr>
-        <w:t xml:space="preserve">Cambiar </w:t>
-      </w:r>
-      <w:r>
+        <w:t>Cambiar puertos para los hosts virtuales</w:t>
+      </w:r>
+    </w:p>
+    <w:p>
+      <w:pPr>
+        <w:spacing w:after="0"/>
+      </w:pPr>
+      <w:r>
+        <w:t>Cambiar puertos en el virtual host</w:t>
+      </w:r>
+    </w:p>
+    <w:p>
+      <w:pPr>
+        <w:spacing w:after="0"/>
+      </w:pPr>
+      <w:r>
+        <w:t>Cambiar/añadir puertos en /</w:t>
+      </w:r>
+      <w:proofErr w:type="spellStart"/>
+      <w:r>
+        <w:t>etc</w:t>
+      </w:r>
+      <w:proofErr w:type="spellEnd"/>
+      <w:r>
+        <w:t>/apache2/{</w:t>
+      </w:r>
+      <w:proofErr w:type="spellStart"/>
+      <w:proofErr w:type="gramStart"/>
+      <w:r>
+        <w:t>ports.conf</w:t>
+      </w:r>
+      <w:proofErr w:type="spellEnd"/>
+      <w:proofErr w:type="gramEnd"/>
+      <w:r>
+        <w:t>}</w:t>
+      </w:r>
+    </w:p>
+    <w:p>
+      <w:pPr>
+        <w:pStyle w:val="Ttulo1"/>
         <w:rPr>
           <w:b/>
           <w:sz w:val="48"/>
           <w:szCs w:val="48"/>
         </w:rPr>
-        <w:t>puertos para los hosts virtuales</w:t>
-      </w:r>
-    </w:p>
-    <w:p>
-      <w:pPr>
-        <w:spacing w:after="0"/>
-      </w:pPr>
-      <w:r>
-        <w:t>Cambiar puertos en el virtual host</w:t>
-      </w:r>
-    </w:p>
-    <w:p>
-      <w:pPr>
-        <w:spacing w:after="0"/>
-      </w:pPr>
-      <w:r>
-        <w:t>Cambiar/añadir puertos en /</w:t>
-      </w:r>
-      <w:proofErr w:type="spellStart"/>
-      <w:r>
-        <w:t>etc</w:t>
-      </w:r>
-      <w:proofErr w:type="spellEnd"/>
-      <w:r>
-        <w:t>/apache2/{</w:t>
-      </w:r>
-      <w:proofErr w:type="spellStart"/>
-      <w:proofErr w:type="gramStart"/>
-      <w:r>
-        <w:t>ports.conf</w:t>
-      </w:r>
-      <w:proofErr w:type="spellEnd"/>
-      <w:proofErr w:type="gramEnd"/>
-      <w:r>
-        <w:t>}</w:t>
-      </w:r>
-    </w:p>
-    <w:p>
-      <w:pPr>
-        <w:pStyle w:val="Ttulo1"/>
+      </w:pPr>
+      <w:r>
         <w:rPr>
           <w:b/>
           <w:sz w:val="48"/>
           <w:szCs w:val="48"/>
         </w:rPr>
-      </w:pPr>
+        <w:lastRenderedPageBreak/>
+        <w:t xml:space="preserve">Cambiar Hosts y </w:t>
+      </w:r>
+      <w:bookmarkEnd w:id="1"/>
       <w:r>
         <w:rPr>
           <w:b/>
           <w:sz w:val="48"/>
           <w:szCs w:val="48"/>
         </w:rPr>
-        <w:lastRenderedPageBreak/>
-        <w:t xml:space="preserve">Cambiar Hosts y </w:t>
-      </w:r>
-      <w:bookmarkEnd w:id="1"/>
+        <w:t xml:space="preserve">Habilitar direcciones para los </w:t>
+      </w:r>
+      <w:proofErr w:type="gramStart"/>
       <w:r>
         <w:rPr>
           <w:b/>
           <w:sz w:val="48"/>
           <w:szCs w:val="48"/>
         </w:rPr>
-        <w:t xml:space="preserve">Habilitar direcciones para los </w:t>
+        <w:t>virtual hosts</w:t>
+      </w:r>
+      <w:proofErr w:type="gramEnd"/>
+    </w:p>
+    <w:p>
+      <w:pPr>
+        <w:spacing w:after="0"/>
+      </w:pPr>
+      <w:r>
+        <w:rPr>
+          <w:b/>
+        </w:rPr>
+        <w:t>Hosts en Windows:</w:t>
+      </w:r>
+      <w:r>
+        <w:t xml:space="preserve"> </w:t>
+      </w:r>
+      <w:r>
+        <w:t>C:\Windows\System32\drivers\etc</w:t>
+      </w:r>
+      <w:r>
+        <w:t>\ {hosts}</w:t>
+      </w:r>
+    </w:p>
+    <w:p>
+      <w:pPr>
+        <w:spacing w:after="0"/>
+      </w:pPr>
+      <w:r>
+        <w:rPr>
+          <w:b/>
+        </w:rPr>
+        <w:t>Hosts en Ubuntu:</w:t>
+      </w:r>
+      <w:r>
+        <w:t xml:space="preserve"> /</w:t>
+      </w:r>
+      <w:proofErr w:type="spellStart"/>
+      <w:r>
+        <w:rPr>
+          <w:u w:val="single"/>
+        </w:rPr>
+        <w:t>etc</w:t>
+      </w:r>
+      <w:proofErr w:type="spellEnd"/>
+      <w:r>
+        <w:t xml:space="preserve">/ </w:t>
       </w:r>
       <w:proofErr w:type="gramStart"/>
       <w:r>
+        <w:t xml:space="preserve">{ </w:t>
+      </w:r>
+      <w:r>
+        <w:t>hosts</w:t>
+      </w:r>
+      <w:proofErr w:type="gramEnd"/>
+      <w:r>
+        <w:t xml:space="preserve"> </w:t>
+      </w:r>
+      <w:r>
+        <w:t>}</w:t>
+      </w:r>
+    </w:p>
+    <w:p>
+      <w:pPr>
+        <w:spacing w:after="0"/>
+      </w:pPr>
+    </w:p>
+    <w:p>
+      <w:pPr>
+        <w:spacing w:after="0"/>
+      </w:pPr>
+      <w:r>
+        <w:t xml:space="preserve">Aplicar la directiva </w:t>
+      </w:r>
+      <w:proofErr w:type="spellStart"/>
+      <w:r>
+        <w:t>ServerName</w:t>
+      </w:r>
+      <w:proofErr w:type="spellEnd"/>
+    </w:p>
+    <w:p>
+      <w:pPr>
+        <w:pStyle w:val="Ttulo1"/>
         <w:rPr>
           <w:b/>
           <w:sz w:val="48"/>
           <w:szCs w:val="48"/>
         </w:rPr>
-        <w:t>virtual hosts</w:t>
-      </w:r>
-      <w:proofErr w:type="gramEnd"/>
-    </w:p>
-    <w:p>
-      <w:pPr>
-        <w:spacing w:after="0"/>
-      </w:pPr>
-      <w:r>
-        <w:rPr>
-          <w:b/>
-        </w:rPr>
-        <w:t>Hosts en Windows:</w:t>
-      </w:r>
-      <w:r>
-        <w:t xml:space="preserve"> </w:t>
-      </w:r>
-      <w:r>
-        <w:t>C:\Windows\System32\drivers\etc</w:t>
-      </w:r>
-      <w:r>
-        <w:t>\ {hosts}</w:t>
-      </w:r>
-    </w:p>
-    <w:p>
-      <w:pPr>
-        <w:spacing w:after="0"/>
-      </w:pPr>
-      <w:r>
-        <w:rPr>
-          <w:b/>
-        </w:rPr>
-        <w:t>Hosts en Ubuntu:</w:t>
-      </w:r>
-      <w:r>
-        <w:t xml:space="preserve"> /</w:t>
-      </w:r>
-      <w:proofErr w:type="spellStart"/>
-      <w:r>
-        <w:rPr>
-          <w:u w:val="single"/>
-        </w:rPr>
-        <w:t>etc</w:t>
-      </w:r>
-      <w:proofErr w:type="spellEnd"/>
-      <w:r>
-        <w:t xml:space="preserve">/ </w:t>
-      </w:r>
-      <w:proofErr w:type="gramStart"/>
-      <w:r>
-        <w:t xml:space="preserve">{ </w:t>
-      </w:r>
-      <w:r>
-        <w:t>hosts</w:t>
-      </w:r>
-      <w:proofErr w:type="gramEnd"/>
-      <w:r>
-        <w:t xml:space="preserve"> </w:t>
-      </w:r>
-      <w:r>
-        <w:t>}</w:t>
-      </w:r>
-    </w:p>
-    <w:p>
-      <w:pPr>
-        <w:spacing w:after="0"/>
-      </w:pPr>
-    </w:p>
-    <w:p>
-      <w:pPr>
-        <w:spacing w:after="0"/>
-      </w:pPr>
-      <w:r>
-        <w:t xml:space="preserve">Aplicar la directiva </w:t>
-      </w:r>
-      <w:proofErr w:type="spellStart"/>
-      <w:r>
-        <w:t>ServerName</w:t>
-      </w:r>
-      <w:proofErr w:type="spellEnd"/>
-    </w:p>
-    <w:p>
-      <w:pPr>
-        <w:pStyle w:val="Ttulo1"/>
+      </w:pPr>
+      <w:r>
         <w:rPr>
           <w:b/>
           <w:sz w:val="48"/>
           <w:szCs w:val="48"/>
         </w:rPr>
-      </w:pPr>
-      <w:r>
+        <w:t>Cambiar archivo predeterminado que se abre al acceder a un directorio</w:t>
+      </w:r>
+    </w:p>
+    <w:p>
+      <w:proofErr w:type="spellStart"/>
+      <w:r>
+        <w:t>Directory</w:t>
+      </w:r>
+      <w:proofErr w:type="spellEnd"/>
+      <w:r>
+        <w:t xml:space="preserve"> </w:t>
+      </w:r>
+      <w:proofErr w:type="spellStart"/>
+      <w:r>
+        <w:t>index</w:t>
+      </w:r>
+      <w:proofErr w:type="spellEnd"/>
+      <w:r>
+        <w:t xml:space="preserve"> empresa.html</w:t>
+      </w:r>
+    </w:p>
+    <w:p>
+      <w:pPr>
+        <w:pStyle w:val="Ttulo1"/>
         <w:rPr>
           <w:b/>
           <w:sz w:val="48"/>
           <w:szCs w:val="48"/>
         </w:rPr>
-        <w:t>Cambiar archivo predeterminado que se abre al acceder a un directorio</w:t>
-      </w:r>
-    </w:p>
-    <w:p>
-      <w:proofErr w:type="spellStart"/>
-      <w:r>
-        <w:t>Directory</w:t>
-      </w:r>
-      <w:proofErr w:type="spellEnd"/>
-      <w:r>
-        <w:t xml:space="preserve"> </w:t>
-      </w:r>
-      <w:proofErr w:type="spellStart"/>
-      <w:r>
-        <w:t>index</w:t>
-      </w:r>
-      <w:proofErr w:type="spellEnd"/>
-      <w:r>
-        <w:t xml:space="preserve"> empresa.html</w:t>
-      </w:r>
-    </w:p>
-    <w:p>
-      <w:pPr>
-        <w:pStyle w:val="Ttulo1"/>
+      </w:pPr>
+      <w:r>
         <w:rPr>
           <w:b/>
           <w:sz w:val="48"/>
           <w:szCs w:val="48"/>
         </w:rPr>
-      </w:pPr>
+        <w:t xml:space="preserve">Añadir página de error (404, 403, </w:t>
+      </w:r>
+      <w:proofErr w:type="spellStart"/>
       <w:r>
         <w:rPr>
           <w:b/>
           <w:sz w:val="48"/>
           <w:szCs w:val="48"/>
         </w:rPr>
-        <w:t xml:space="preserve">Añadir página de error (404, 403, </w:t>
-      </w:r>
-      <w:proofErr w:type="spellStart"/>
+        <w:t>etc</w:t>
+      </w:r>
+      <w:proofErr w:type="spellEnd"/>
       <w:r>
         <w:rPr>
           <w:b/>
           <w:sz w:val="48"/>
           <w:szCs w:val="48"/>
         </w:rPr>
-        <w:t>etc</w:t>
-      </w:r>
-      <w:proofErr w:type="spellEnd"/>
-      <w:r>
+        <w:t>)</w:t>
+      </w:r>
+    </w:p>
+    <w:p>
+      <w:pPr>
+        <w:spacing w:after="0"/>
+      </w:pPr>
+      <w:r>
+        <w:t>Alias /</w:t>
+      </w:r>
+      <w:proofErr w:type="spellStart"/>
+      <w:r>
+        <w:t>localized</w:t>
+      </w:r>
+      <w:proofErr w:type="spellEnd"/>
+      <w:r>
+        <w:t>-error-</w:t>
+      </w:r>
+      <w:proofErr w:type="spellStart"/>
+      <w:r>
+        <w:t>pages</w:t>
+      </w:r>
+      <w:proofErr w:type="spellEnd"/>
+      <w:r>
+        <w:t xml:space="preserve"> /</w:t>
+      </w:r>
+      <w:proofErr w:type="spellStart"/>
+      <w:r>
+        <w:t>var</w:t>
+      </w:r>
+      <w:proofErr w:type="spellEnd"/>
+      <w:r>
+        <w:t>/www/</w:t>
+      </w:r>
+      <w:proofErr w:type="spellStart"/>
+      <w:r>
+        <w:t>html</w:t>
+      </w:r>
+      <w:proofErr w:type="spellEnd"/>
+      <w:r>
+        <w:t>/</w:t>
+      </w:r>
+      <w:proofErr w:type="spellStart"/>
+      <w:r>
+        <w:t>localized</w:t>
+      </w:r>
+      <w:proofErr w:type="spellEnd"/>
+      <w:r>
+        <w:t>-error-</w:t>
+      </w:r>
+      <w:proofErr w:type="spellStart"/>
+      <w:r>
+        <w:t>pages</w:t>
+      </w:r>
+      <w:proofErr w:type="spellEnd"/>
+    </w:p>
+    <w:p>
+      <w:pPr>
+        <w:spacing w:after="0"/>
+      </w:pPr>
+      <w:proofErr w:type="spellStart"/>
+      <w:r>
+        <w:t>ErrorDocument</w:t>
+      </w:r>
+      <w:proofErr w:type="spellEnd"/>
+      <w:r>
+        <w:t xml:space="preserve"> 404 /</w:t>
+      </w:r>
+      <w:proofErr w:type="spellStart"/>
+      <w:r>
+        <w:t>localized</w:t>
+      </w:r>
+      <w:proofErr w:type="spellEnd"/>
+      <w:r>
+        <w:t>-error-</w:t>
+      </w:r>
+      <w:proofErr w:type="spellStart"/>
+      <w:r>
+        <w:t>pages</w:t>
+      </w:r>
+      <w:proofErr w:type="spellEnd"/>
+      <w:r>
+        <w:t>/404.html</w:t>
+      </w:r>
+    </w:p>
+    <w:p>
+      <w:pPr>
+        <w:pStyle w:val="Ttulo1"/>
         <w:rPr>
           <w:b/>
           <w:sz w:val="48"/>
           <w:szCs w:val="48"/>
         </w:rPr>
-        <w:t>)</w:t>
-      </w:r>
-    </w:p>
-    <w:p>
-      <w:pPr>
-        <w:spacing w:after="0"/>
-      </w:pPr>
-      <w:r>
-        <w:t>Alias /</w:t>
-      </w:r>
-      <w:proofErr w:type="spellStart"/>
-      <w:r>
-        <w:t>localized</w:t>
-      </w:r>
-      <w:proofErr w:type="spellEnd"/>
-      <w:r>
-        <w:t>-error-</w:t>
-      </w:r>
-      <w:proofErr w:type="spellStart"/>
-      <w:r>
-        <w:t>pages</w:t>
-      </w:r>
-      <w:proofErr w:type="spellEnd"/>
-      <w:r>
-        <w:t xml:space="preserve"> /</w:t>
-      </w:r>
-      <w:proofErr w:type="spellStart"/>
-      <w:r>
-        <w:t>var</w:t>
-      </w:r>
-      <w:proofErr w:type="spellEnd"/>
-      <w:r>
-        <w:t>/www/</w:t>
-      </w:r>
-      <w:proofErr w:type="spellStart"/>
-      <w:r>
-        <w:t>html</w:t>
-      </w:r>
-      <w:proofErr w:type="spellEnd"/>
-      <w:r>
-        <w:t>/</w:t>
-      </w:r>
-      <w:proofErr w:type="spellStart"/>
-      <w:r>
-        <w:t>localized</w:t>
-      </w:r>
-      <w:proofErr w:type="spellEnd"/>
-      <w:r>
-        <w:t>-error-</w:t>
-      </w:r>
-      <w:proofErr w:type="spellStart"/>
-      <w:r>
-        <w:t>pages</w:t>
-      </w:r>
-      <w:proofErr w:type="spellEnd"/>
-    </w:p>
-    <w:p>
-      <w:pPr>
-        <w:spacing w:after="0"/>
-      </w:pPr>
-      <w:proofErr w:type="spellStart"/>
-      <w:r>
-        <w:t>ErrorDocument</w:t>
-      </w:r>
-      <w:proofErr w:type="spellEnd"/>
-      <w:r>
-        <w:t xml:space="preserve"> 404 /</w:t>
-      </w:r>
-      <w:proofErr w:type="spellStart"/>
-      <w:r>
-        <w:t>localized</w:t>
-      </w:r>
-      <w:proofErr w:type="spellEnd"/>
-      <w:r>
-        <w:t>-error-</w:t>
-      </w:r>
-      <w:proofErr w:type="spellStart"/>
-      <w:r>
-        <w:t>pages</w:t>
-      </w:r>
-      <w:proofErr w:type="spellEnd"/>
-      <w:r>
-        <w:t>/404.html</w:t>
-      </w:r>
-    </w:p>
-    <w:p>
-      <w:pPr>
-        <w:pStyle w:val="Ttulo1"/>
+      </w:pPr>
+      <w:r>
         <w:rPr>
           <w:b/>
           <w:sz w:val="48"/>
           <w:szCs w:val="48"/>
         </w:rPr>
-      </w:pPr>
+        <w:t xml:space="preserve">Cambiar los </w:t>
+      </w:r>
+      <w:proofErr w:type="spellStart"/>
       <w:r>
         <w:rPr>
           <w:b/>
           <w:sz w:val="48"/>
           <w:szCs w:val="48"/>
         </w:rPr>
-        <w:t xml:space="preserve">Cambiar los </w:t>
-      </w:r>
-      <w:proofErr w:type="spellStart"/>
-      <w:r>
+        <w:t>logs</w:t>
+      </w:r>
+      <w:proofErr w:type="spellEnd"/>
+    </w:p>
+    <w:p>
+      <w:r>
+        <w:rPr>
+          <w:b/>
+        </w:rPr>
+        <w:t xml:space="preserve">Para crear un formato para los Access </w:t>
+      </w:r>
+      <w:proofErr w:type="spellStart"/>
+      <w:r>
+        <w:rPr>
+          <w:b/>
+        </w:rPr>
+        <w:t>logs</w:t>
+      </w:r>
+      <w:proofErr w:type="spellEnd"/>
+      <w:r>
+        <w:rPr>
+          <w:b/>
+        </w:rPr>
+        <w:t>:</w:t>
+      </w:r>
+    </w:p>
+    <w:p>
+      <w:proofErr w:type="spellStart"/>
+      <w:r>
+        <w:t>LogFormat</w:t>
+      </w:r>
+      <w:proofErr w:type="spellEnd"/>
+      <w:r>
+        <w:t xml:space="preserve"> "%h %t %</w:t>
+      </w:r>
+      <w:proofErr w:type="spellStart"/>
+      <w:r>
+        <w:t>v%U</w:t>
+      </w:r>
+      <w:proofErr w:type="spellEnd"/>
+      <w:r>
+        <w:t xml:space="preserve">" </w:t>
+      </w:r>
+      <w:proofErr w:type="spellStart"/>
+      <w:r>
+        <w:t>customlog</w:t>
+      </w:r>
+      <w:proofErr w:type="spellEnd"/>
+    </w:p>
+    <w:p>
+      <w:pPr>
+        <w:rPr>
+          <w:b/>
+        </w:rPr>
+      </w:pPr>
+      <w:r>
+        <w:rPr>
+          <w:b/>
+        </w:rPr>
+        <w:t xml:space="preserve">Para cambiar los </w:t>
+      </w:r>
+      <w:proofErr w:type="spellStart"/>
+      <w:r>
+        <w:rPr>
+          <w:b/>
+        </w:rPr>
+        <w:t>acces</w:t>
+      </w:r>
+      <w:r>
+        <w:rPr>
+          <w:b/>
+        </w:rPr>
+        <w:t>s</w:t>
+      </w:r>
+      <w:proofErr w:type="spellEnd"/>
+      <w:r>
+        <w:rPr>
+          <w:b/>
+        </w:rPr>
+        <w:t xml:space="preserve"> </w:t>
+      </w:r>
+      <w:proofErr w:type="spellStart"/>
+      <w:r>
+        <w:rPr>
+          <w:b/>
+        </w:rPr>
+        <w:t>logs</w:t>
+      </w:r>
+      <w:proofErr w:type="spellEnd"/>
+      <w:r>
+        <w:rPr>
+          <w:b/>
+        </w:rPr>
+        <w:t>:</w:t>
+      </w:r>
+    </w:p>
+    <w:p>
+      <w:pPr>
+        <w:rPr>
+          <w:b/>
+        </w:rPr>
+      </w:pPr>
+      <w:proofErr w:type="spellStart"/>
+      <w:r>
+        <w:t>CustomLog</w:t>
+      </w:r>
+      <w:proofErr w:type="spellEnd"/>
+      <w:r>
+        <w:t xml:space="preserve"> ${APACHE_LOG_</w:t>
+      </w:r>
+      <w:proofErr w:type="gramStart"/>
+      <w:r>
+        <w:t>DIR}/empresa/empresa-access.log</w:t>
+      </w:r>
+      <w:proofErr w:type="gramEnd"/>
+      <w:r>
+        <w:t xml:space="preserve"> </w:t>
+      </w:r>
+      <w:proofErr w:type="spellStart"/>
+      <w:r>
+        <w:t>customlog</w:t>
+      </w:r>
+      <w:proofErr w:type="spellEnd"/>
+    </w:p>
+    <w:p>
+      <w:pPr>
+        <w:rPr>
+          <w:b/>
+        </w:rPr>
+      </w:pPr>
+      <w:r>
+        <w:rPr>
+          <w:b/>
+        </w:rPr>
+        <w:t xml:space="preserve">Para cambiar </w:t>
+      </w:r>
+      <w:proofErr w:type="gramStart"/>
+      <w:r>
+        <w:rPr>
+          <w:b/>
+        </w:rPr>
+        <w:t>los e</w:t>
+      </w:r>
+      <w:r>
+        <w:rPr>
+          <w:b/>
+        </w:rPr>
+        <w:t>rror</w:t>
+      </w:r>
+      <w:proofErr w:type="gramEnd"/>
+      <w:r>
+        <w:rPr>
+          <w:b/>
+        </w:rPr>
+        <w:t xml:space="preserve"> </w:t>
+      </w:r>
+      <w:proofErr w:type="spellStart"/>
+      <w:r>
+        <w:rPr>
+          <w:b/>
+        </w:rPr>
+        <w:t>logs</w:t>
+      </w:r>
+      <w:proofErr w:type="spellEnd"/>
+      <w:r>
+        <w:rPr>
+          <w:b/>
+        </w:rPr>
+        <w:t>:</w:t>
+      </w:r>
+    </w:p>
+    <w:p>
+      <w:proofErr w:type="spellStart"/>
+      <w:r>
+        <w:t>ErrorLog</w:t>
+      </w:r>
+      <w:proofErr w:type="spellEnd"/>
+      <w:r>
+        <w:t xml:space="preserve"> ${APACHE_LOG_</w:t>
+      </w:r>
+      <w:proofErr w:type="gramStart"/>
+      <w:r>
+        <w:t>DIR}/empresa/empresa-error.log</w:t>
+      </w:r>
+      <w:proofErr w:type="gramEnd"/>
+    </w:p>
+    <w:p>
+      <w:pPr>
+        <w:pStyle w:val="Ttulo1"/>
         <w:rPr>
           <w:b/>
           <w:sz w:val="48"/>
           <w:szCs w:val="48"/>
         </w:rPr>
-        <w:t>logs</w:t>
-      </w:r>
-      <w:proofErr w:type="spellEnd"/>
-    </w:p>
-    <w:p>
-      <w:r>
-        <w:rPr>
-          <w:b/>
-        </w:rPr>
-        <w:t xml:space="preserve">Para crear un formato para los Access </w:t>
-      </w:r>
-      <w:proofErr w:type="spellStart"/>
-      <w:r>
-        <w:rPr>
-          <w:b/>
-        </w:rPr>
-        <w:t>logs</w:t>
-      </w:r>
-      <w:proofErr w:type="spellEnd"/>
-      <w:r>
-        <w:rPr>
-          <w:b/>
-        </w:rPr>
-        <w:t>:</w:t>
-      </w:r>
-    </w:p>
-    <w:p>
-      <w:proofErr w:type="spellStart"/>
-      <w:r>
-        <w:t>L</w:t>
-      </w:r>
-      <w:r>
-        <w:t>ogFormat</w:t>
-      </w:r>
-      <w:proofErr w:type="spellEnd"/>
-      <w:r>
-        <w:t xml:space="preserve"> "%h %t %</w:t>
-      </w:r>
-      <w:proofErr w:type="spellStart"/>
-      <w:r>
-        <w:t>v%U</w:t>
-      </w:r>
-      <w:proofErr w:type="spellEnd"/>
-      <w:r>
-        <w:t xml:space="preserve">" </w:t>
-      </w:r>
-      <w:proofErr w:type="spellStart"/>
-      <w:r>
-        <w:t>customlog</w:t>
-      </w:r>
-      <w:proofErr w:type="spellEnd"/>
-    </w:p>
-    <w:p>
-      <w:pPr>
-        <w:rPr>
-          <w:b/>
-        </w:rPr>
-      </w:pPr>
-      <w:r>
-        <w:rPr>
-          <w:b/>
-        </w:rPr>
-        <w:t xml:space="preserve">Para cambiar los </w:t>
-      </w:r>
-      <w:proofErr w:type="spellStart"/>
-      <w:r>
-        <w:rPr>
-          <w:b/>
-        </w:rPr>
-        <w:t>acces</w:t>
-      </w:r>
-      <w:r>
-        <w:rPr>
-          <w:b/>
-        </w:rPr>
-        <w:t>s</w:t>
-      </w:r>
-      <w:proofErr w:type="spellEnd"/>
-      <w:r>
-        <w:rPr>
-          <w:b/>
-        </w:rPr>
-        <w:t xml:space="preserve"> </w:t>
-      </w:r>
-      <w:proofErr w:type="spellStart"/>
-      <w:r>
-        <w:rPr>
-          <w:b/>
-        </w:rPr>
-        <w:t>logs</w:t>
-      </w:r>
-      <w:proofErr w:type="spellEnd"/>
-      <w:r>
-        <w:rPr>
-          <w:b/>
-        </w:rPr>
-        <w:t>:</w:t>
-      </w:r>
-    </w:p>
-    <w:p>
-      <w:pPr>
-        <w:rPr>
-          <w:b/>
-        </w:rPr>
-      </w:pPr>
-      <w:proofErr w:type="spellStart"/>
-      <w:r>
-        <w:t>CustomLog</w:t>
-      </w:r>
-      <w:proofErr w:type="spellEnd"/>
-      <w:r>
-        <w:t xml:space="preserve"> ${APACHE_LOG_</w:t>
-      </w:r>
-      <w:proofErr w:type="gramStart"/>
-      <w:r>
-        <w:t>DIR}/empresa/empresa-access.log</w:t>
-      </w:r>
-      <w:proofErr w:type="gramEnd"/>
-      <w:r>
-        <w:t xml:space="preserve"> </w:t>
-      </w:r>
-      <w:proofErr w:type="spellStart"/>
-      <w:r>
-        <w:t>customlog</w:t>
-      </w:r>
-      <w:proofErr w:type="spellEnd"/>
-    </w:p>
-    <w:p>
-      <w:pPr>
-        <w:rPr>
-          <w:b/>
-        </w:rPr>
-      </w:pPr>
-      <w:r>
-        <w:rPr>
-          <w:b/>
-        </w:rPr>
-        <w:t xml:space="preserve">Para cambiar </w:t>
-      </w:r>
-      <w:proofErr w:type="gramStart"/>
-      <w:r>
-        <w:rPr>
-          <w:b/>
-        </w:rPr>
-        <w:t xml:space="preserve">los </w:t>
-      </w:r>
-      <w:r>
-        <w:rPr>
-          <w:b/>
-        </w:rPr>
-        <w:t>e</w:t>
-      </w:r>
-      <w:r>
-        <w:rPr>
-          <w:b/>
-        </w:rPr>
-        <w:t>rror</w:t>
-      </w:r>
-      <w:proofErr w:type="gramEnd"/>
-      <w:r>
-        <w:rPr>
-          <w:b/>
-        </w:rPr>
-        <w:t xml:space="preserve"> </w:t>
-      </w:r>
-      <w:proofErr w:type="spellStart"/>
-      <w:r>
-        <w:rPr>
-          <w:b/>
-        </w:rPr>
-        <w:t>logs</w:t>
-      </w:r>
-      <w:proofErr w:type="spellEnd"/>
-      <w:r>
-        <w:rPr>
-          <w:b/>
-        </w:rPr>
-        <w:t>:</w:t>
-      </w:r>
-    </w:p>
-    <w:p>
-      <w:proofErr w:type="spellStart"/>
-      <w:r>
-        <w:t>ErrorLog</w:t>
-      </w:r>
-      <w:proofErr w:type="spellEnd"/>
-      <w:r>
-        <w:t xml:space="preserve"> ${APACHE_LOG_</w:t>
-      </w:r>
-      <w:proofErr w:type="gramStart"/>
-      <w:r>
-        <w:t>DIR}/empresa/empresa-error.log</w:t>
-      </w:r>
-      <w:proofErr w:type="gramEnd"/>
-    </w:p>
-    <w:p>
-      <w:pPr>
-        <w:pStyle w:val="Ttulo1"/>
+      </w:pPr>
+      <w:r>
         <w:rPr>
           <w:b/>
           <w:sz w:val="48"/>
           <w:szCs w:val="48"/>
         </w:rPr>
-      </w:pPr>
-      <w:r>
+        <w:t>Añadir usuario al sistema</w:t>
+      </w:r>
+    </w:p>
+    <w:p>
+      <w:r>
+        <w:t xml:space="preserve">Sudo </w:t>
+      </w:r>
+      <w:proofErr w:type="spellStart"/>
+      <w:r>
+        <w:t>useradd</w:t>
+      </w:r>
+      <w:proofErr w:type="spellEnd"/>
+      <w:r>
+        <w:t xml:space="preserve"> marketing</w:t>
+      </w:r>
+    </w:p>
+    <w:p>
+      <w:pPr>
+        <w:pStyle w:val="Ttulo1"/>
         <w:rPr>
           <w:b/>
           <w:sz w:val="48"/>
           <w:szCs w:val="48"/>
         </w:rPr>
-        <w:t>Añadir usuario al sistema</w:t>
-      </w:r>
-    </w:p>
-    <w:p>
-      <w:r>
-        <w:t xml:space="preserve">Sudo </w:t>
-      </w:r>
-      <w:proofErr w:type="spellStart"/>
-      <w:r>
-        <w:t>useradd</w:t>
-      </w:r>
-      <w:proofErr w:type="spellEnd"/>
-      <w:r>
-        <w:t xml:space="preserve"> marketing</w:t>
-      </w:r>
-    </w:p>
-    <w:p>
-      <w:pPr>
-        <w:pStyle w:val="Ttulo1"/>
+      </w:pPr>
+      <w:r>
         <w:rPr>
           <w:b/>
           <w:sz w:val="48"/>
           <w:szCs w:val="48"/>
         </w:rPr>
-      </w:pPr>
+        <w:t xml:space="preserve">Redirigir de una </w:t>
+      </w:r>
+      <w:proofErr w:type="spellStart"/>
       <w:r>
         <w:rPr>
           <w:b/>
           <w:sz w:val="48"/>
           <w:szCs w:val="48"/>
         </w:rPr>
-        <w:t xml:space="preserve">Redirigir de una </w:t>
-      </w:r>
-      <w:proofErr w:type="spellStart"/>
+        <w:t>url</w:t>
+      </w:r>
+      <w:proofErr w:type="spellEnd"/>
       <w:r>
         <w:rPr>
           <w:b/>
           <w:sz w:val="48"/>
           <w:szCs w:val="48"/>
         </w:rPr>
-        <w:t>url</w:t>
-      </w:r>
-      <w:proofErr w:type="spellEnd"/>
-      <w:r>
+        <w:t xml:space="preserve"> a un directorio</w:t>
+      </w:r>
+    </w:p>
+    <w:p>
+      <w:r>
+        <w:rPr>
+          <w:b/>
+        </w:rPr>
+        <w:t xml:space="preserve">Redirigir rutas dentro del </w:t>
+      </w:r>
+      <w:proofErr w:type="spellStart"/>
+      <w:r>
+        <w:rPr>
+          <w:b/>
+        </w:rPr>
+        <w:t>DocumentRoot</w:t>
+      </w:r>
+      <w:proofErr w:type="spellEnd"/>
+      <w:r>
+        <w:rPr>
+          <w:b/>
+        </w:rPr>
+        <w:t>:</w:t>
+      </w:r>
+      <w:r>
+        <w:t xml:space="preserve"> </w:t>
+      </w:r>
+      <w:proofErr w:type="spellStart"/>
+      <w:r>
+        <w:t>Redirect</w:t>
+      </w:r>
+      <w:proofErr w:type="spellEnd"/>
+      <w:r>
+        <w:t xml:space="preserve"> </w:t>
+      </w:r>
+      <w:r>
+        <w:t>/marketing /home/marketing/</w:t>
+      </w:r>
+      <w:proofErr w:type="spellStart"/>
+      <w:r>
+        <w:t>docs</w:t>
+      </w:r>
+      <w:r>
+        <w:t>Alias</w:t>
+      </w:r>
+      <w:proofErr w:type="spellEnd"/>
+      <w:r>
+        <w:t xml:space="preserve"> </w:t>
+      </w:r>
+      <w:r>
+        <w:rPr>
+          <w:b/>
+        </w:rPr>
+        <w:t>Redirigir cualquier ruta:</w:t>
+      </w:r>
+      <w:r>
+        <w:t xml:space="preserve"> </w:t>
+      </w:r>
+      <w:r>
+        <w:t>Alias /marketing /home/marketing/</w:t>
+      </w:r>
+      <w:proofErr w:type="spellStart"/>
+      <w:r>
+        <w:t>docs</w:t>
+      </w:r>
+      <w:proofErr w:type="spellEnd"/>
+      <w:r>
+        <w:t xml:space="preserve">, </w:t>
+      </w:r>
+      <w:r>
+        <w:rPr>
+          <w:b/>
+        </w:rPr>
+        <w:t xml:space="preserve">pero si es </w:t>
+      </w:r>
+      <w:proofErr w:type="gramStart"/>
+      <w:r>
+        <w:rPr>
+          <w:b/>
+        </w:rPr>
+        <w:t>un ruta</w:t>
+      </w:r>
+      <w:proofErr w:type="gramEnd"/>
+      <w:r>
+        <w:rPr>
+          <w:b/>
+        </w:rPr>
+        <w:t xml:space="preserve"> fuera del </w:t>
+      </w:r>
+      <w:proofErr w:type="spellStart"/>
+      <w:r>
+        <w:rPr>
+          <w:b/>
+        </w:rPr>
+        <w:t>document</w:t>
+      </w:r>
+      <w:proofErr w:type="spellEnd"/>
+      <w:r>
+        <w:rPr>
+          <w:b/>
+        </w:rPr>
+        <w:t xml:space="preserve"> </w:t>
+      </w:r>
+      <w:proofErr w:type="spellStart"/>
+      <w:r>
+        <w:rPr>
+          <w:b/>
+        </w:rPr>
+        <w:t>root</w:t>
+      </w:r>
+      <w:proofErr w:type="spellEnd"/>
+      <w:r>
+        <w:rPr>
+          <w:b/>
+        </w:rPr>
+        <w:t xml:space="preserve"> se necesitará:</w:t>
+      </w:r>
+    </w:p>
+    <w:p>
+      <w:pPr>
+        <w:pStyle w:val="Prrafodelista"/>
+        <w:spacing w:after="0"/>
+      </w:pPr>
+      <w:r>
+        <w:t>&lt;</w:t>
+      </w:r>
+      <w:proofErr w:type="spellStart"/>
+      <w:r>
+        <w:t>Directory</w:t>
+      </w:r>
+      <w:proofErr w:type="spellEnd"/>
+      <w:r>
+        <w:t xml:space="preserve"> /home/marketing/</w:t>
+      </w:r>
+      <w:proofErr w:type="spellStart"/>
+      <w:r>
+        <w:t>docs</w:t>
+      </w:r>
+      <w:proofErr w:type="spellEnd"/>
+      <w:r>
+        <w:t>&gt;</w:t>
+      </w:r>
+    </w:p>
+    <w:p>
+      <w:pPr>
+        <w:pStyle w:val="Prrafodelista"/>
+        <w:spacing w:after="0"/>
+      </w:pPr>
+      <w:r>
+        <w:tab/>
+      </w:r>
+      <w:proofErr w:type="spellStart"/>
+      <w:r>
+        <w:t>Require</w:t>
+      </w:r>
+      <w:proofErr w:type="spellEnd"/>
+      <w:r>
+        <w:t xml:space="preserve"> </w:t>
+      </w:r>
+      <w:proofErr w:type="spellStart"/>
+      <w:r>
+        <w:t>all</w:t>
+      </w:r>
+      <w:proofErr w:type="spellEnd"/>
+      <w:r>
+        <w:t xml:space="preserve"> </w:t>
+      </w:r>
+      <w:proofErr w:type="spellStart"/>
+      <w:r>
+        <w:t>granted</w:t>
+      </w:r>
+      <w:proofErr w:type="spellEnd"/>
+    </w:p>
+    <w:p>
+      <w:pPr>
+        <w:pStyle w:val="Prrafodelista"/>
+        <w:spacing w:after="0"/>
+      </w:pPr>
+      <w:r>
+        <w:t>&lt;/</w:t>
+      </w:r>
+      <w:proofErr w:type="spellStart"/>
+      <w:r>
+        <w:t>Directory</w:t>
+      </w:r>
+      <w:proofErr w:type="spellEnd"/>
+      <w:r>
+        <w:t>&gt;</w:t>
+      </w:r>
+    </w:p>
+    <w:p>
+      <w:pPr>
+        <w:pStyle w:val="Ttulo1"/>
         <w:rPr>
           <w:b/>
           <w:sz w:val="48"/>
           <w:szCs w:val="48"/>
         </w:rPr>
-        <w:t xml:space="preserve"> a un directorio</w:t>
-      </w:r>
-    </w:p>
-    <w:p>
-      <w:r>
-        <w:rPr>
-          <w:b/>
-        </w:rPr>
-        <w:t xml:space="preserve">Redirigir </w:t>
-      </w:r>
-      <w:r>
-        <w:rPr>
-          <w:b/>
-        </w:rPr>
-        <w:t xml:space="preserve">rutas dentro del </w:t>
-      </w:r>
-      <w:proofErr w:type="spellStart"/>
-      <w:r>
-        <w:rPr>
-          <w:b/>
-        </w:rPr>
-        <w:t>DocumentRoot</w:t>
-      </w:r>
-      <w:proofErr w:type="spellEnd"/>
-      <w:r>
-        <w:rPr>
-          <w:b/>
-        </w:rPr>
-        <w:t>:</w:t>
-      </w:r>
-      <w:r>
-        <w:t xml:space="preserve"> </w:t>
-      </w:r>
-      <w:proofErr w:type="spellStart"/>
-      <w:r>
-        <w:t>Redirect</w:t>
-      </w:r>
-      <w:proofErr w:type="spellEnd"/>
-      <w:r>
-        <w:t xml:space="preserve"> </w:t>
-      </w:r>
-      <w:r>
-        <w:t>/marketing /home/marketing/</w:t>
-      </w:r>
-      <w:proofErr w:type="spellStart"/>
-      <w:r>
-        <w:t>docs</w:t>
-      </w:r>
-      <w:r>
-        <w:t>Alias</w:t>
-      </w:r>
-      <w:proofErr w:type="spellEnd"/>
-      <w:r>
-        <w:t xml:space="preserve"> </w:t>
-      </w:r>
-      <w:r>
-        <w:rPr>
-          <w:b/>
-        </w:rPr>
-        <w:t xml:space="preserve">Redirigir </w:t>
-      </w:r>
-      <w:r>
-        <w:rPr>
-          <w:b/>
-        </w:rPr>
-        <w:t>cualquier ruta</w:t>
-      </w:r>
-      <w:r>
-        <w:rPr>
-          <w:b/>
-        </w:rPr>
-        <w:t>:</w:t>
-      </w:r>
-      <w:r>
-        <w:t xml:space="preserve"> </w:t>
-      </w:r>
-      <w:r>
-        <w:t>Alias /marketing /home/marketing/</w:t>
-      </w:r>
-      <w:proofErr w:type="spellStart"/>
-      <w:r>
-        <w:t>docs</w:t>
-      </w:r>
-      <w:proofErr w:type="spellEnd"/>
-      <w:r>
-        <w:t xml:space="preserve">, </w:t>
-      </w:r>
-      <w:r>
-        <w:rPr>
-          <w:b/>
-        </w:rPr>
-        <w:t xml:space="preserve">pero si es </w:t>
-      </w:r>
-      <w:proofErr w:type="gramStart"/>
-      <w:r>
-        <w:rPr>
-          <w:b/>
-        </w:rPr>
-        <w:t>un ruta</w:t>
-      </w:r>
-      <w:proofErr w:type="gramEnd"/>
-      <w:r>
-        <w:rPr>
-          <w:b/>
-        </w:rPr>
-        <w:t xml:space="preserve"> fuera del </w:t>
-      </w:r>
-      <w:proofErr w:type="spellStart"/>
-      <w:r>
-        <w:rPr>
-          <w:b/>
-        </w:rPr>
-        <w:t>document</w:t>
-      </w:r>
-      <w:proofErr w:type="spellEnd"/>
-      <w:r>
-        <w:rPr>
-          <w:b/>
-        </w:rPr>
-        <w:t xml:space="preserve"> </w:t>
-      </w:r>
-      <w:proofErr w:type="spellStart"/>
-      <w:r>
-        <w:rPr>
-          <w:b/>
-        </w:rPr>
-        <w:t>root</w:t>
-      </w:r>
-      <w:proofErr w:type="spellEnd"/>
-      <w:r>
-        <w:rPr>
-          <w:b/>
-        </w:rPr>
-        <w:t xml:space="preserve"> se necesitará:</w:t>
-      </w:r>
-    </w:p>
-    <w:p>
-      <w:pPr>
-        <w:pStyle w:val="Prrafodelista"/>
-        <w:spacing w:after="0"/>
-      </w:pPr>
-      <w:r>
-        <w:t>&lt;</w:t>
-      </w:r>
-      <w:proofErr w:type="spellStart"/>
-      <w:r>
-        <w:t>Directory</w:t>
-      </w:r>
-      <w:proofErr w:type="spellEnd"/>
-      <w:r>
-        <w:t xml:space="preserve"> /home/marketing/</w:t>
-      </w:r>
-      <w:proofErr w:type="spellStart"/>
-      <w:r>
-        <w:t>docs</w:t>
-      </w:r>
-      <w:proofErr w:type="spellEnd"/>
-      <w:r>
-        <w:t>&gt;</w:t>
-      </w:r>
-    </w:p>
-    <w:p>
-      <w:pPr>
-        <w:pStyle w:val="Prrafodelista"/>
-        <w:spacing w:after="0"/>
-      </w:pPr>
-      <w:r>
-        <w:tab/>
-      </w:r>
-      <w:proofErr w:type="spellStart"/>
-      <w:r>
-        <w:t>Require</w:t>
-      </w:r>
-      <w:proofErr w:type="spellEnd"/>
-      <w:r>
-        <w:t xml:space="preserve"> </w:t>
-      </w:r>
-      <w:proofErr w:type="spellStart"/>
-      <w:r>
-        <w:t>all</w:t>
-      </w:r>
-      <w:proofErr w:type="spellEnd"/>
-      <w:r>
-        <w:t xml:space="preserve"> </w:t>
-      </w:r>
-      <w:proofErr w:type="spellStart"/>
-      <w:r>
-        <w:t>granted</w:t>
-      </w:r>
-      <w:proofErr w:type="spellEnd"/>
-    </w:p>
-    <w:p>
-      <w:pPr>
-        <w:pStyle w:val="Prrafodelista"/>
-        <w:spacing w:after="0"/>
-      </w:pPr>
-      <w:r>
-        <w:t>&lt;/</w:t>
-      </w:r>
-      <w:proofErr w:type="spellStart"/>
-      <w:r>
-        <w:t>Directory</w:t>
-      </w:r>
-      <w:proofErr w:type="spellEnd"/>
-      <w:r>
-        <w:t>&gt;</w:t>
-      </w:r>
-    </w:p>
-    <w:p>
-      <w:pPr>
-        <w:pStyle w:val="Ttulo1"/>
+      </w:pPr>
+      <w:proofErr w:type="spellStart"/>
+      <w:r>
         <w:rPr>
           <w:b/>
           <w:sz w:val="48"/>
           <w:szCs w:val="48"/>
         </w:rPr>
-      </w:pPr>
-      <w:proofErr w:type="spellStart"/>
+        <w:lastRenderedPageBreak/>
+        <w:t>Autentificacion</w:t>
+      </w:r>
+      <w:proofErr w:type="spellEnd"/>
       <w:r>
         <w:rPr>
           <w:b/>
           <w:sz w:val="48"/>
           <w:szCs w:val="48"/>
         </w:rPr>
-        <w:lastRenderedPageBreak/>
-        <w:t>Autentificacion</w:t>
-      </w:r>
-      <w:proofErr w:type="spellEnd"/>
-      <w:r>
+        <w:t xml:space="preserve"> mediante usuarios y grupos</w:t>
+      </w:r>
+    </w:p>
+    <w:p>
+      <w:pPr>
+        <w:rPr>
+          <w:b/>
+        </w:rPr>
+      </w:pPr>
+      <w:r>
+        <w:rPr>
+          <w:b/>
+        </w:rPr>
+        <w:t>Habilitar los módulos necesarios para poder autentificar directorios:</w:t>
+      </w:r>
+    </w:p>
+    <w:p>
+      <w:pPr>
+        <w:rPr>
+          <w:b/>
+        </w:rPr>
+      </w:pPr>
+      <w:r>
+        <w:t xml:space="preserve">a2enmod </w:t>
+      </w:r>
+      <w:proofErr w:type="spellStart"/>
+      <w:r>
+        <w:t>authz_groupfile</w:t>
+      </w:r>
+      <w:proofErr w:type="spellEnd"/>
+    </w:p>
+    <w:p>
+      <w:pPr>
+        <w:rPr>
+          <w:b/>
+        </w:rPr>
+      </w:pPr>
+      <w:r>
+        <w:rPr>
+          <w:b/>
+        </w:rPr>
+        <w:t>Crear el archivo con los usuarios y añadir usuarios:</w:t>
+      </w:r>
+    </w:p>
+    <w:p>
+      <w:proofErr w:type="spellStart"/>
+      <w:r>
+        <w:t>htpasswd</w:t>
+      </w:r>
+      <w:proofErr w:type="spellEnd"/>
+      <w:r>
+        <w:t xml:space="preserve"> -c /</w:t>
+      </w:r>
+      <w:proofErr w:type="spellStart"/>
+      <w:r>
+        <w:t>etc</w:t>
+      </w:r>
+      <w:proofErr w:type="spellEnd"/>
+      <w:r>
+        <w:t>/apache2/seguridad</w:t>
+      </w:r>
+      <w:proofErr w:type="gramStart"/>
+      <w:r>
+        <w:t>/.usuarios</w:t>
+      </w:r>
+      <w:proofErr w:type="gramEnd"/>
+      <w:r>
+        <w:t xml:space="preserve"> David</w:t>
+      </w:r>
+    </w:p>
+    <w:p>
+      <w:pPr>
+        <w:rPr>
+          <w:b/>
+        </w:rPr>
+      </w:pPr>
+      <w:r>
+        <w:rPr>
+          <w:b/>
+        </w:rPr>
+        <w:t>El –c solo se pone la primera vez que se crea el a</w:t>
+      </w:r>
+      <w:r>
+        <w:rPr>
+          <w:b/>
+        </w:rPr>
+        <w:t>rchivo, sino el archivo se sobr</w:t>
+      </w:r>
+      <w:r>
+        <w:rPr>
+          <w:b/>
+        </w:rPr>
+        <w:t>escribirá</w:t>
+      </w:r>
+    </w:p>
+    <w:p>
+      <w:pPr>
+        <w:rPr>
+          <w:b/>
+        </w:rPr>
+      </w:pPr>
+      <w:r>
+        <w:rPr>
+          <w:b/>
+        </w:rPr>
+        <w:t xml:space="preserve">Crear el archivo con los </w:t>
+      </w:r>
+      <w:r>
+        <w:rPr>
+          <w:b/>
+        </w:rPr>
+        <w:t>grupos</w:t>
+      </w:r>
+      <w:r>
+        <w:rPr>
+          <w:b/>
+        </w:rPr>
+        <w:t xml:space="preserve"> y añadir </w:t>
+      </w:r>
+      <w:r>
+        <w:rPr>
+          <w:b/>
+        </w:rPr>
+        <w:t>grupos de la siguiente manera</w:t>
+      </w:r>
+      <w:r>
+        <w:rPr>
+          <w:b/>
+        </w:rPr>
+        <w:t>:</w:t>
+      </w:r>
+    </w:p>
+    <w:p>
+      <w:r>
+        <w:t xml:space="preserve">marketing: </w:t>
+      </w:r>
+      <w:proofErr w:type="spellStart"/>
+      <w:r>
+        <w:t>david</w:t>
+      </w:r>
+      <w:proofErr w:type="spellEnd"/>
+      <w:r>
+        <w:t xml:space="preserve"> alberto</w:t>
+      </w:r>
+    </w:p>
+    <w:p>
+      <w:pPr>
+        <w:rPr>
+          <w:b/>
+        </w:rPr>
+      </w:pPr>
+      <w:r>
+        <w:rPr>
+          <w:b/>
+        </w:rPr>
+        <w:t>Poner en el &lt;</w:t>
+      </w:r>
+      <w:proofErr w:type="spellStart"/>
+      <w:r>
+        <w:rPr>
+          <w:b/>
+        </w:rPr>
+        <w:t>Directory</w:t>
+      </w:r>
+      <w:proofErr w:type="spellEnd"/>
+      <w:proofErr w:type="gramStart"/>
+      <w:r>
+        <w:rPr>
+          <w:b/>
+        </w:rPr>
+        <w:t>&gt; :</w:t>
+      </w:r>
+      <w:proofErr w:type="gramEnd"/>
+    </w:p>
+    <w:p>
+      <w:proofErr w:type="spellStart"/>
+      <w:r>
+        <w:t>AuthType</w:t>
+      </w:r>
+      <w:proofErr w:type="spellEnd"/>
+      <w:r>
+        <w:t xml:space="preserve"> Basic</w:t>
+      </w:r>
+    </w:p>
+    <w:p>
+      <w:proofErr w:type="spellStart"/>
+      <w:r>
+        <w:t>AuthName</w:t>
+      </w:r>
+      <w:proofErr w:type="spellEnd"/>
+      <w:r>
+        <w:t xml:space="preserve"> "Escribe usuario y </w:t>
+      </w:r>
+      <w:proofErr w:type="gramStart"/>
+      <w:r>
+        <w:t>contraseña  para</w:t>
+      </w:r>
+      <w:proofErr w:type="gramEnd"/>
+      <w:r>
+        <w:t xml:space="preserve"> entrar"</w:t>
+      </w:r>
+    </w:p>
+    <w:p>
+      <w:proofErr w:type="spellStart"/>
+      <w:r>
+        <w:t>AuthUserFile</w:t>
+      </w:r>
+      <w:proofErr w:type="spellEnd"/>
+      <w:r>
+        <w:t xml:space="preserve"> /</w:t>
+      </w:r>
+      <w:proofErr w:type="spellStart"/>
+      <w:r>
+        <w:t>etc</w:t>
+      </w:r>
+      <w:proofErr w:type="spellEnd"/>
+      <w:r>
+        <w:t>/apache2/seguridad</w:t>
+      </w:r>
+      <w:proofErr w:type="gramStart"/>
+      <w:r>
+        <w:t>/.usuarios</w:t>
+      </w:r>
+      <w:proofErr w:type="gramEnd"/>
+    </w:p>
+    <w:p>
+      <w:proofErr w:type="spellStart"/>
+      <w:r>
+        <w:t>AuthGroupFile</w:t>
+      </w:r>
+      <w:proofErr w:type="spellEnd"/>
+      <w:r>
+        <w:t xml:space="preserve"> /</w:t>
+      </w:r>
+      <w:proofErr w:type="spellStart"/>
+      <w:r>
+        <w:t>etc</w:t>
+      </w:r>
+      <w:proofErr w:type="spellEnd"/>
+      <w:r>
+        <w:t>/apache2/seguridad</w:t>
+      </w:r>
+      <w:proofErr w:type="gramStart"/>
+      <w:r>
+        <w:t>/.grupos</w:t>
+      </w:r>
+      <w:proofErr w:type="gramEnd"/>
+    </w:p>
+    <w:p>
+      <w:proofErr w:type="spellStart"/>
+      <w:r>
+        <w:t>Require</w:t>
+      </w:r>
+      <w:proofErr w:type="spellEnd"/>
+      <w:r>
+        <w:t xml:space="preserve"> </w:t>
+      </w:r>
+      <w:proofErr w:type="spellStart"/>
+      <w:r>
+        <w:t>group</w:t>
+      </w:r>
+      <w:proofErr w:type="spellEnd"/>
+      <w:r>
+        <w:t xml:space="preserve"> marketing</w:t>
+      </w:r>
+    </w:p>
+    <w:p>
+      <w:pPr>
+        <w:rPr>
+          <w:b/>
+        </w:rPr>
+      </w:pPr>
+      <w:r>
+        <w:rPr>
+          <w:b/>
+        </w:rPr>
+        <w:t>Comando para comprobar que funciona la autentificación:</w:t>
+      </w:r>
+    </w:p>
+    <w:p>
+      <w:proofErr w:type="spellStart"/>
+      <w:r>
+        <w:t>wget</w:t>
+      </w:r>
+      <w:proofErr w:type="spellEnd"/>
+      <w:r>
+        <w:t xml:space="preserve"> -O /</w:t>
+      </w:r>
+      <w:proofErr w:type="spellStart"/>
+      <w:r>
+        <w:t>dev</w:t>
+      </w:r>
+      <w:proofErr w:type="spellEnd"/>
+      <w:r>
+        <w:t>/</w:t>
+      </w:r>
+      <w:proofErr w:type="spellStart"/>
+      <w:r>
+        <w:t>null</w:t>
+      </w:r>
+      <w:proofErr w:type="spellEnd"/>
+      <w:r>
+        <w:t xml:space="preserve"> --</w:t>
+      </w:r>
+      <w:proofErr w:type="spellStart"/>
+      <w:r>
+        <w:t>user</w:t>
+      </w:r>
+      <w:proofErr w:type="spellEnd"/>
+      <w:r>
+        <w:t xml:space="preserve"> "</w:t>
+      </w:r>
+      <w:proofErr w:type="spellStart"/>
+      <w:r>
+        <w:t>david</w:t>
+      </w:r>
+      <w:proofErr w:type="spellEnd"/>
+      <w:r>
+        <w:t>" --</w:t>
+      </w:r>
+      <w:proofErr w:type="spellStart"/>
+      <w:r>
+        <w:t>password</w:t>
+      </w:r>
+      <w:proofErr w:type="spellEnd"/>
+      <w:r>
+        <w:t xml:space="preserve"> "</w:t>
+      </w:r>
+      <w:proofErr w:type="spellStart"/>
+      <w:r>
+        <w:t>david</w:t>
+      </w:r>
+      <w:proofErr w:type="spellEnd"/>
+      <w:r>
+        <w:t>" empresa.com:8081/marketing</w:t>
+      </w:r>
+    </w:p>
+    <w:p>
+      <w:pPr>
+        <w:pStyle w:val="Ttulo1"/>
         <w:rPr>
           <w:b/>
           <w:sz w:val="48"/>
           <w:szCs w:val="48"/>
         </w:rPr>
-        <w:t xml:space="preserve"> mediante usuarios y grupos</w:t>
-      </w:r>
-    </w:p>
-    <w:p>
-      <w:pPr>
-        <w:rPr>
-          <w:b/>
-        </w:rPr>
-      </w:pPr>
-      <w:r>
-        <w:rPr>
-          <w:b/>
-        </w:rPr>
-        <w:t>Habilitar los módulos necesarios para poder autentificar directorios:</w:t>
-      </w:r>
-    </w:p>
-    <w:p>
-      <w:pPr>
-        <w:rPr>
-          <w:b/>
-        </w:rPr>
-      </w:pPr>
-      <w:r>
-        <w:t xml:space="preserve">a2enmod </w:t>
-      </w:r>
-      <w:proofErr w:type="spellStart"/>
-      <w:r>
-        <w:t>authz_groupfile</w:t>
-      </w:r>
-      <w:proofErr w:type="spellEnd"/>
-    </w:p>
-    <w:p>
-      <w:pPr>
-        <w:rPr>
-          <w:b/>
-        </w:rPr>
-      </w:pPr>
-      <w:r>
-        <w:rPr>
-          <w:b/>
-        </w:rPr>
-        <w:t>Crear el archivo con los usuarios y añadir usuarios:</w:t>
-      </w:r>
-    </w:p>
-    <w:p>
-      <w:proofErr w:type="spellStart"/>
-      <w:r>
-        <w:t>htpasswd</w:t>
-      </w:r>
-      <w:proofErr w:type="spellEnd"/>
-      <w:r>
-        <w:t xml:space="preserve"> -c /</w:t>
-      </w:r>
-      <w:proofErr w:type="spellStart"/>
-      <w:r>
-        <w:t>etc</w:t>
-      </w:r>
-      <w:proofErr w:type="spellEnd"/>
-      <w:r>
-        <w:t>/apache2/seguridad</w:t>
-      </w:r>
-      <w:proofErr w:type="gramStart"/>
-      <w:r>
-        <w:t>/.usuarios</w:t>
-      </w:r>
-      <w:proofErr w:type="gramEnd"/>
-      <w:r>
-        <w:t xml:space="preserve"> </w:t>
-      </w:r>
-      <w:r>
-        <w:t>David</w:t>
-      </w:r>
-    </w:p>
-    <w:p>
-      <w:pPr>
-        <w:rPr>
-          <w:b/>
-        </w:rPr>
-      </w:pPr>
-      <w:r>
-        <w:rPr>
-          <w:b/>
-        </w:rPr>
-        <w:t>El –c solo se pone la primera vez que se crea el a</w:t>
-      </w:r>
-      <w:r>
-        <w:rPr>
-          <w:b/>
-        </w:rPr>
-        <w:t>rchivo, sino el archivo se sobr</w:t>
-      </w:r>
-      <w:r>
-        <w:rPr>
-          <w:b/>
-        </w:rPr>
-        <w:t>escribirá</w:t>
-      </w:r>
-    </w:p>
-    <w:p>
-      <w:pPr>
-        <w:rPr>
-          <w:b/>
-        </w:rPr>
-      </w:pPr>
-      <w:r>
-        <w:rPr>
-          <w:b/>
-        </w:rPr>
-        <w:t xml:space="preserve">Crear el archivo con los </w:t>
-      </w:r>
-      <w:r>
-        <w:rPr>
-          <w:b/>
-        </w:rPr>
-        <w:t>grupos</w:t>
-      </w:r>
-      <w:r>
-        <w:rPr>
-          <w:b/>
-        </w:rPr>
-        <w:t xml:space="preserve"> y añadir </w:t>
-      </w:r>
-      <w:r>
-        <w:rPr>
-          <w:b/>
-        </w:rPr>
-        <w:t>grupos de la siguiente manera</w:t>
-      </w:r>
-      <w:r>
-        <w:rPr>
-          <w:b/>
-        </w:rPr>
-        <w:t>:</w:t>
-      </w:r>
-    </w:p>
-    <w:p>
-      <w:bookmarkStart w:id="2" w:name="_GoBack"/>
-      <w:r>
-        <w:t xml:space="preserve">marketing: </w:t>
-      </w:r>
-      <w:proofErr w:type="spellStart"/>
-      <w:r>
-        <w:t>david</w:t>
-      </w:r>
-      <w:proofErr w:type="spellEnd"/>
-      <w:r>
-        <w:t xml:space="preserve"> alberto</w:t>
-      </w:r>
-    </w:p>
-    <w:bookmarkEnd w:id="2"/>
-    <w:p>
-      <w:pPr>
-        <w:rPr>
-          <w:b/>
-        </w:rPr>
-      </w:pPr>
-      <w:r>
-        <w:rPr>
-          <w:b/>
-        </w:rPr>
-        <w:t>Poner en el &lt;</w:t>
-      </w:r>
-      <w:proofErr w:type="spellStart"/>
-      <w:r>
-        <w:rPr>
-          <w:b/>
-        </w:rPr>
-        <w:t>Directory</w:t>
-      </w:r>
-      <w:proofErr w:type="spellEnd"/>
-      <w:proofErr w:type="gramStart"/>
-      <w:r>
-        <w:rPr>
-          <w:b/>
-        </w:rPr>
-        <w:t>&gt; :</w:t>
-      </w:r>
-      <w:proofErr w:type="gramEnd"/>
-    </w:p>
-    <w:p>
-      <w:proofErr w:type="spellStart"/>
-      <w:r>
-        <w:t>AuthType</w:t>
-      </w:r>
-      <w:proofErr w:type="spellEnd"/>
-      <w:r>
-        <w:t xml:space="preserve"> Basic</w:t>
-      </w:r>
-    </w:p>
-    <w:p>
-      <w:proofErr w:type="spellStart"/>
-      <w:r>
-        <w:t>AuthName</w:t>
-      </w:r>
-      <w:proofErr w:type="spellEnd"/>
-      <w:r>
-        <w:t xml:space="preserve"> "Escribe usuario y </w:t>
-      </w:r>
-      <w:proofErr w:type="gramStart"/>
-      <w:r>
-        <w:t>contraseña  para</w:t>
-      </w:r>
-      <w:proofErr w:type="gramEnd"/>
-      <w:r>
-        <w:t xml:space="preserve"> entrar"</w:t>
-      </w:r>
-    </w:p>
-    <w:p>
-      <w:proofErr w:type="spellStart"/>
-      <w:r>
-        <w:t>AuthUserFile</w:t>
-      </w:r>
-      <w:proofErr w:type="spellEnd"/>
-      <w:r>
-        <w:t xml:space="preserve"> /</w:t>
-      </w:r>
-      <w:proofErr w:type="spellStart"/>
-      <w:r>
-        <w:t>etc</w:t>
-      </w:r>
-      <w:proofErr w:type="spellEnd"/>
-      <w:r>
-        <w:t>/apache2/seguridad</w:t>
-      </w:r>
-      <w:proofErr w:type="gramStart"/>
-      <w:r>
-        <w:t>/.usuarios</w:t>
-      </w:r>
-      <w:proofErr w:type="gramEnd"/>
-    </w:p>
-    <w:p>
-      <w:proofErr w:type="spellStart"/>
-      <w:r>
-        <w:t>AuthGroupFile</w:t>
-      </w:r>
-      <w:proofErr w:type="spellEnd"/>
-      <w:r>
-        <w:t xml:space="preserve"> /</w:t>
-      </w:r>
-      <w:proofErr w:type="spellStart"/>
-      <w:r>
-        <w:t>etc</w:t>
-      </w:r>
-      <w:proofErr w:type="spellEnd"/>
-      <w:r>
-        <w:t>/apache2/seguridad</w:t>
-      </w:r>
-      <w:proofErr w:type="gramStart"/>
-      <w:r>
-        <w:t>/.grupos</w:t>
-      </w:r>
-      <w:proofErr w:type="gramEnd"/>
-    </w:p>
-    <w:p>
-      <w:proofErr w:type="spellStart"/>
-      <w:r>
-        <w:t>Require</w:t>
-      </w:r>
-      <w:proofErr w:type="spellEnd"/>
-      <w:r>
-        <w:t xml:space="preserve"> </w:t>
-      </w:r>
-      <w:proofErr w:type="spellStart"/>
-      <w:r>
-        <w:t>group</w:t>
-      </w:r>
-      <w:proofErr w:type="spellEnd"/>
-      <w:r>
-        <w:t xml:space="preserve"> marketing</w:t>
-      </w:r>
-    </w:p>
-    <w:p>
-      <w:pPr>
-        <w:pStyle w:val="Ttulo1"/>
+      </w:pPr>
+      <w:r>
         <w:rPr>
           <w:b/>
           <w:sz w:val="48"/>
           <w:szCs w:val="48"/>
         </w:rPr>
-      </w:pPr>
-      <w:r>
+        <w:t>Activar y usar el modulo status</w:t>
+      </w:r>
+    </w:p>
+    <w:p>
+      <w:pPr>
+        <w:rPr>
+          <w:b/>
+        </w:rPr>
+      </w:pPr>
+      <w:r>
+        <w:rPr>
+          <w:b/>
+        </w:rPr>
+        <w:t>Habilitar el módulo:</w:t>
+      </w:r>
+    </w:p>
+    <w:p>
+      <w:r>
+        <w:t>sudo a2enmod status</w:t>
+      </w:r>
+    </w:p>
+    <w:p>
+      <w:pPr>
+        <w:rPr>
+          <w:b/>
+        </w:rPr>
+      </w:pPr>
+      <w:r>
+        <w:rPr>
+          <w:b/>
+        </w:rPr>
+        <w:t>Habilitar la página del módulo status en el virtual host:</w:t>
+      </w:r>
+    </w:p>
+    <w:p>
+      <w:pPr>
+        <w:spacing w:after="0"/>
+      </w:pPr>
+      <w:r>
+        <w:t>&lt;</w:t>
+      </w:r>
+      <w:proofErr w:type="spellStart"/>
+      <w:r>
+        <w:t>Location</w:t>
+      </w:r>
+      <w:proofErr w:type="spellEnd"/>
+      <w:r>
+        <w:t xml:space="preserve"> /server-status&gt;</w:t>
+      </w:r>
+    </w:p>
+    <w:p>
+      <w:pPr>
+        <w:spacing w:after="0"/>
+      </w:pPr>
+      <w:r>
+        <w:tab/>
+      </w:r>
+      <w:proofErr w:type="spellStart"/>
+      <w:r>
+        <w:t>SetHandler</w:t>
+      </w:r>
+      <w:proofErr w:type="spellEnd"/>
+      <w:r>
+        <w:t xml:space="preserve"> server-status</w:t>
+      </w:r>
+    </w:p>
+    <w:p>
+      <w:pPr>
+        <w:spacing w:after="0"/>
+      </w:pPr>
+      <w:r>
+        <w:tab/>
+      </w:r>
+      <w:proofErr w:type="spellStart"/>
+      <w:r>
+        <w:t>Require</w:t>
+      </w:r>
+      <w:proofErr w:type="spellEnd"/>
+      <w:r>
+        <w:t xml:space="preserve"> local</w:t>
+      </w:r>
+    </w:p>
+    <w:p>
+      <w:pPr>
+        <w:spacing w:after="0"/>
+      </w:pPr>
+      <w:r>
+        <w:tab/>
+        <w:t>#</w:t>
+      </w:r>
+      <w:proofErr w:type="spellStart"/>
+      <w:r>
+        <w:t>Require</w:t>
+      </w:r>
+      <w:proofErr w:type="spellEnd"/>
+      <w:r>
+        <w:t xml:space="preserve"> </w:t>
+      </w:r>
+      <w:proofErr w:type="spellStart"/>
+      <w:r>
+        <w:t>ip</w:t>
+      </w:r>
+      <w:proofErr w:type="spellEnd"/>
+      <w:r>
+        <w:t xml:space="preserve"> 192.0.2.0/24</w:t>
+      </w:r>
+    </w:p>
+    <w:p>
+      <w:pPr>
+        <w:spacing w:after="0"/>
+      </w:pPr>
+      <w:r>
+        <w:tab/>
+        <w:t>#</w:t>
+      </w:r>
+      <w:proofErr w:type="spellStart"/>
+      <w:r>
+        <w:t>Require</w:t>
+      </w:r>
+      <w:proofErr w:type="spellEnd"/>
+      <w:r>
+        <w:t xml:space="preserve"> </w:t>
+      </w:r>
+      <w:proofErr w:type="spellStart"/>
+      <w:r>
+        <w:t>ip</w:t>
+      </w:r>
+      <w:proofErr w:type="spellEnd"/>
+      <w:r>
+        <w:t xml:space="preserve"> 192.168.1.10</w:t>
+      </w:r>
+    </w:p>
+    <w:p>
+      <w:pPr>
+        <w:spacing w:after="0"/>
+      </w:pPr>
+      <w:r>
+        <w:t>&lt;/</w:t>
+      </w:r>
+      <w:proofErr w:type="spellStart"/>
+      <w:r>
+        <w:t>Location</w:t>
+      </w:r>
+      <w:proofErr w:type="spellEnd"/>
+      <w:r>
+        <w:t>&gt;</w:t>
+      </w:r>
+    </w:p>
+    <w:p>
+      <w:pPr>
+        <w:spacing w:after="0"/>
+      </w:pPr>
+      <w:r>
+        <w:t>Configurar directorios mediante .</w:t>
+      </w:r>
+      <w:proofErr w:type="spellStart"/>
+      <w:r>
+        <w:t>htaccess</w:t>
+      </w:r>
+      <w:proofErr w:type="spellEnd"/>
+    </w:p>
+    <w:p>
+      <w:pPr>
+        <w:spacing w:after="0"/>
+        <w:rPr>
+          <w:b/>
+        </w:rPr>
+      </w:pPr>
+      <w:r>
+        <w:rPr>
+          <w:b/>
+        </w:rPr>
+        <w:t xml:space="preserve">Permitir al directorio ser </w:t>
+      </w:r>
+      <w:proofErr w:type="spellStart"/>
+      <w:r>
+        <w:rPr>
+          <w:b/>
+        </w:rPr>
+        <w:t>sobreescrito</w:t>
+      </w:r>
+      <w:proofErr w:type="spellEnd"/>
+      <w:r>
+        <w:rPr>
+          <w:b/>
+        </w:rPr>
+        <w:t xml:space="preserve"> por </w:t>
+      </w:r>
+      <w:proofErr w:type="spellStart"/>
+      <w:r>
+        <w:rPr>
+          <w:b/>
+        </w:rPr>
+        <w:t>el</w:t>
+      </w:r>
+      <w:proofErr w:type="spellEnd"/>
+      <w:r>
+        <w:rPr>
+          <w:b/>
+        </w:rPr>
+        <w:t xml:space="preserve"> .</w:t>
+      </w:r>
+      <w:proofErr w:type="spellStart"/>
+      <w:r>
+        <w:rPr>
+          <w:b/>
+        </w:rPr>
+        <w:t>htaccess</w:t>
+      </w:r>
+      <w:proofErr w:type="spellEnd"/>
+      <w:r>
+        <w:rPr>
+          <w:b/>
+        </w:rPr>
+        <w:t>:</w:t>
+      </w:r>
+    </w:p>
+    <w:p>
+      <w:pPr>
+        <w:spacing w:after="0"/>
+      </w:pPr>
+      <w:r>
+        <w:t>&lt;</w:t>
+      </w:r>
+      <w:proofErr w:type="spellStart"/>
+      <w:r>
+        <w:t>Directory</w:t>
+      </w:r>
+      <w:proofErr w:type="spellEnd"/>
+      <w:r>
+        <w:t xml:space="preserve"> /</w:t>
+      </w:r>
+      <w:proofErr w:type="spellStart"/>
+      <w:r>
+        <w:t>var</w:t>
+      </w:r>
+      <w:proofErr w:type="spellEnd"/>
+      <w:r>
+        <w:t>/www/</w:t>
+      </w:r>
+      <w:proofErr w:type="spellStart"/>
+      <w:r>
+        <w:t>html</w:t>
+      </w:r>
+      <w:proofErr w:type="spellEnd"/>
+      <w:r>
+        <w:t>/empresa/</w:t>
+      </w:r>
+      <w:proofErr w:type="spellStart"/>
+      <w:r>
+        <w:t>docs</w:t>
+      </w:r>
+      <w:proofErr w:type="spellEnd"/>
+      <w:r>
+        <w:t>&gt;</w:t>
+      </w:r>
+    </w:p>
+    <w:p>
+      <w:pPr>
+        <w:spacing w:after="0"/>
+      </w:pPr>
+      <w:r>
+        <w:tab/>
+      </w:r>
+      <w:proofErr w:type="spellStart"/>
+      <w:r>
+        <w:t>AllowOverride</w:t>
+      </w:r>
+      <w:proofErr w:type="spellEnd"/>
+      <w:r>
+        <w:t xml:space="preserve"> </w:t>
+      </w:r>
+      <w:proofErr w:type="spellStart"/>
+      <w:r>
+        <w:t>Options</w:t>
+      </w:r>
+      <w:proofErr w:type="spellEnd"/>
+      <w:r>
+        <w:t xml:space="preserve"> </w:t>
+      </w:r>
+      <w:proofErr w:type="spellStart"/>
+      <w:r>
+        <w:t>FileInfo</w:t>
+      </w:r>
+      <w:proofErr w:type="spellEnd"/>
+    </w:p>
+    <w:p>
+      <w:pPr>
+        <w:spacing w:after="0"/>
+      </w:pPr>
+      <w:r>
+        <w:t>&lt;/</w:t>
+      </w:r>
+      <w:proofErr w:type="spellStart"/>
+      <w:r>
+        <w:t>Directory</w:t>
+      </w:r>
+      <w:proofErr w:type="spellEnd"/>
+      <w:r>
+        <w:t>&gt;</w:t>
+      </w:r>
+    </w:p>
+    <w:p>
+      <w:pPr>
+        <w:spacing w:after="0"/>
+        <w:rPr>
+          <w:b/>
+        </w:rPr>
+      </w:pPr>
+      <w:r>
+        <w:rPr>
+          <w:b/>
+        </w:rPr>
+        <w:t>Añadir al directorio el archivo .</w:t>
+      </w:r>
+      <w:proofErr w:type="spellStart"/>
+      <w:r>
+        <w:rPr>
+          <w:b/>
+        </w:rPr>
+        <w:t>htaccess</w:t>
+      </w:r>
+      <w:proofErr w:type="spellEnd"/>
+      <w:r>
+        <w:rPr>
+          <w:b/>
+        </w:rPr>
+        <w:t xml:space="preserve"> y poner dentro la configuración deseada (la configuración se pone como si ya estuviéramos dentro de un </w:t>
+      </w:r>
+      <w:proofErr w:type="spellStart"/>
+      <w:r>
+        <w:rPr>
+          <w:b/>
+        </w:rPr>
+        <w:t>directory</w:t>
+      </w:r>
+      <w:proofErr w:type="spellEnd"/>
+      <w:r>
+        <w:rPr>
+          <w:b/>
+        </w:rPr>
+        <w:t>):</w:t>
+      </w:r>
+    </w:p>
+    <w:p>
+      <w:pPr>
+        <w:spacing w:after="0"/>
+      </w:pPr>
+      <w:proofErr w:type="spellStart"/>
+      <w:r>
+        <w:t>Options</w:t>
+      </w:r>
+      <w:proofErr w:type="spellEnd"/>
+      <w:r>
+        <w:t xml:space="preserve"> +Indexes</w:t>
+      </w:r>
+    </w:p>
+    <w:p>
+      <w:pPr>
+        <w:pStyle w:val="Ttulo1"/>
         <w:rPr>
           <w:b/>
           <w:sz w:val="48"/>
           <w:szCs w:val="48"/>
         </w:rPr>
+      </w:pPr>
+      <w:r>
+        <w:rPr>
+          <w:b/>
+          <w:sz w:val="48"/>
+          <w:szCs w:val="48"/>
+        </w:rPr>
+        <w:lastRenderedPageBreak/>
+        <w:t xml:space="preserve">Permitir y utilizar </w:t>
+      </w:r>
+      <w:r>
+        <w:rPr>
+          <w:b/>
+          <w:sz w:val="48"/>
+          <w:szCs w:val="48"/>
+        </w:rPr>
+        <w:t>HTTPS</w:t>
+      </w:r>
+    </w:p>
+    <w:p>
+      <w:pPr>
+        <w:rPr>
+          <w:b/>
+        </w:rPr>
+      </w:pPr>
+      <w:r>
+        <w:rPr>
+          <w:b/>
+        </w:rPr>
+        <w:t xml:space="preserve">Habilitar el módulo </w:t>
+      </w:r>
+      <w:proofErr w:type="spellStart"/>
+      <w:r>
+        <w:rPr>
+          <w:b/>
+        </w:rPr>
+        <w:t>ssl</w:t>
+      </w:r>
+      <w:proofErr w:type="spellEnd"/>
+      <w:r>
+        <w:rPr>
+          <w:b/>
+        </w:rPr>
+        <w:t>:</w:t>
+      </w:r>
+    </w:p>
+    <w:p>
+      <w:r>
+        <w:t xml:space="preserve">a2enmod </w:t>
+      </w:r>
+      <w:proofErr w:type="spellStart"/>
+      <w:r>
+        <w:t>ssl</w:t>
+      </w:r>
+      <w:proofErr w:type="spellEnd"/>
+    </w:p>
+    <w:p>
+      <w:pPr>
+        <w:rPr>
+          <w:b/>
+        </w:rPr>
+      </w:pPr>
+      <w:proofErr w:type="spellStart"/>
+      <w:r>
+        <w:rPr>
+          <w:b/>
+        </w:rPr>
+        <w:t>Esocger</w:t>
+      </w:r>
+      <w:proofErr w:type="spellEnd"/>
+      <w:r>
+        <w:rPr>
+          <w:b/>
+        </w:rPr>
+        <w:t xml:space="preserve"> el directorio en el que almacenar los certificados:</w:t>
+      </w:r>
+    </w:p>
+    <w:p>
+      <w:r>
+        <w:t>/</w:t>
+      </w:r>
+      <w:proofErr w:type="spellStart"/>
+      <w:r>
+        <w:t>etc</w:t>
+      </w:r>
+      <w:proofErr w:type="spellEnd"/>
+      <w:r>
+        <w:t>/</w:t>
+      </w:r>
+      <w:proofErr w:type="spellStart"/>
+      <w:r>
+        <w:t>ssl</w:t>
+      </w:r>
+      <w:proofErr w:type="spellEnd"/>
+      <w:r>
+        <w:t>/apache2/empresa3</w:t>
+      </w:r>
+    </w:p>
+    <w:p>
+      <w:pPr>
+        <w:rPr>
+          <w:b/>
+        </w:rPr>
+      </w:pPr>
+      <w:proofErr w:type="spellStart"/>
+      <w:r>
+        <w:rPr>
+          <w:b/>
+        </w:rPr>
+        <w:t>Ejecutarl</w:t>
+      </w:r>
+      <w:proofErr w:type="spellEnd"/>
+      <w:r>
+        <w:rPr>
+          <w:b/>
+        </w:rPr>
+        <w:t xml:space="preserve"> el comando de </w:t>
+      </w:r>
+      <w:proofErr w:type="spellStart"/>
+      <w:r>
+        <w:rPr>
+          <w:b/>
+        </w:rPr>
+        <w:t>openssl</w:t>
+      </w:r>
+      <w:proofErr w:type="spellEnd"/>
+      <w:r>
+        <w:rPr>
+          <w:b/>
+        </w:rPr>
+        <w:t xml:space="preserve"> para crear el certificado </w:t>
+      </w:r>
+      <w:proofErr w:type="spellStart"/>
+      <w:r>
+        <w:rPr>
+          <w:b/>
+        </w:rPr>
+        <w:t>autofirmado</w:t>
+      </w:r>
+      <w:proofErr w:type="spellEnd"/>
+      <w:r>
+        <w:rPr>
+          <w:b/>
+        </w:rPr>
+        <w:t>:</w:t>
+      </w:r>
+    </w:p>
+    <w:p>
+      <w:proofErr w:type="spellStart"/>
+      <w:r>
+        <w:t>openssl</w:t>
+      </w:r>
+      <w:proofErr w:type="spellEnd"/>
+      <w:r>
+        <w:t xml:space="preserve"> </w:t>
+      </w:r>
+      <w:proofErr w:type="spellStart"/>
+      <w:r>
+        <w:t>req</w:t>
+      </w:r>
+      <w:proofErr w:type="spellEnd"/>
+      <w:r>
+        <w:t xml:space="preserve"> -x509 -</w:t>
+      </w:r>
+      <w:proofErr w:type="spellStart"/>
+      <w:r>
+        <w:t>nodes</w:t>
+      </w:r>
+      <w:proofErr w:type="spellEnd"/>
+      <w:r>
+        <w:t xml:space="preserve"> -</w:t>
+      </w:r>
+      <w:proofErr w:type="spellStart"/>
+      <w:r>
+        <w:t>days</w:t>
+      </w:r>
+      <w:proofErr w:type="spellEnd"/>
+      <w:r>
+        <w:t xml:space="preserve"> 1460 -</w:t>
+      </w:r>
+      <w:proofErr w:type="spellStart"/>
+      <w:r>
+        <w:t>newkey</w:t>
+      </w:r>
+      <w:proofErr w:type="spellEnd"/>
+      <w:r>
+        <w:t xml:space="preserve"> rsa:2048 -</w:t>
+      </w:r>
+      <w:proofErr w:type="spellStart"/>
+      <w:r>
+        <w:t>keyout</w:t>
+      </w:r>
+      <w:proofErr w:type="spellEnd"/>
+      <w:r>
+        <w:t xml:space="preserve"> </w:t>
+      </w:r>
+      <w:proofErr w:type="spellStart"/>
+      <w:r>
+        <w:t>sapache.key</w:t>
+      </w:r>
+      <w:proofErr w:type="spellEnd"/>
+      <w:r>
+        <w:t xml:space="preserve"> -</w:t>
+      </w:r>
+      <w:proofErr w:type="spellStart"/>
+      <w:r>
+        <w:t>out</w:t>
+      </w:r>
+      <w:proofErr w:type="spellEnd"/>
+      <w:r>
+        <w:t xml:space="preserve"> sapache.crt</w:t>
+      </w:r>
+    </w:p>
+    <w:p>
+      <w:pPr>
+        <w:rPr>
+          <w:b/>
+        </w:rPr>
+      </w:pPr>
+      <w:r>
+        <w:rPr>
+          <w:b/>
+        </w:rPr>
+        <w:t xml:space="preserve">Cambiar el </w:t>
+      </w:r>
+      <w:proofErr w:type="spellStart"/>
+      <w:r>
+        <w:rPr>
+          <w:b/>
+        </w:rPr>
+        <w:t>direcotrio</w:t>
+      </w:r>
+      <w:proofErr w:type="spellEnd"/>
+      <w:r>
+        <w:rPr>
+          <w:b/>
+        </w:rPr>
+        <w:t xml:space="preserve"> en el que el virtual host busca los certificados:</w:t>
+      </w:r>
+    </w:p>
+    <w:p>
+      <w:proofErr w:type="spellStart"/>
+      <w:r>
+        <w:t>SSLCertificateFile</w:t>
+      </w:r>
+      <w:proofErr w:type="spellEnd"/>
+      <w:r>
+        <w:t xml:space="preserve">      /</w:t>
+      </w:r>
+      <w:proofErr w:type="spellStart"/>
+      <w:r>
+        <w:t>etc</w:t>
+      </w:r>
+      <w:proofErr w:type="spellEnd"/>
+      <w:r>
+        <w:t>/</w:t>
+      </w:r>
+      <w:proofErr w:type="spellStart"/>
+      <w:r>
+        <w:t>ssl</w:t>
+      </w:r>
+      <w:proofErr w:type="spellEnd"/>
+      <w:r>
+        <w:t>/apache2/empresa3/sapache.crt</w:t>
+      </w:r>
+    </w:p>
+    <w:p>
+      <w:proofErr w:type="spellStart"/>
+      <w:r>
+        <w:t>SSLCertificateKeyFile</w:t>
+      </w:r>
+      <w:proofErr w:type="spellEnd"/>
+      <w:r>
+        <w:t xml:space="preserve">   /</w:t>
+      </w:r>
+      <w:proofErr w:type="spellStart"/>
+      <w:r>
+        <w:t>etc</w:t>
+      </w:r>
+      <w:proofErr w:type="spellEnd"/>
+      <w:r>
+        <w:t>/</w:t>
+      </w:r>
+      <w:proofErr w:type="spellStart"/>
+      <w:r>
+        <w:t>ssl</w:t>
+      </w:r>
+      <w:proofErr w:type="spellEnd"/>
+      <w:r>
+        <w:t>/apache2/empresa3/</w:t>
+      </w:r>
+      <w:proofErr w:type="spellStart"/>
+      <w:r>
+        <w:t>sapache.key</w:t>
+      </w:r>
+      <w:proofErr w:type="spellEnd"/>
+    </w:p>
+    <w:p>
+      <w:pPr>
+        <w:pStyle w:val="Ttulo1"/>
+        <w:rPr>
+          <w:b/>
+          <w:sz w:val="48"/>
+          <w:szCs w:val="48"/>
+        </w:rPr>
+      </w:pPr>
+      <w:r>
+        <w:rPr>
+          <w:b/>
+          <w:sz w:val="48"/>
+          <w:szCs w:val="48"/>
+        </w:rPr>
+        <w:t xml:space="preserve">Instalar servidor </w:t>
+      </w:r>
+      <w:proofErr w:type="spellStart"/>
+      <w:r>
+        <w:rPr>
+          <w:b/>
+          <w:sz w:val="48"/>
+          <w:szCs w:val="48"/>
+        </w:rPr>
+        <w:t>Nginx</w:t>
+      </w:r>
+      <w:proofErr w:type="spellEnd"/>
+      <w:r>
+        <w:rPr>
+          <w:b/>
+          <w:sz w:val="48"/>
+          <w:szCs w:val="48"/>
+        </w:rPr>
+        <w:t xml:space="preserve"> y usarlo de proxy http</w:t>
+      </w:r>
+    </w:p>
+    <w:p>
+      <w:pPr>
+        <w:rPr>
+          <w:b/>
+        </w:rPr>
+      </w:pPr>
+      <w:r>
+        <w:rPr>
+          <w:b/>
+        </w:rPr>
+        <w:t xml:space="preserve">Instalar </w:t>
+      </w:r>
+      <w:proofErr w:type="spellStart"/>
+      <w:r>
+        <w:rPr>
+          <w:b/>
+        </w:rPr>
+        <w:t>nginx</w:t>
+      </w:r>
+      <w:proofErr w:type="spellEnd"/>
+      <w:r>
+        <w:rPr>
+          <w:b/>
+        </w:rPr>
+        <w:t>:</w:t>
+      </w:r>
+    </w:p>
+    <w:p>
+      <w:r>
+        <w:t xml:space="preserve">sudo </w:t>
+      </w:r>
+      <w:proofErr w:type="spellStart"/>
+      <w:r>
+        <w:t>apt</w:t>
+      </w:r>
+      <w:proofErr w:type="spellEnd"/>
+      <w:r>
+        <w:t xml:space="preserve"> </w:t>
+      </w:r>
+      <w:proofErr w:type="spellStart"/>
+      <w:r>
+        <w:t>update</w:t>
+      </w:r>
+      <w:proofErr w:type="spellEnd"/>
+    </w:p>
+    <w:p>
+      <w:r>
+        <w:t xml:space="preserve">sudo </w:t>
+      </w:r>
+      <w:proofErr w:type="spellStart"/>
+      <w:r>
+        <w:t>apt</w:t>
+      </w:r>
+      <w:proofErr w:type="spellEnd"/>
+      <w:r>
+        <w:t xml:space="preserve"> </w:t>
+      </w:r>
+      <w:proofErr w:type="spellStart"/>
+      <w:r>
+        <w:t>install</w:t>
+      </w:r>
+      <w:proofErr w:type="spellEnd"/>
+      <w:r>
+        <w:t xml:space="preserve"> </w:t>
+      </w:r>
+      <w:proofErr w:type="spellStart"/>
+      <w:r>
+        <w:t>nginx</w:t>
+      </w:r>
+      <w:proofErr w:type="spellEnd"/>
+      <w:r>
+        <w:t xml:space="preserve"> </w:t>
+      </w:r>
+      <w:r>
+        <w:t>–</w:t>
+      </w:r>
+      <w:r>
+        <w:t>y</w:t>
+      </w:r>
+    </w:p>
+    <w:p>
+      <w:pPr>
+        <w:rPr>
+          <w:b/>
+        </w:rPr>
+      </w:pPr>
+      <w:r>
+        <w:rPr>
+          <w:b/>
+        </w:rPr>
+        <w:t xml:space="preserve">*Si apache2 </w:t>
+      </w:r>
+      <w:proofErr w:type="spellStart"/>
+      <w:r>
+        <w:rPr>
+          <w:b/>
+        </w:rPr>
+        <w:t>esta</w:t>
+      </w:r>
+      <w:proofErr w:type="spellEnd"/>
+      <w:r>
+        <w:rPr>
+          <w:b/>
+        </w:rPr>
+        <w:t xml:space="preserve"> usando el puerto80 el servicio de </w:t>
+      </w:r>
+      <w:proofErr w:type="spellStart"/>
+      <w:r>
+        <w:rPr>
+          <w:b/>
+        </w:rPr>
+        <w:t>nginx</w:t>
+      </w:r>
+      <w:proofErr w:type="spellEnd"/>
+      <w:r>
+        <w:rPr>
+          <w:b/>
+        </w:rPr>
+        <w:t xml:space="preserve"> dará error</w:t>
+      </w:r>
+    </w:p>
+    <w:p>
+      <w:pPr>
+        <w:rPr>
+          <w:b/>
+        </w:rPr>
+      </w:pPr>
+      <w:r>
+        <w:rPr>
+          <w:b/>
+        </w:rPr>
+        <w:t xml:space="preserve">Crear el virtual host de </w:t>
+      </w:r>
+      <w:proofErr w:type="spellStart"/>
+      <w:r>
+        <w:rPr>
+          <w:b/>
+        </w:rPr>
+        <w:t>nginx</w:t>
+      </w:r>
+      <w:proofErr w:type="spellEnd"/>
+      <w:r>
+        <w:rPr>
+          <w:b/>
+        </w:rPr>
+        <w:t xml:space="preserve"> en </w:t>
+      </w:r>
+      <w:proofErr w:type="spellStart"/>
+      <w:r>
+        <w:rPr>
+          <w:b/>
+        </w:rPr>
+        <w:t>sites-available</w:t>
+      </w:r>
+      <w:proofErr w:type="spellEnd"/>
+      <w:r>
+        <w:rPr>
+          <w:b/>
+        </w:rPr>
+        <w:t xml:space="preserve"> y configurarlo:</w:t>
+      </w:r>
+    </w:p>
+    <w:p>
+      <w:pPr>
+        <w:spacing w:after="0"/>
+      </w:pPr>
+      <w:r>
+        <w:t>server {</w:t>
+      </w:r>
+    </w:p>
+    <w:p>
+      <w:pPr>
+        <w:spacing w:after="0"/>
+      </w:pPr>
+      <w:r>
+        <w:t xml:space="preserve">    listen 80;</w:t>
+      </w:r>
+    </w:p>
+    <w:p>
+      <w:pPr>
+        <w:spacing w:after="0"/>
+      </w:pPr>
+      <w:r>
+        <w:t xml:space="preserve">    </w:t>
+      </w:r>
+      <w:proofErr w:type="spellStart"/>
+      <w:r>
+        <w:t>server_name</w:t>
+      </w:r>
+      <w:proofErr w:type="spellEnd"/>
+      <w:r>
+        <w:t xml:space="preserve"> www.empresa.com;</w:t>
+      </w:r>
+    </w:p>
+    <w:p>
+      <w:pPr>
+        <w:spacing w:after="0"/>
+      </w:pPr>
+    </w:p>
+    <w:p>
+      <w:pPr>
+        <w:spacing w:after="0"/>
+      </w:pPr>
+      <w:r>
+        <w:t xml:space="preserve">    </w:t>
+      </w:r>
+      <w:proofErr w:type="spellStart"/>
+      <w:r>
+        <w:t>location</w:t>
+      </w:r>
+      <w:proofErr w:type="spellEnd"/>
+      <w:r>
+        <w:t xml:space="preserve"> / {</w:t>
+      </w:r>
+    </w:p>
+    <w:p>
+      <w:pPr>
+        <w:spacing w:after="0"/>
+      </w:pPr>
+      <w:r>
+        <w:t xml:space="preserve">        </w:t>
+      </w:r>
+      <w:proofErr w:type="spellStart"/>
+      <w:r>
+        <w:t>proxy_pass</w:t>
+      </w:r>
+      <w:proofErr w:type="spellEnd"/>
+      <w:r>
+        <w:t xml:space="preserve"> http://</w:t>
+      </w:r>
+      <w:r>
+        <w:t>empresa.com</w:t>
+      </w:r>
+      <w:r>
+        <w:t>:8081;</w:t>
+      </w:r>
+    </w:p>
+    <w:p>
+      <w:pPr>
+        <w:spacing w:after="0"/>
+      </w:pPr>
+      <w:r>
+        <w:t xml:space="preserve">        </w:t>
+      </w:r>
+      <w:proofErr w:type="spellStart"/>
+      <w:r>
+        <w:t>proxy_set_header</w:t>
+      </w:r>
+      <w:proofErr w:type="spellEnd"/>
+      <w:r>
+        <w:t xml:space="preserve"> Host $host;</w:t>
+      </w:r>
+    </w:p>
+    <w:p>
+      <w:pPr>
+        <w:spacing w:after="0"/>
+      </w:pPr>
+      <w:r>
+        <w:t xml:space="preserve">        </w:t>
+      </w:r>
+      <w:proofErr w:type="spellStart"/>
+      <w:r>
+        <w:t>proxy_set_header</w:t>
+      </w:r>
+      <w:proofErr w:type="spellEnd"/>
+      <w:r>
+        <w:t xml:space="preserve"> X-Real-IP $</w:t>
+      </w:r>
+      <w:proofErr w:type="spellStart"/>
+      <w:r>
+        <w:t>remote_addr</w:t>
+      </w:r>
+      <w:proofErr w:type="spellEnd"/>
+      <w:r>
+        <w:t>;</w:t>
+      </w:r>
+    </w:p>
+    <w:p>
+      <w:pPr>
+        <w:spacing w:after="0"/>
+      </w:pPr>
+      <w:r>
+        <w:t xml:space="preserve">        </w:t>
+      </w:r>
+      <w:proofErr w:type="spellStart"/>
+      <w:r>
+        <w:t>proxy_set_header</w:t>
+      </w:r>
+      <w:proofErr w:type="spellEnd"/>
+      <w:r>
+        <w:t xml:space="preserve"> X-</w:t>
+      </w:r>
+      <w:proofErr w:type="spellStart"/>
+      <w:r>
+        <w:t>Forwarded</w:t>
+      </w:r>
+      <w:proofErr w:type="spellEnd"/>
+      <w:r>
+        <w:t>-</w:t>
+      </w:r>
+      <w:proofErr w:type="spellStart"/>
+      <w:r>
+        <w:t>For</w:t>
+      </w:r>
+      <w:proofErr w:type="spellEnd"/>
+      <w:r>
+        <w:t xml:space="preserve"> $</w:t>
+      </w:r>
+      <w:proofErr w:type="spellStart"/>
+      <w:r>
+        <w:t>proxy_add_x_forwarded_for</w:t>
+      </w:r>
+      <w:proofErr w:type="spellEnd"/>
+      <w:r>
+        <w:t>;</w:t>
+      </w:r>
+    </w:p>
+    <w:p>
+      <w:pPr>
+        <w:spacing w:after="0"/>
+      </w:pPr>
+      <w:r>
+        <w:t xml:space="preserve">        </w:t>
+      </w:r>
+      <w:proofErr w:type="spellStart"/>
+      <w:r>
+        <w:t>proxy_set_header</w:t>
+      </w:r>
+      <w:proofErr w:type="spellEnd"/>
+      <w:r>
+        <w:t xml:space="preserve"> X-</w:t>
+      </w:r>
+      <w:proofErr w:type="spellStart"/>
+      <w:r>
+        <w:t>Forwarded</w:t>
+      </w:r>
+      <w:proofErr w:type="spellEnd"/>
+      <w:r>
+        <w:t>-</w:t>
+      </w:r>
+      <w:proofErr w:type="spellStart"/>
+      <w:r>
+        <w:t>Proto</w:t>
+      </w:r>
+      <w:proofErr w:type="spellEnd"/>
+      <w:r>
+        <w:t xml:space="preserve"> $</w:t>
+      </w:r>
+      <w:proofErr w:type="spellStart"/>
+      <w:r>
+        <w:t>scheme</w:t>
+      </w:r>
+      <w:proofErr w:type="spellEnd"/>
+      <w:r>
+        <w:t>;</w:t>
+      </w:r>
+    </w:p>
+    <w:p>
+      <w:pPr>
+        <w:spacing w:after="0"/>
+      </w:pPr>
+      <w:r>
+        <w:t xml:space="preserve">    }</w:t>
+      </w:r>
+    </w:p>
+    <w:p>
+      <w:pPr>
+        <w:spacing w:after="0"/>
+      </w:pPr>
+      <w:r>
+        <w:t>}</w:t>
+      </w:r>
+    </w:p>
+    <w:p>
+      <w:pPr>
+        <w:spacing w:after="0"/>
+        <w:rPr>
+          <w:b/>
+        </w:rPr>
+      </w:pPr>
+      <w:r>
+        <w:rPr>
+          <w:b/>
+        </w:rPr>
+        <w:t xml:space="preserve">Activar el virtual host de </w:t>
+      </w:r>
+      <w:proofErr w:type="spellStart"/>
+      <w:r>
+        <w:rPr>
+          <w:b/>
+        </w:rPr>
+        <w:t>nginx</w:t>
+      </w:r>
+      <w:proofErr w:type="spellEnd"/>
+      <w:r>
+        <w:rPr>
+          <w:b/>
+        </w:rPr>
+        <w:t>:</w:t>
+      </w:r>
+    </w:p>
+    <w:p>
+      <w:pPr>
+        <w:spacing w:after="0"/>
+      </w:pPr>
+      <w:r>
+        <w:t xml:space="preserve">sudo </w:t>
+      </w:r>
+      <w:proofErr w:type="spellStart"/>
+      <w:r>
+        <w:t>ln</w:t>
+      </w:r>
+      <w:proofErr w:type="spellEnd"/>
+      <w:r>
+        <w:t xml:space="preserve"> -s /</w:t>
+      </w:r>
+      <w:proofErr w:type="spellStart"/>
+      <w:r>
+        <w:t>etc</w:t>
+      </w:r>
+      <w:proofErr w:type="spellEnd"/>
+      <w:r>
+        <w:t>/</w:t>
+      </w:r>
+      <w:proofErr w:type="spellStart"/>
+      <w:r>
+        <w:t>nginx</w:t>
+      </w:r>
+      <w:proofErr w:type="spellEnd"/>
+      <w:r>
+        <w:t>/</w:t>
+      </w:r>
+      <w:proofErr w:type="spellStart"/>
+      <w:r>
+        <w:t>sites-available</w:t>
+      </w:r>
+      <w:proofErr w:type="spellEnd"/>
+      <w:r>
+        <w:t>/ empresa /</w:t>
+      </w:r>
+      <w:proofErr w:type="spellStart"/>
+      <w:r>
+        <w:t>etc</w:t>
+      </w:r>
+      <w:proofErr w:type="spellEnd"/>
+      <w:r>
+        <w:t>/</w:t>
+      </w:r>
+      <w:proofErr w:type="spellStart"/>
+      <w:r>
+        <w:t>nginx</w:t>
+      </w:r>
+      <w:proofErr w:type="spellEnd"/>
+      <w:r>
+        <w:t>/</w:t>
+      </w:r>
+      <w:proofErr w:type="spellStart"/>
+      <w:r>
+        <w:t>sites-enabled</w:t>
+      </w:r>
+      <w:proofErr w:type="spellEnd"/>
+      <w:r>
+        <w:t>/</w:t>
+      </w:r>
+    </w:p>
+    <w:p>
+      <w:pPr>
+        <w:pStyle w:val="Ttulo1"/>
+        <w:rPr>
+          <w:b/>
+          <w:sz w:val="48"/>
+          <w:szCs w:val="48"/>
+        </w:rPr>
+      </w:pPr>
+      <w:r>
+        <w:rPr>
+          <w:b/>
+          <w:sz w:val="48"/>
+          <w:szCs w:val="48"/>
+        </w:rPr>
         <w:t>Anotaciones</w:t>
       </w:r>
     </w:p>
     <w:p>
       <w:pPr>
+        <w:rPr>
+          <w:b/>
+        </w:rPr>
+      </w:pPr>
+      <w:r>
+        <w:rPr>
+          <w:b/>
+        </w:rPr>
+        <w:t>*</w:t>
+      </w:r>
+      <w:proofErr w:type="spellStart"/>
+      <w:r>
+        <w:rPr>
+          <w:b/>
+        </w:rPr>
+        <w:t>Location</w:t>
+      </w:r>
+      <w:proofErr w:type="spellEnd"/>
+      <w:r>
+        <w:rPr>
+          <w:b/>
+        </w:rPr>
+        <w:t xml:space="preserve"> es para las </w:t>
+      </w:r>
+      <w:proofErr w:type="spellStart"/>
+      <w:r>
+        <w:rPr>
+          <w:b/>
+        </w:rPr>
+        <w:t>url</w:t>
+      </w:r>
+      <w:proofErr w:type="spellEnd"/>
+    </w:p>
+    <w:p>
+      <w:pPr>
+        <w:rPr>
+          <w:b/>
+        </w:rPr>
+      </w:pPr>
+      <w:r>
+        <w:rPr>
+          <w:b/>
+        </w:rPr>
+        <w:t>*</w:t>
+      </w:r>
+      <w:proofErr w:type="spellStart"/>
+      <w:r>
+        <w:rPr>
+          <w:b/>
+        </w:rPr>
+        <w:t>Directtory</w:t>
+      </w:r>
+      <w:proofErr w:type="spellEnd"/>
+      <w:r>
+        <w:rPr>
+          <w:b/>
+        </w:rPr>
+        <w:t xml:space="preserve"> es para los directorios físicos</w:t>
+      </w:r>
+    </w:p>
+    <w:p>
+      <w:pPr>
+        <w:pStyle w:val="Ttulo1"/>
+        <w:rPr>
+          <w:b/>
+          <w:sz w:val="48"/>
+          <w:szCs w:val="48"/>
+        </w:rPr>
+      </w:pPr>
+      <w:r>
+        <w:rPr>
+          <w:b/>
+          <w:sz w:val="48"/>
+          <w:szCs w:val="48"/>
+        </w:rPr>
+        <w:lastRenderedPageBreak/>
+        <w:t>Dudas</w:t>
+      </w:r>
+    </w:p>
+    <w:p>
+      <w:bookmarkStart w:id="2" w:name="_GoBack"/>
+      <w:bookmarkEnd w:id="2"/>
+    </w:p>
+    <w:p>
+      <w:pPr>
         <w:spacing w:after="0"/>
       </w:pPr>
     </w:p>
@@ -2091,7 +3385,9 @@
       </w:pPr>
       <w:r>
         <w:rPr>
+          <w:noProof/>
           <w:u w:val="single"/>
+          <w:lang w:eastAsia="es-ES"/>
         </w:rPr>
         <w:lastRenderedPageBreak/>
         <w:drawing>
@@ -2150,24 +3446,12 @@
           </wp:anchor>
         </w:drawing>
       </w:r>
-      <w:hyperlink r:id="rId7" w:history="1">
+      <w:hyperlink r:id="rId7" w:anchor="logformat" w:history="1">
         <w:r>
           <w:rPr>
             <w:rStyle w:val="Hipervnculo"/>
           </w:rPr>
-          <w:t>https://httpd.apache.org/docs/2.4/mod/</w:t>
-        </w:r>
-        <w:r>
-          <w:rPr>
-            <w:rStyle w:val="Hipervnculo"/>
-          </w:rPr>
-          <w:t>m</w:t>
-        </w:r>
-        <w:r>
-          <w:rPr>
-            <w:rStyle w:val="Hipervnculo"/>
-          </w:rPr>
-          <w:t>od_log_config.html#logformat</w:t>
+          <w:t>https://httpd.apache.org/docs/2.4/mod/mod_log_config.html#logformat</w:t>
         </w:r>
       </w:hyperlink>
     </w:p>
@@ -3103,7 +4387,7 @@
 </file>
 
 <file path=customXml/itemProps1.xml><?xml version="1.0" encoding="utf-8"?>
-<ds:datastoreItem xmlns:ds="http://schemas.openxmlformats.org/officeDocument/2006/customXml" ds:itemID="{4AE6F37E-BED2-4768-8838-000630A9D135}">
+<ds:datastoreItem xmlns:ds="http://schemas.openxmlformats.org/officeDocument/2006/customXml" ds:itemID="{1E782641-FD65-4069-B4C5-E6B38F08A13E}">
   <ds:schemaRefs>
     <ds:schemaRef ds:uri="http://schemas.openxmlformats.org/officeDocument/2006/bibliography"/>
   </ds:schemaRefs>

--- a/Despliegue de aplicaciones web/Apuntes Apache/Apuntes personales.docx
+++ b/Despliegue de aplicaciones web/Apuntes Apache/Apuntes personales.docx
@@ -2065,6 +2065,8 @@
       <w:r>
         <w:t xml:space="preserve"> 192.0.2.0/24</w:t>
       </w:r>
+      <w:bookmarkStart w:id="2" w:name="_GoBack"/>
+      <w:bookmarkEnd w:id="2"/>
     </w:p>
     <w:p>
       <w:pPr>
@@ -2109,215 +2111,6 @@
     </w:p>
     <w:p>
       <w:pPr>
-        <w:spacing w:after="0"/>
-      </w:pPr>
-      <w:r>
-        <w:t>Configurar directorios mediante .</w:t>
-      </w:r>
-      <w:proofErr w:type="spellStart"/>
-      <w:r>
-        <w:t>htaccess</w:t>
-      </w:r>
-      <w:proofErr w:type="spellEnd"/>
-    </w:p>
-    <w:p>
-      <w:pPr>
-        <w:spacing w:after="0"/>
-        <w:rPr>
-          <w:b/>
-        </w:rPr>
-      </w:pPr>
-      <w:r>
-        <w:rPr>
-          <w:b/>
-        </w:rPr>
-        <w:t xml:space="preserve">Permitir al directorio ser </w:t>
-      </w:r>
-      <w:proofErr w:type="spellStart"/>
-      <w:r>
-        <w:rPr>
-          <w:b/>
-        </w:rPr>
-        <w:t>sobreescrito</w:t>
-      </w:r>
-      <w:proofErr w:type="spellEnd"/>
-      <w:r>
-        <w:rPr>
-          <w:b/>
-        </w:rPr>
-        <w:t xml:space="preserve"> por </w:t>
-      </w:r>
-      <w:proofErr w:type="spellStart"/>
-      <w:r>
-        <w:rPr>
-          <w:b/>
-        </w:rPr>
-        <w:t>el</w:t>
-      </w:r>
-      <w:proofErr w:type="spellEnd"/>
-      <w:r>
-        <w:rPr>
-          <w:b/>
-        </w:rPr>
-        <w:t xml:space="preserve"> .</w:t>
-      </w:r>
-      <w:proofErr w:type="spellStart"/>
-      <w:r>
-        <w:rPr>
-          <w:b/>
-        </w:rPr>
-        <w:t>htaccess</w:t>
-      </w:r>
-      <w:proofErr w:type="spellEnd"/>
-      <w:r>
-        <w:rPr>
-          <w:b/>
-        </w:rPr>
-        <w:t>:</w:t>
-      </w:r>
-    </w:p>
-    <w:p>
-      <w:pPr>
-        <w:spacing w:after="0"/>
-      </w:pPr>
-      <w:r>
-        <w:t>&lt;</w:t>
-      </w:r>
-      <w:proofErr w:type="spellStart"/>
-      <w:r>
-        <w:t>Directory</w:t>
-      </w:r>
-      <w:proofErr w:type="spellEnd"/>
-      <w:r>
-        <w:t xml:space="preserve"> /</w:t>
-      </w:r>
-      <w:proofErr w:type="spellStart"/>
-      <w:r>
-        <w:t>var</w:t>
-      </w:r>
-      <w:proofErr w:type="spellEnd"/>
-      <w:r>
-        <w:t>/www/</w:t>
-      </w:r>
-      <w:proofErr w:type="spellStart"/>
-      <w:r>
-        <w:t>html</w:t>
-      </w:r>
-      <w:proofErr w:type="spellEnd"/>
-      <w:r>
-        <w:t>/empresa/</w:t>
-      </w:r>
-      <w:proofErr w:type="spellStart"/>
-      <w:r>
-        <w:t>docs</w:t>
-      </w:r>
-      <w:proofErr w:type="spellEnd"/>
-      <w:r>
-        <w:t>&gt;</w:t>
-      </w:r>
-    </w:p>
-    <w:p>
-      <w:pPr>
-        <w:spacing w:after="0"/>
-      </w:pPr>
-      <w:r>
-        <w:tab/>
-      </w:r>
-      <w:proofErr w:type="spellStart"/>
-      <w:r>
-        <w:t>AllowOverride</w:t>
-      </w:r>
-      <w:proofErr w:type="spellEnd"/>
-      <w:r>
-        <w:t xml:space="preserve"> </w:t>
-      </w:r>
-      <w:proofErr w:type="spellStart"/>
-      <w:r>
-        <w:t>Options</w:t>
-      </w:r>
-      <w:proofErr w:type="spellEnd"/>
-      <w:r>
-        <w:t xml:space="preserve"> </w:t>
-      </w:r>
-      <w:proofErr w:type="spellStart"/>
-      <w:r>
-        <w:t>FileInfo</w:t>
-      </w:r>
-      <w:proofErr w:type="spellEnd"/>
-    </w:p>
-    <w:p>
-      <w:pPr>
-        <w:spacing w:after="0"/>
-      </w:pPr>
-      <w:r>
-        <w:t>&lt;/</w:t>
-      </w:r>
-      <w:proofErr w:type="spellStart"/>
-      <w:r>
-        <w:t>Directory</w:t>
-      </w:r>
-      <w:proofErr w:type="spellEnd"/>
-      <w:r>
-        <w:t>&gt;</w:t>
-      </w:r>
-    </w:p>
-    <w:p>
-      <w:pPr>
-        <w:spacing w:after="0"/>
-        <w:rPr>
-          <w:b/>
-        </w:rPr>
-      </w:pPr>
-      <w:r>
-        <w:rPr>
-          <w:b/>
-        </w:rPr>
-        <w:t>Añadir al directorio el archivo .</w:t>
-      </w:r>
-      <w:proofErr w:type="spellStart"/>
-      <w:r>
-        <w:rPr>
-          <w:b/>
-        </w:rPr>
-        <w:t>htaccess</w:t>
-      </w:r>
-      <w:proofErr w:type="spellEnd"/>
-      <w:r>
-        <w:rPr>
-          <w:b/>
-        </w:rPr>
-        <w:t xml:space="preserve"> y poner dentro la configuración deseada (la configuración se pone como si ya estuviéramos dentro de un </w:t>
-      </w:r>
-      <w:proofErr w:type="spellStart"/>
-      <w:r>
-        <w:rPr>
-          <w:b/>
-        </w:rPr>
-        <w:t>directory</w:t>
-      </w:r>
-      <w:proofErr w:type="spellEnd"/>
-      <w:r>
-        <w:rPr>
-          <w:b/>
-        </w:rPr>
-        <w:t>):</w:t>
-      </w:r>
-    </w:p>
-    <w:p>
-      <w:pPr>
-        <w:spacing w:after="0"/>
-      </w:pPr>
-      <w:proofErr w:type="spellStart"/>
-      <w:r>
-        <w:t>Options</w:t>
-      </w:r>
-      <w:proofErr w:type="spellEnd"/>
-      <w:r>
-        <w:t xml:space="preserve"> +Indexes</w:t>
-      </w:r>
-    </w:p>
-    <w:p>
-      <w:pPr>
         <w:pStyle w:val="Ttulo1"/>
         <w:rPr>
           <w:b/>
@@ -2331,36 +2124,66 @@
           <w:sz w:val="48"/>
           <w:szCs w:val="48"/>
         </w:rPr>
-        <w:lastRenderedPageBreak/>
-        <w:t xml:space="preserve">Permitir y utilizar </w:t>
-      </w:r>
+        <w:t>Configurar directorios mediante .</w:t>
+      </w:r>
+      <w:proofErr w:type="spellStart"/>
       <w:r>
         <w:rPr>
           <w:b/>
           <w:sz w:val="48"/>
           <w:szCs w:val="48"/>
         </w:rPr>
-        <w:t>HTTPS</w:t>
-      </w:r>
-    </w:p>
-    <w:p>
-      <w:pPr>
-        <w:rPr>
-          <w:b/>
-        </w:rPr>
-      </w:pPr>
-      <w:r>
-        <w:rPr>
-          <w:b/>
-        </w:rPr>
-        <w:t xml:space="preserve">Habilitar el módulo </w:t>
-      </w:r>
-      <w:proofErr w:type="spellStart"/>
-      <w:r>
-        <w:rPr>
-          <w:b/>
-        </w:rPr>
-        <w:t>ssl</w:t>
+        <w:t>htaccess</w:t>
+      </w:r>
+      <w:proofErr w:type="spellEnd"/>
+    </w:p>
+    <w:p>
+      <w:pPr>
+        <w:spacing w:after="0"/>
+        <w:rPr>
+          <w:b/>
+        </w:rPr>
+      </w:pPr>
+      <w:r>
+        <w:rPr>
+          <w:b/>
+        </w:rPr>
+        <w:t xml:space="preserve">Permitir al directorio ser </w:t>
+      </w:r>
+      <w:proofErr w:type="spellStart"/>
+      <w:r>
+        <w:rPr>
+          <w:b/>
+        </w:rPr>
+        <w:t>sobreescrito</w:t>
+      </w:r>
+      <w:proofErr w:type="spellEnd"/>
+      <w:r>
+        <w:rPr>
+          <w:b/>
+        </w:rPr>
+        <w:t xml:space="preserve"> por </w:t>
+      </w:r>
+      <w:proofErr w:type="spellStart"/>
+      <w:r>
+        <w:rPr>
+          <w:b/>
+        </w:rPr>
+        <w:t>el</w:t>
+      </w:r>
+      <w:proofErr w:type="spellEnd"/>
+      <w:r>
+        <w:rPr>
+          <w:b/>
+        </w:rPr>
+        <w:t xml:space="preserve"> .</w:t>
+      </w:r>
+      <w:proofErr w:type="spellStart"/>
+      <w:r>
+        <w:rPr>
+          <w:b/>
+        </w:rPr>
+        <w:t>htaccess</w:t>
       </w:r>
       <w:proofErr w:type="spellEnd"/>
       <w:r>
@@ -2371,110 +2194,55 @@
       </w:r>
     </w:p>
     <w:p>
-      <w:r>
-        <w:t xml:space="preserve">a2enmod </w:t>
-      </w:r>
-      <w:proofErr w:type="spellStart"/>
-      <w:r>
-        <w:t>ssl</w:t>
-      </w:r>
-      <w:proofErr w:type="spellEnd"/>
-    </w:p>
-    <w:p>
-      <w:pPr>
-        <w:rPr>
-          <w:b/>
-        </w:rPr>
-      </w:pPr>
-      <w:proofErr w:type="spellStart"/>
-      <w:r>
-        <w:rPr>
-          <w:b/>
-        </w:rPr>
-        <w:t>Esocger</w:t>
-      </w:r>
-      <w:proofErr w:type="spellEnd"/>
-      <w:r>
-        <w:rPr>
-          <w:b/>
-        </w:rPr>
-        <w:t xml:space="preserve"> el directorio en el que almacenar los certificados:</w:t>
-      </w:r>
-    </w:p>
-    <w:p>
-      <w:r>
-        <w:t>/</w:t>
-      </w:r>
-      <w:proofErr w:type="spellStart"/>
-      <w:r>
-        <w:t>etc</w:t>
-      </w:r>
-      <w:proofErr w:type="spellEnd"/>
-      <w:r>
-        <w:t>/</w:t>
-      </w:r>
-      <w:proofErr w:type="spellStart"/>
-      <w:r>
-        <w:t>ssl</w:t>
-      </w:r>
-      <w:proofErr w:type="spellEnd"/>
-      <w:r>
-        <w:t>/apache2/empresa3</w:t>
-      </w:r>
-    </w:p>
-    <w:p>
-      <w:pPr>
-        <w:rPr>
-          <w:b/>
-        </w:rPr>
-      </w:pPr>
-      <w:proofErr w:type="spellStart"/>
-      <w:r>
-        <w:rPr>
-          <w:b/>
-        </w:rPr>
-        <w:t>Ejecutarl</w:t>
-      </w:r>
-      <w:proofErr w:type="spellEnd"/>
-      <w:r>
-        <w:rPr>
-          <w:b/>
-        </w:rPr>
-        <w:t xml:space="preserve"> el comando de </w:t>
-      </w:r>
-      <w:proofErr w:type="spellStart"/>
-      <w:r>
-        <w:rPr>
-          <w:b/>
-        </w:rPr>
-        <w:t>openssl</w:t>
-      </w:r>
-      <w:proofErr w:type="spellEnd"/>
-      <w:r>
-        <w:rPr>
-          <w:b/>
-        </w:rPr>
-        <w:t xml:space="preserve"> para crear el certificado </w:t>
-      </w:r>
-      <w:proofErr w:type="spellStart"/>
-      <w:r>
-        <w:rPr>
-          <w:b/>
-        </w:rPr>
-        <w:t>autofirmado</w:t>
-      </w:r>
-      <w:proofErr w:type="spellEnd"/>
-      <w:r>
-        <w:rPr>
-          <w:b/>
-        </w:rPr>
-        <w:t>:</w:t>
-      </w:r>
-    </w:p>
-    <w:p>
-      <w:proofErr w:type="spellStart"/>
-      <w:r>
-        <w:t>openssl</w:t>
+      <w:pPr>
+        <w:spacing w:after="0"/>
+      </w:pPr>
+      <w:r>
+        <w:t>&lt;</w:t>
+      </w:r>
+      <w:proofErr w:type="spellStart"/>
+      <w:r>
+        <w:t>Directory</w:t>
+      </w:r>
+      <w:proofErr w:type="spellEnd"/>
+      <w:r>
+        <w:t xml:space="preserve"> /</w:t>
+      </w:r>
+      <w:proofErr w:type="spellStart"/>
+      <w:r>
+        <w:t>var</w:t>
+      </w:r>
+      <w:proofErr w:type="spellEnd"/>
+      <w:r>
+        <w:t>/www/</w:t>
+      </w:r>
+      <w:proofErr w:type="spellStart"/>
+      <w:r>
+        <w:t>html</w:t>
+      </w:r>
+      <w:proofErr w:type="spellEnd"/>
+      <w:r>
+        <w:t>/empresa/</w:t>
+      </w:r>
+      <w:proofErr w:type="spellStart"/>
+      <w:r>
+        <w:t>docs</w:t>
+      </w:r>
+      <w:proofErr w:type="spellEnd"/>
+      <w:r>
+        <w:t>&gt;</w:t>
+      </w:r>
+    </w:p>
+    <w:p>
+      <w:pPr>
+        <w:spacing w:after="0"/>
+      </w:pPr>
+      <w:r>
+        <w:tab/>
+      </w:r>
+      <w:proofErr w:type="spellStart"/>
+      <w:r>
+        <w:t>AllowOverride</w:t>
       </w:r>
       <w:proofErr w:type="spellEnd"/>
       <w:r>
@@ -2482,39 +2250,7 @@
       </w:r>
       <w:proofErr w:type="spellStart"/>
       <w:r>
-        <w:t>req</w:t>
-      </w:r>
-      <w:proofErr w:type="spellEnd"/>
-      <w:r>
-        <w:t xml:space="preserve"> -x509 -</w:t>
-      </w:r>
-      <w:proofErr w:type="spellStart"/>
-      <w:r>
-        <w:t>nodes</w:t>
-      </w:r>
-      <w:proofErr w:type="spellEnd"/>
-      <w:r>
-        <w:t xml:space="preserve"> -</w:t>
-      </w:r>
-      <w:proofErr w:type="spellStart"/>
-      <w:r>
-        <w:t>days</w:t>
-      </w:r>
-      <w:proofErr w:type="spellEnd"/>
-      <w:r>
-        <w:t xml:space="preserve"> 1460 -</w:t>
-      </w:r>
-      <w:proofErr w:type="spellStart"/>
-      <w:r>
-        <w:t>newkey</w:t>
-      </w:r>
-      <w:proofErr w:type="spellEnd"/>
-      <w:r>
-        <w:t xml:space="preserve"> rsa:2048 -</w:t>
-      </w:r>
-      <w:proofErr w:type="spellStart"/>
-      <w:r>
-        <w:t>keyout</w:t>
+        <w:t>Options</w:t>
       </w:r>
       <w:proofErr w:type="spellEnd"/>
       <w:r>
@@ -2522,104 +2258,81 @@
       </w:r>
       <w:proofErr w:type="spellStart"/>
       <w:r>
-        <w:t>sapache.key</w:t>
-      </w:r>
-      <w:proofErr w:type="spellEnd"/>
-      <w:r>
-        <w:t xml:space="preserve"> -</w:t>
-      </w:r>
-      <w:proofErr w:type="spellStart"/>
-      <w:r>
-        <w:t>out</w:t>
-      </w:r>
-      <w:proofErr w:type="spellEnd"/>
-      <w:r>
-        <w:t xml:space="preserve"> sapache.crt</w:t>
-      </w:r>
-    </w:p>
-    <w:p>
-      <w:pPr>
-        <w:rPr>
-          <w:b/>
-        </w:rPr>
-      </w:pPr>
-      <w:r>
-        <w:rPr>
-          <w:b/>
-        </w:rPr>
-        <w:t xml:space="preserve">Cambiar el </w:t>
-      </w:r>
-      <w:proofErr w:type="spellStart"/>
-      <w:r>
-        <w:rPr>
-          <w:b/>
-        </w:rPr>
-        <w:t>direcotrio</w:t>
-      </w:r>
-      <w:proofErr w:type="spellEnd"/>
-      <w:r>
-        <w:rPr>
-          <w:b/>
-        </w:rPr>
-        <w:t xml:space="preserve"> en el que el virtual host busca los certificados:</w:t>
-      </w:r>
-    </w:p>
-    <w:p>
-      <w:proofErr w:type="spellStart"/>
-      <w:r>
-        <w:t>SSLCertificateFile</w:t>
-      </w:r>
-      <w:proofErr w:type="spellEnd"/>
-      <w:r>
-        <w:t xml:space="preserve">      /</w:t>
-      </w:r>
-      <w:proofErr w:type="spellStart"/>
-      <w:r>
-        <w:t>etc</w:t>
-      </w:r>
-      <w:proofErr w:type="spellEnd"/>
-      <w:r>
-        <w:t>/</w:t>
-      </w:r>
-      <w:proofErr w:type="spellStart"/>
-      <w:r>
-        <w:t>ssl</w:t>
-      </w:r>
-      <w:proofErr w:type="spellEnd"/>
-      <w:r>
-        <w:t>/apache2/empresa3/sapache.crt</w:t>
-      </w:r>
-    </w:p>
-    <w:p>
-      <w:proofErr w:type="spellStart"/>
-      <w:r>
-        <w:t>SSLCertificateKeyFile</w:t>
-      </w:r>
-      <w:proofErr w:type="spellEnd"/>
-      <w:r>
-        <w:t xml:space="preserve">   /</w:t>
-      </w:r>
-      <w:proofErr w:type="spellStart"/>
-      <w:r>
-        <w:t>etc</w:t>
-      </w:r>
-      <w:proofErr w:type="spellEnd"/>
-      <w:r>
-        <w:t>/</w:t>
-      </w:r>
-      <w:proofErr w:type="spellStart"/>
-      <w:r>
-        <w:t>ssl</w:t>
-      </w:r>
-      <w:proofErr w:type="spellEnd"/>
-      <w:r>
-        <w:t>/apache2/empresa3/</w:t>
-      </w:r>
-      <w:proofErr w:type="spellStart"/>
-      <w:r>
-        <w:t>sapache.key</w:t>
-      </w:r>
-      <w:proofErr w:type="spellEnd"/>
+        <w:t>FileInfo</w:t>
+      </w:r>
+      <w:proofErr w:type="spellEnd"/>
+    </w:p>
+    <w:p>
+      <w:pPr>
+        <w:spacing w:after="0"/>
+      </w:pPr>
+      <w:r>
+        <w:t>&lt;/</w:t>
+      </w:r>
+      <w:proofErr w:type="spellStart"/>
+      <w:r>
+        <w:t>Directory</w:t>
+      </w:r>
+      <w:proofErr w:type="spellEnd"/>
+      <w:r>
+        <w:t>&gt;</w:t>
+      </w:r>
+    </w:p>
+    <w:p>
+      <w:pPr>
+        <w:spacing w:after="0"/>
+        <w:rPr>
+          <w:b/>
+        </w:rPr>
+      </w:pPr>
+      <w:r>
+        <w:rPr>
+          <w:b/>
+        </w:rPr>
+        <w:t>Añadir al directorio el archivo .</w:t>
+      </w:r>
+      <w:proofErr w:type="spellStart"/>
+      <w:r>
+        <w:rPr>
+          <w:b/>
+        </w:rPr>
+        <w:t>htaccess</w:t>
+      </w:r>
+      <w:proofErr w:type="spellEnd"/>
+      <w:r>
+        <w:rPr>
+          <w:b/>
+        </w:rPr>
+        <w:t xml:space="preserve"> y poner dentro la configuración deseada (la configuración se pone como si ya estuviéramos dentro de un </w:t>
+      </w:r>
+      <w:proofErr w:type="spellStart"/>
+      <w:r>
+        <w:rPr>
+          <w:b/>
+        </w:rPr>
+        <w:t>directory</w:t>
+      </w:r>
+      <w:proofErr w:type="spellEnd"/>
+      <w:r>
+        <w:rPr>
+          <w:b/>
+        </w:rPr>
+        <w:t>):</w:t>
+      </w:r>
+    </w:p>
+    <w:p>
+      <w:pPr>
+        <w:spacing w:after="0"/>
+      </w:pPr>
+      <w:proofErr w:type="spellStart"/>
+      <w:r>
+        <w:lastRenderedPageBreak/>
+        <w:t>Options</w:t>
+      </w:r>
+      <w:proofErr w:type="spellEnd"/>
+      <w:r>
+        <w:t xml:space="preserve"> +Indexes</w:t>
+      </w:r>
     </w:p>
     <w:p>
       <w:pPr>
@@ -2636,595 +2349,891 @@
           <w:sz w:val="48"/>
           <w:szCs w:val="48"/>
         </w:rPr>
-        <w:t xml:space="preserve">Instalar servidor </w:t>
-      </w:r>
-      <w:proofErr w:type="spellStart"/>
+        <w:t xml:space="preserve">Permitir y utilizar </w:t>
+      </w:r>
       <w:r>
         <w:rPr>
           <w:b/>
           <w:sz w:val="48"/>
           <w:szCs w:val="48"/>
         </w:rPr>
-        <w:t>Nginx</w:t>
-      </w:r>
-      <w:proofErr w:type="spellEnd"/>
-      <w:r>
+        <w:t>HTTPS</w:t>
+      </w:r>
+    </w:p>
+    <w:p>
+      <w:pPr>
+        <w:rPr>
+          <w:b/>
+        </w:rPr>
+      </w:pPr>
+      <w:r>
+        <w:rPr>
+          <w:b/>
+        </w:rPr>
+        <w:t xml:space="preserve">Habilitar el módulo </w:t>
+      </w:r>
+      <w:proofErr w:type="spellStart"/>
+      <w:r>
+        <w:rPr>
+          <w:b/>
+        </w:rPr>
+        <w:t>ssl</w:t>
+      </w:r>
+      <w:proofErr w:type="spellEnd"/>
+      <w:r>
+        <w:rPr>
+          <w:b/>
+        </w:rPr>
+        <w:t>:</w:t>
+      </w:r>
+    </w:p>
+    <w:p>
+      <w:r>
+        <w:t xml:space="preserve">a2enmod </w:t>
+      </w:r>
+      <w:proofErr w:type="spellStart"/>
+      <w:r>
+        <w:t>ssl</w:t>
+      </w:r>
+      <w:proofErr w:type="spellEnd"/>
+    </w:p>
+    <w:p>
+      <w:pPr>
+        <w:rPr>
+          <w:b/>
+        </w:rPr>
+      </w:pPr>
+      <w:proofErr w:type="spellStart"/>
+      <w:r>
+        <w:rPr>
+          <w:b/>
+        </w:rPr>
+        <w:t>Esocger</w:t>
+      </w:r>
+      <w:proofErr w:type="spellEnd"/>
+      <w:r>
+        <w:rPr>
+          <w:b/>
+        </w:rPr>
+        <w:t xml:space="preserve"> el directorio en el que almacenar los certificados:</w:t>
+      </w:r>
+    </w:p>
+    <w:p>
+      <w:r>
+        <w:t>/</w:t>
+      </w:r>
+      <w:proofErr w:type="spellStart"/>
+      <w:r>
+        <w:t>etc</w:t>
+      </w:r>
+      <w:proofErr w:type="spellEnd"/>
+      <w:r>
+        <w:t>/</w:t>
+      </w:r>
+      <w:proofErr w:type="spellStart"/>
+      <w:r>
+        <w:t>ssl</w:t>
+      </w:r>
+      <w:proofErr w:type="spellEnd"/>
+      <w:r>
+        <w:t>/apache2/empresa3</w:t>
+      </w:r>
+    </w:p>
+    <w:p>
+      <w:pPr>
+        <w:rPr>
+          <w:b/>
+        </w:rPr>
+      </w:pPr>
+      <w:proofErr w:type="spellStart"/>
+      <w:r>
+        <w:rPr>
+          <w:b/>
+        </w:rPr>
+        <w:t>Ejecutarl</w:t>
+      </w:r>
+      <w:proofErr w:type="spellEnd"/>
+      <w:r>
+        <w:rPr>
+          <w:b/>
+        </w:rPr>
+        <w:t xml:space="preserve"> el comando de </w:t>
+      </w:r>
+      <w:proofErr w:type="spellStart"/>
+      <w:r>
+        <w:rPr>
+          <w:b/>
+        </w:rPr>
+        <w:t>openssl</w:t>
+      </w:r>
+      <w:proofErr w:type="spellEnd"/>
+      <w:r>
+        <w:rPr>
+          <w:b/>
+        </w:rPr>
+        <w:t xml:space="preserve"> para crear el certificado </w:t>
+      </w:r>
+      <w:proofErr w:type="spellStart"/>
+      <w:r>
+        <w:rPr>
+          <w:b/>
+        </w:rPr>
+        <w:t>autofirmado</w:t>
+      </w:r>
+      <w:proofErr w:type="spellEnd"/>
+      <w:r>
+        <w:rPr>
+          <w:b/>
+        </w:rPr>
+        <w:t>:</w:t>
+      </w:r>
+    </w:p>
+    <w:p>
+      <w:proofErr w:type="spellStart"/>
+      <w:r>
+        <w:t>openssl</w:t>
+      </w:r>
+      <w:proofErr w:type="spellEnd"/>
+      <w:r>
+        <w:t xml:space="preserve"> </w:t>
+      </w:r>
+      <w:proofErr w:type="spellStart"/>
+      <w:r>
+        <w:t>req</w:t>
+      </w:r>
+      <w:proofErr w:type="spellEnd"/>
+      <w:r>
+        <w:t xml:space="preserve"> -x509 -</w:t>
+      </w:r>
+      <w:proofErr w:type="spellStart"/>
+      <w:r>
+        <w:t>nodes</w:t>
+      </w:r>
+      <w:proofErr w:type="spellEnd"/>
+      <w:r>
+        <w:t xml:space="preserve"> -</w:t>
+      </w:r>
+      <w:proofErr w:type="spellStart"/>
+      <w:r>
+        <w:t>days</w:t>
+      </w:r>
+      <w:proofErr w:type="spellEnd"/>
+      <w:r>
+        <w:t xml:space="preserve"> 1460 -</w:t>
+      </w:r>
+      <w:proofErr w:type="spellStart"/>
+      <w:r>
+        <w:t>newkey</w:t>
+      </w:r>
+      <w:proofErr w:type="spellEnd"/>
+      <w:r>
+        <w:t xml:space="preserve"> rsa:2048 -</w:t>
+      </w:r>
+      <w:proofErr w:type="spellStart"/>
+      <w:r>
+        <w:t>keyout</w:t>
+      </w:r>
+      <w:proofErr w:type="spellEnd"/>
+      <w:r>
+        <w:t xml:space="preserve"> </w:t>
+      </w:r>
+      <w:proofErr w:type="spellStart"/>
+      <w:r>
+        <w:t>sapache.key</w:t>
+      </w:r>
+      <w:proofErr w:type="spellEnd"/>
+      <w:r>
+        <w:t xml:space="preserve"> -</w:t>
+      </w:r>
+      <w:proofErr w:type="spellStart"/>
+      <w:r>
+        <w:t>out</w:t>
+      </w:r>
+      <w:proofErr w:type="spellEnd"/>
+      <w:r>
+        <w:t xml:space="preserve"> sapache.crt</w:t>
+      </w:r>
+    </w:p>
+    <w:p>
+      <w:pPr>
+        <w:rPr>
+          <w:b/>
+        </w:rPr>
+      </w:pPr>
+      <w:r>
+        <w:rPr>
+          <w:b/>
+        </w:rPr>
+        <w:t xml:space="preserve">Cambiar el </w:t>
+      </w:r>
+      <w:proofErr w:type="spellStart"/>
+      <w:r>
+        <w:rPr>
+          <w:b/>
+        </w:rPr>
+        <w:t>direcotrio</w:t>
+      </w:r>
+      <w:proofErr w:type="spellEnd"/>
+      <w:r>
+        <w:rPr>
+          <w:b/>
+        </w:rPr>
+        <w:t xml:space="preserve"> en el que el virtual host busca los certificados:</w:t>
+      </w:r>
+    </w:p>
+    <w:p>
+      <w:proofErr w:type="spellStart"/>
+      <w:r>
+        <w:t>SSLCertificateFile</w:t>
+      </w:r>
+      <w:proofErr w:type="spellEnd"/>
+      <w:r>
+        <w:t xml:space="preserve">      /</w:t>
+      </w:r>
+      <w:proofErr w:type="spellStart"/>
+      <w:r>
+        <w:t>etc</w:t>
+      </w:r>
+      <w:proofErr w:type="spellEnd"/>
+      <w:r>
+        <w:t>/</w:t>
+      </w:r>
+      <w:proofErr w:type="spellStart"/>
+      <w:r>
+        <w:t>ssl</w:t>
+      </w:r>
+      <w:proofErr w:type="spellEnd"/>
+      <w:r>
+        <w:t>/apache2/empresa3/sapache.crt</w:t>
+      </w:r>
+    </w:p>
+    <w:p>
+      <w:proofErr w:type="spellStart"/>
+      <w:r>
+        <w:t>SSLCertificateKeyFile</w:t>
+      </w:r>
+      <w:proofErr w:type="spellEnd"/>
+      <w:r>
+        <w:t xml:space="preserve">   /</w:t>
+      </w:r>
+      <w:proofErr w:type="spellStart"/>
+      <w:r>
+        <w:t>etc</w:t>
+      </w:r>
+      <w:proofErr w:type="spellEnd"/>
+      <w:r>
+        <w:t>/</w:t>
+      </w:r>
+      <w:proofErr w:type="spellStart"/>
+      <w:r>
+        <w:t>ssl</w:t>
+      </w:r>
+      <w:proofErr w:type="spellEnd"/>
+      <w:r>
+        <w:t>/apache2/empresa3/</w:t>
+      </w:r>
+      <w:proofErr w:type="spellStart"/>
+      <w:r>
+        <w:t>sapache.key</w:t>
+      </w:r>
+      <w:proofErr w:type="spellEnd"/>
+    </w:p>
+    <w:p>
+      <w:pPr>
+        <w:pStyle w:val="Ttulo1"/>
         <w:rPr>
           <w:b/>
           <w:sz w:val="48"/>
           <w:szCs w:val="48"/>
         </w:rPr>
-        <w:t xml:space="preserve"> y usarlo de proxy http</w:t>
-      </w:r>
-    </w:p>
-    <w:p>
-      <w:pPr>
-        <w:rPr>
-          <w:b/>
-        </w:rPr>
-      </w:pPr>
-      <w:r>
-        <w:rPr>
-          <w:b/>
-        </w:rPr>
-        <w:t xml:space="preserve">Instalar </w:t>
-      </w:r>
-      <w:proofErr w:type="spellStart"/>
-      <w:r>
-        <w:rPr>
-          <w:b/>
-        </w:rPr>
-        <w:t>nginx</w:t>
-      </w:r>
-      <w:proofErr w:type="spellEnd"/>
-      <w:r>
-        <w:rPr>
-          <w:b/>
-        </w:rPr>
-        <w:t>:</w:t>
-      </w:r>
-    </w:p>
-    <w:p>
-      <w:r>
-        <w:t xml:space="preserve">sudo </w:t>
-      </w:r>
-      <w:proofErr w:type="spellStart"/>
-      <w:r>
-        <w:t>apt</w:t>
-      </w:r>
-      <w:proofErr w:type="spellEnd"/>
-      <w:r>
-        <w:t xml:space="preserve"> </w:t>
-      </w:r>
-      <w:proofErr w:type="spellStart"/>
-      <w:r>
-        <w:t>update</w:t>
-      </w:r>
-      <w:proofErr w:type="spellEnd"/>
-    </w:p>
-    <w:p>
-      <w:r>
-        <w:t xml:space="preserve">sudo </w:t>
-      </w:r>
-      <w:proofErr w:type="spellStart"/>
-      <w:r>
-        <w:t>apt</w:t>
-      </w:r>
-      <w:proofErr w:type="spellEnd"/>
-      <w:r>
-        <w:t xml:space="preserve"> </w:t>
-      </w:r>
-      <w:proofErr w:type="spellStart"/>
-      <w:r>
-        <w:t>install</w:t>
-      </w:r>
-      <w:proofErr w:type="spellEnd"/>
-      <w:r>
-        <w:t xml:space="preserve"> </w:t>
-      </w:r>
-      <w:proofErr w:type="spellStart"/>
-      <w:r>
-        <w:t>nginx</w:t>
-      </w:r>
-      <w:proofErr w:type="spellEnd"/>
-      <w:r>
-        <w:t xml:space="preserve"> </w:t>
-      </w:r>
-      <w:r>
-        <w:t>–</w:t>
-      </w:r>
-      <w:r>
-        <w:t>y</w:t>
-      </w:r>
-    </w:p>
-    <w:p>
-      <w:pPr>
-        <w:rPr>
-          <w:b/>
-        </w:rPr>
-      </w:pPr>
-      <w:r>
-        <w:rPr>
-          <w:b/>
-        </w:rPr>
-        <w:t xml:space="preserve">*Si apache2 </w:t>
-      </w:r>
-      <w:proofErr w:type="spellStart"/>
-      <w:r>
-        <w:rPr>
-          <w:b/>
-        </w:rPr>
-        <w:t>esta</w:t>
-      </w:r>
-      <w:proofErr w:type="spellEnd"/>
-      <w:r>
-        <w:rPr>
-          <w:b/>
-        </w:rPr>
-        <w:t xml:space="preserve"> usando el puerto80 el servicio de </w:t>
-      </w:r>
-      <w:proofErr w:type="spellStart"/>
-      <w:r>
-        <w:rPr>
-          <w:b/>
-        </w:rPr>
-        <w:t>nginx</w:t>
-      </w:r>
-      <w:proofErr w:type="spellEnd"/>
-      <w:r>
-        <w:rPr>
-          <w:b/>
-        </w:rPr>
-        <w:t xml:space="preserve"> dará error</w:t>
-      </w:r>
-    </w:p>
-    <w:p>
-      <w:pPr>
-        <w:rPr>
-          <w:b/>
-        </w:rPr>
-      </w:pPr>
-      <w:r>
-        <w:rPr>
-          <w:b/>
-        </w:rPr>
-        <w:t xml:space="preserve">Crear el virtual host de </w:t>
-      </w:r>
-      <w:proofErr w:type="spellStart"/>
-      <w:r>
-        <w:rPr>
-          <w:b/>
-        </w:rPr>
-        <w:t>nginx</w:t>
-      </w:r>
-      <w:proofErr w:type="spellEnd"/>
-      <w:r>
-        <w:rPr>
-          <w:b/>
-        </w:rPr>
-        <w:t xml:space="preserve"> en </w:t>
-      </w:r>
-      <w:proofErr w:type="spellStart"/>
-      <w:r>
-        <w:rPr>
-          <w:b/>
-        </w:rPr>
-        <w:t>sites-available</w:t>
-      </w:r>
-      <w:proofErr w:type="spellEnd"/>
-      <w:r>
-        <w:rPr>
-          <w:b/>
-        </w:rPr>
-        <w:t xml:space="preserve"> y configurarlo:</w:t>
-      </w:r>
-    </w:p>
-    <w:p>
-      <w:pPr>
-        <w:spacing w:after="0"/>
-      </w:pPr>
-      <w:r>
-        <w:t>server {</w:t>
-      </w:r>
-    </w:p>
-    <w:p>
-      <w:pPr>
-        <w:spacing w:after="0"/>
-      </w:pPr>
-      <w:r>
-        <w:t xml:space="preserve">    listen 80;</w:t>
-      </w:r>
-    </w:p>
-    <w:p>
-      <w:pPr>
-        <w:spacing w:after="0"/>
-      </w:pPr>
-      <w:r>
-        <w:t xml:space="preserve">    </w:t>
-      </w:r>
-      <w:proofErr w:type="spellStart"/>
-      <w:r>
-        <w:t>server_name</w:t>
-      </w:r>
-      <w:proofErr w:type="spellEnd"/>
-      <w:r>
-        <w:t xml:space="preserve"> www.empresa.com;</w:t>
-      </w:r>
-    </w:p>
-    <w:p>
-      <w:pPr>
-        <w:spacing w:after="0"/>
-      </w:pPr>
-    </w:p>
-    <w:p>
-      <w:pPr>
-        <w:spacing w:after="0"/>
-      </w:pPr>
-      <w:r>
-        <w:t xml:space="preserve">    </w:t>
-      </w:r>
-      <w:proofErr w:type="spellStart"/>
-      <w:r>
-        <w:t>location</w:t>
-      </w:r>
-      <w:proofErr w:type="spellEnd"/>
-      <w:r>
-        <w:t xml:space="preserve"> / {</w:t>
-      </w:r>
-    </w:p>
-    <w:p>
-      <w:pPr>
-        <w:spacing w:after="0"/>
-      </w:pPr>
-      <w:r>
-        <w:t xml:space="preserve">        </w:t>
-      </w:r>
-      <w:proofErr w:type="spellStart"/>
-      <w:r>
-        <w:t>proxy_pass</w:t>
-      </w:r>
-      <w:proofErr w:type="spellEnd"/>
-      <w:r>
-        <w:t xml:space="preserve"> http://</w:t>
-      </w:r>
-      <w:r>
-        <w:t>empresa.com</w:t>
-      </w:r>
-      <w:r>
-        <w:t>:8081;</w:t>
-      </w:r>
-    </w:p>
-    <w:p>
-      <w:pPr>
-        <w:spacing w:after="0"/>
-      </w:pPr>
-      <w:r>
-        <w:t xml:space="preserve">        </w:t>
-      </w:r>
-      <w:proofErr w:type="spellStart"/>
-      <w:r>
-        <w:t>proxy_set_header</w:t>
-      </w:r>
-      <w:proofErr w:type="spellEnd"/>
-      <w:r>
-        <w:t xml:space="preserve"> Host $host;</w:t>
-      </w:r>
-    </w:p>
-    <w:p>
-      <w:pPr>
-        <w:spacing w:after="0"/>
-      </w:pPr>
-      <w:r>
-        <w:t xml:space="preserve">        </w:t>
-      </w:r>
-      <w:proofErr w:type="spellStart"/>
-      <w:r>
-        <w:t>proxy_set_header</w:t>
-      </w:r>
-      <w:proofErr w:type="spellEnd"/>
-      <w:r>
-        <w:t xml:space="preserve"> X-Real-IP $</w:t>
-      </w:r>
-      <w:proofErr w:type="spellStart"/>
-      <w:r>
-        <w:t>remote_addr</w:t>
-      </w:r>
-      <w:proofErr w:type="spellEnd"/>
-      <w:r>
-        <w:t>;</w:t>
-      </w:r>
-    </w:p>
-    <w:p>
-      <w:pPr>
-        <w:spacing w:after="0"/>
-      </w:pPr>
-      <w:r>
-        <w:t xml:space="preserve">        </w:t>
-      </w:r>
-      <w:proofErr w:type="spellStart"/>
-      <w:r>
-        <w:t>proxy_set_header</w:t>
-      </w:r>
-      <w:proofErr w:type="spellEnd"/>
-      <w:r>
-        <w:t xml:space="preserve"> X-</w:t>
-      </w:r>
-      <w:proofErr w:type="spellStart"/>
-      <w:r>
-        <w:t>Forwarded</w:t>
-      </w:r>
-      <w:proofErr w:type="spellEnd"/>
-      <w:r>
-        <w:t>-</w:t>
-      </w:r>
-      <w:proofErr w:type="spellStart"/>
-      <w:r>
-        <w:t>For</w:t>
-      </w:r>
-      <w:proofErr w:type="spellEnd"/>
-      <w:r>
-        <w:t xml:space="preserve"> $</w:t>
-      </w:r>
-      <w:proofErr w:type="spellStart"/>
-      <w:r>
-        <w:t>proxy_add_x_forwarded_for</w:t>
-      </w:r>
-      <w:proofErr w:type="spellEnd"/>
-      <w:r>
-        <w:t>;</w:t>
-      </w:r>
-    </w:p>
-    <w:p>
-      <w:pPr>
-        <w:spacing w:after="0"/>
-      </w:pPr>
-      <w:r>
-        <w:t xml:space="preserve">        </w:t>
-      </w:r>
-      <w:proofErr w:type="spellStart"/>
-      <w:r>
-        <w:t>proxy_set_header</w:t>
-      </w:r>
-      <w:proofErr w:type="spellEnd"/>
-      <w:r>
-        <w:t xml:space="preserve"> X-</w:t>
-      </w:r>
-      <w:proofErr w:type="spellStart"/>
-      <w:r>
-        <w:t>Forwarded</w:t>
-      </w:r>
-      <w:proofErr w:type="spellEnd"/>
-      <w:r>
-        <w:t>-</w:t>
-      </w:r>
-      <w:proofErr w:type="spellStart"/>
-      <w:r>
-        <w:t>Proto</w:t>
-      </w:r>
-      <w:proofErr w:type="spellEnd"/>
-      <w:r>
-        <w:t xml:space="preserve"> $</w:t>
-      </w:r>
-      <w:proofErr w:type="spellStart"/>
-      <w:r>
-        <w:t>scheme</w:t>
-      </w:r>
-      <w:proofErr w:type="spellEnd"/>
-      <w:r>
-        <w:t>;</w:t>
-      </w:r>
-    </w:p>
-    <w:p>
-      <w:pPr>
-        <w:spacing w:after="0"/>
-      </w:pPr>
-      <w:r>
-        <w:t xml:space="preserve">    }</w:t>
-      </w:r>
-    </w:p>
-    <w:p>
-      <w:pPr>
-        <w:spacing w:after="0"/>
-      </w:pPr>
-      <w:r>
-        <w:t>}</w:t>
-      </w:r>
-    </w:p>
-    <w:p>
-      <w:pPr>
-        <w:spacing w:after="0"/>
-        <w:rPr>
-          <w:b/>
-        </w:rPr>
-      </w:pPr>
-      <w:r>
-        <w:rPr>
-          <w:b/>
-        </w:rPr>
-        <w:t xml:space="preserve">Activar el virtual host de </w:t>
-      </w:r>
-      <w:proofErr w:type="spellStart"/>
-      <w:r>
-        <w:rPr>
-          <w:b/>
-        </w:rPr>
-        <w:t>nginx</w:t>
-      </w:r>
-      <w:proofErr w:type="spellEnd"/>
-      <w:r>
-        <w:rPr>
-          <w:b/>
-        </w:rPr>
-        <w:t>:</w:t>
-      </w:r>
-    </w:p>
-    <w:p>
-      <w:pPr>
-        <w:spacing w:after="0"/>
-      </w:pPr>
-      <w:r>
-        <w:t xml:space="preserve">sudo </w:t>
-      </w:r>
-      <w:proofErr w:type="spellStart"/>
-      <w:r>
-        <w:t>ln</w:t>
-      </w:r>
-      <w:proofErr w:type="spellEnd"/>
-      <w:r>
-        <w:t xml:space="preserve"> -s /</w:t>
-      </w:r>
-      <w:proofErr w:type="spellStart"/>
-      <w:r>
-        <w:t>etc</w:t>
-      </w:r>
-      <w:proofErr w:type="spellEnd"/>
-      <w:r>
-        <w:t>/</w:t>
-      </w:r>
-      <w:proofErr w:type="spellStart"/>
-      <w:r>
-        <w:t>nginx</w:t>
-      </w:r>
-      <w:proofErr w:type="spellEnd"/>
-      <w:r>
-        <w:t>/</w:t>
-      </w:r>
-      <w:proofErr w:type="spellStart"/>
-      <w:r>
-        <w:t>sites-available</w:t>
-      </w:r>
-      <w:proofErr w:type="spellEnd"/>
-      <w:r>
-        <w:t>/ empresa /</w:t>
-      </w:r>
-      <w:proofErr w:type="spellStart"/>
-      <w:r>
-        <w:t>etc</w:t>
-      </w:r>
-      <w:proofErr w:type="spellEnd"/>
-      <w:r>
-        <w:t>/</w:t>
-      </w:r>
-      <w:proofErr w:type="spellStart"/>
-      <w:r>
-        <w:t>nginx</w:t>
-      </w:r>
-      <w:proofErr w:type="spellEnd"/>
-      <w:r>
-        <w:t>/</w:t>
-      </w:r>
-      <w:proofErr w:type="spellStart"/>
-      <w:r>
-        <w:t>sites-enabled</w:t>
-      </w:r>
-      <w:proofErr w:type="spellEnd"/>
-      <w:r>
-        <w:t>/</w:t>
-      </w:r>
-    </w:p>
-    <w:p>
-      <w:pPr>
-        <w:pStyle w:val="Ttulo1"/>
+      </w:pPr>
+      <w:r>
         <w:rPr>
           <w:b/>
           <w:sz w:val="48"/>
           <w:szCs w:val="48"/>
         </w:rPr>
-      </w:pPr>
+        <w:t xml:space="preserve">Instalar servidor </w:t>
+      </w:r>
+      <w:proofErr w:type="spellStart"/>
       <w:r>
         <w:rPr>
           <w:b/>
           <w:sz w:val="48"/>
           <w:szCs w:val="48"/>
         </w:rPr>
-        <w:t>Anotaciones</w:t>
-      </w:r>
-    </w:p>
-    <w:p>
-      <w:pPr>
-        <w:rPr>
-          <w:b/>
-        </w:rPr>
-      </w:pPr>
-      <w:r>
-        <w:rPr>
-          <w:b/>
-        </w:rPr>
-        <w:t>*</w:t>
-      </w:r>
-      <w:proofErr w:type="spellStart"/>
-      <w:r>
-        <w:rPr>
-          <w:b/>
-        </w:rPr>
-        <w:t>Location</w:t>
-      </w:r>
-      <w:proofErr w:type="spellEnd"/>
-      <w:r>
-        <w:rPr>
-          <w:b/>
-        </w:rPr>
-        <w:t xml:space="preserve"> es para las </w:t>
-      </w:r>
-      <w:proofErr w:type="spellStart"/>
-      <w:r>
-        <w:rPr>
-          <w:b/>
-        </w:rPr>
-        <w:t>url</w:t>
-      </w:r>
-      <w:proofErr w:type="spellEnd"/>
-    </w:p>
-    <w:p>
-      <w:pPr>
-        <w:rPr>
-          <w:b/>
-        </w:rPr>
-      </w:pPr>
-      <w:r>
-        <w:rPr>
-          <w:b/>
-        </w:rPr>
-        <w:t>*</w:t>
-      </w:r>
-      <w:proofErr w:type="spellStart"/>
-      <w:r>
-        <w:rPr>
-          <w:b/>
-        </w:rPr>
-        <w:t>Directtory</w:t>
-      </w:r>
-      <w:proofErr w:type="spellEnd"/>
-      <w:r>
-        <w:rPr>
-          <w:b/>
-        </w:rPr>
-        <w:t xml:space="preserve"> es para los directorios físicos</w:t>
-      </w:r>
-    </w:p>
-    <w:p>
-      <w:pPr>
-        <w:pStyle w:val="Ttulo1"/>
+        <w:t>Nginx</w:t>
+      </w:r>
+      <w:proofErr w:type="spellEnd"/>
+      <w:r>
         <w:rPr>
           <w:b/>
           <w:sz w:val="48"/>
           <w:szCs w:val="48"/>
         </w:rPr>
-      </w:pPr>
-      <w:r>
+        <w:t xml:space="preserve"> y usarlo de proxy http</w:t>
+      </w:r>
+    </w:p>
+    <w:p>
+      <w:pPr>
+        <w:ind w:left="708" w:hanging="708"/>
+        <w:rPr>
+          <w:b/>
+        </w:rPr>
+      </w:pPr>
+      <w:r>
+        <w:rPr>
+          <w:b/>
+        </w:rPr>
+        <w:t xml:space="preserve">Instalar </w:t>
+      </w:r>
+      <w:proofErr w:type="spellStart"/>
+      <w:r>
+        <w:rPr>
+          <w:b/>
+        </w:rPr>
+        <w:t>nginx</w:t>
+      </w:r>
+      <w:proofErr w:type="spellEnd"/>
+      <w:r>
+        <w:rPr>
+          <w:b/>
+        </w:rPr>
+        <w:t>:</w:t>
+      </w:r>
+    </w:p>
+    <w:p>
+      <w:r>
+        <w:t xml:space="preserve">sudo </w:t>
+      </w:r>
+      <w:proofErr w:type="spellStart"/>
+      <w:r>
+        <w:t>apt</w:t>
+      </w:r>
+      <w:proofErr w:type="spellEnd"/>
+      <w:r>
+        <w:t xml:space="preserve"> </w:t>
+      </w:r>
+      <w:proofErr w:type="spellStart"/>
+      <w:r>
+        <w:t>update</w:t>
+      </w:r>
+      <w:proofErr w:type="spellEnd"/>
+    </w:p>
+    <w:p>
+      <w:r>
+        <w:t xml:space="preserve">sudo </w:t>
+      </w:r>
+      <w:proofErr w:type="spellStart"/>
+      <w:r>
+        <w:t>apt</w:t>
+      </w:r>
+      <w:proofErr w:type="spellEnd"/>
+      <w:r>
+        <w:t xml:space="preserve"> </w:t>
+      </w:r>
+      <w:proofErr w:type="spellStart"/>
+      <w:r>
+        <w:t>install</w:t>
+      </w:r>
+      <w:proofErr w:type="spellEnd"/>
+      <w:r>
+        <w:t xml:space="preserve"> </w:t>
+      </w:r>
+      <w:proofErr w:type="spellStart"/>
+      <w:r>
+        <w:t>nginx</w:t>
+      </w:r>
+      <w:proofErr w:type="spellEnd"/>
+      <w:r>
+        <w:t xml:space="preserve"> –y</w:t>
+      </w:r>
+    </w:p>
+    <w:p>
+      <w:pPr>
+        <w:rPr>
+          <w:b/>
+        </w:rPr>
+      </w:pPr>
+      <w:r>
+        <w:rPr>
+          <w:b/>
+        </w:rPr>
+        <w:t xml:space="preserve">*Si apache2 </w:t>
+      </w:r>
+      <w:proofErr w:type="spellStart"/>
+      <w:r>
+        <w:rPr>
+          <w:b/>
+        </w:rPr>
+        <w:t>esta</w:t>
+      </w:r>
+      <w:proofErr w:type="spellEnd"/>
+      <w:r>
+        <w:rPr>
+          <w:b/>
+        </w:rPr>
+        <w:t xml:space="preserve"> usando el puerto80 el servicio de </w:t>
+      </w:r>
+      <w:proofErr w:type="spellStart"/>
+      <w:r>
+        <w:rPr>
+          <w:b/>
+        </w:rPr>
+        <w:t>nginx</w:t>
+      </w:r>
+      <w:proofErr w:type="spellEnd"/>
+      <w:r>
+        <w:rPr>
+          <w:b/>
+        </w:rPr>
+        <w:t xml:space="preserve"> dará error</w:t>
+      </w:r>
+    </w:p>
+    <w:p>
+      <w:pPr>
+        <w:rPr>
+          <w:b/>
+        </w:rPr>
+      </w:pPr>
+      <w:r>
+        <w:rPr>
+          <w:b/>
+        </w:rPr>
+        <w:t xml:space="preserve">Crear el virtual host de </w:t>
+      </w:r>
+      <w:proofErr w:type="spellStart"/>
+      <w:r>
+        <w:rPr>
+          <w:b/>
+        </w:rPr>
+        <w:t>nginx</w:t>
+      </w:r>
+      <w:proofErr w:type="spellEnd"/>
+      <w:r>
+        <w:rPr>
+          <w:b/>
+        </w:rPr>
+        <w:t xml:space="preserve"> en </w:t>
+      </w:r>
+      <w:proofErr w:type="spellStart"/>
+      <w:r>
+        <w:rPr>
+          <w:b/>
+        </w:rPr>
+        <w:t>sites-available</w:t>
+      </w:r>
+      <w:proofErr w:type="spellEnd"/>
+      <w:r>
+        <w:rPr>
+          <w:b/>
+        </w:rPr>
+        <w:t xml:space="preserve"> y configurarlo:</w:t>
+      </w:r>
+    </w:p>
+    <w:p>
+      <w:pPr>
+        <w:spacing w:after="0"/>
+      </w:pPr>
+      <w:r>
+        <w:t>server {</w:t>
+      </w:r>
+    </w:p>
+    <w:p>
+      <w:pPr>
+        <w:spacing w:after="0"/>
+      </w:pPr>
+      <w:r>
+        <w:t xml:space="preserve">    listen 80;</w:t>
+      </w:r>
+    </w:p>
+    <w:p>
+      <w:pPr>
+        <w:spacing w:after="0"/>
+      </w:pPr>
+      <w:r>
+        <w:t xml:space="preserve">    </w:t>
+      </w:r>
+      <w:proofErr w:type="spellStart"/>
+      <w:r>
+        <w:t>server_name</w:t>
+      </w:r>
+      <w:proofErr w:type="spellEnd"/>
+      <w:r>
+        <w:t xml:space="preserve"> www.empresa.com;</w:t>
+      </w:r>
+    </w:p>
+    <w:p>
+      <w:pPr>
+        <w:spacing w:after="0"/>
+      </w:pPr>
+    </w:p>
+    <w:p>
+      <w:pPr>
+        <w:spacing w:after="0"/>
+      </w:pPr>
+      <w:r>
+        <w:t xml:space="preserve">    </w:t>
+      </w:r>
+      <w:proofErr w:type="spellStart"/>
+      <w:r>
+        <w:t>location</w:t>
+      </w:r>
+      <w:proofErr w:type="spellEnd"/>
+      <w:r>
+        <w:t xml:space="preserve"> / {</w:t>
+      </w:r>
+    </w:p>
+    <w:p>
+      <w:pPr>
+        <w:spacing w:after="0"/>
+      </w:pPr>
+      <w:r>
+        <w:t xml:space="preserve">        </w:t>
+      </w:r>
+      <w:proofErr w:type="spellStart"/>
+      <w:r>
+        <w:t>proxy_pass</w:t>
+      </w:r>
+      <w:proofErr w:type="spellEnd"/>
+      <w:r>
+        <w:t xml:space="preserve"> http://</w:t>
+      </w:r>
+      <w:r>
+        <w:t>empresa.com</w:t>
+      </w:r>
+      <w:r>
+        <w:t>:8081;</w:t>
+      </w:r>
+    </w:p>
+    <w:p>
+      <w:pPr>
+        <w:spacing w:after="0"/>
+      </w:pPr>
+      <w:r>
+        <w:t xml:space="preserve">        </w:t>
+      </w:r>
+      <w:proofErr w:type="spellStart"/>
+      <w:r>
+        <w:t>proxy_set_header</w:t>
+      </w:r>
+      <w:proofErr w:type="spellEnd"/>
+      <w:r>
+        <w:t xml:space="preserve"> Host $host;</w:t>
+      </w:r>
+    </w:p>
+    <w:p>
+      <w:pPr>
+        <w:spacing w:after="0"/>
+      </w:pPr>
+      <w:r>
+        <w:t xml:space="preserve">        </w:t>
+      </w:r>
+      <w:proofErr w:type="spellStart"/>
+      <w:r>
+        <w:t>proxy_set_header</w:t>
+      </w:r>
+      <w:proofErr w:type="spellEnd"/>
+      <w:r>
+        <w:t xml:space="preserve"> X-Real-IP $</w:t>
+      </w:r>
+      <w:proofErr w:type="spellStart"/>
+      <w:r>
+        <w:t>remote_addr</w:t>
+      </w:r>
+      <w:proofErr w:type="spellEnd"/>
+      <w:r>
+        <w:t>;</w:t>
+      </w:r>
+    </w:p>
+    <w:p>
+      <w:pPr>
+        <w:spacing w:after="0"/>
+      </w:pPr>
+      <w:r>
+        <w:t xml:space="preserve">        </w:t>
+      </w:r>
+      <w:proofErr w:type="spellStart"/>
+      <w:r>
+        <w:t>proxy_set_header</w:t>
+      </w:r>
+      <w:proofErr w:type="spellEnd"/>
+      <w:r>
+        <w:t xml:space="preserve"> X-</w:t>
+      </w:r>
+      <w:proofErr w:type="spellStart"/>
+      <w:r>
+        <w:t>Forwarded</w:t>
+      </w:r>
+      <w:proofErr w:type="spellEnd"/>
+      <w:r>
+        <w:t>-</w:t>
+      </w:r>
+      <w:proofErr w:type="spellStart"/>
+      <w:r>
+        <w:t>For</w:t>
+      </w:r>
+      <w:proofErr w:type="spellEnd"/>
+      <w:r>
+        <w:t xml:space="preserve"> $</w:t>
+      </w:r>
+      <w:proofErr w:type="spellStart"/>
+      <w:r>
+        <w:t>proxy_add_x_forwarded_for</w:t>
+      </w:r>
+      <w:proofErr w:type="spellEnd"/>
+      <w:r>
+        <w:t>;</w:t>
+      </w:r>
+    </w:p>
+    <w:p>
+      <w:pPr>
+        <w:spacing w:after="0"/>
+      </w:pPr>
+      <w:r>
+        <w:t xml:space="preserve">        </w:t>
+      </w:r>
+      <w:proofErr w:type="spellStart"/>
+      <w:r>
+        <w:t>proxy_set_header</w:t>
+      </w:r>
+      <w:proofErr w:type="spellEnd"/>
+      <w:r>
+        <w:t xml:space="preserve"> X-</w:t>
+      </w:r>
+      <w:proofErr w:type="spellStart"/>
+      <w:r>
+        <w:t>Forwarded</w:t>
+      </w:r>
+      <w:proofErr w:type="spellEnd"/>
+      <w:r>
+        <w:t>-</w:t>
+      </w:r>
+      <w:proofErr w:type="spellStart"/>
+      <w:r>
+        <w:t>Proto</w:t>
+      </w:r>
+      <w:proofErr w:type="spellEnd"/>
+      <w:r>
+        <w:t xml:space="preserve"> $</w:t>
+      </w:r>
+      <w:proofErr w:type="spellStart"/>
+      <w:r>
+        <w:t>scheme</w:t>
+      </w:r>
+      <w:proofErr w:type="spellEnd"/>
+      <w:r>
+        <w:t>;</w:t>
+      </w:r>
+    </w:p>
+    <w:p>
+      <w:pPr>
+        <w:spacing w:after="0"/>
+      </w:pPr>
+      <w:r>
+        <w:t xml:space="preserve">    }</w:t>
+      </w:r>
+    </w:p>
+    <w:p>
+      <w:pPr>
+        <w:spacing w:after="0"/>
+      </w:pPr>
+      <w:r>
+        <w:t>}</w:t>
+      </w:r>
+    </w:p>
+    <w:p>
+      <w:pPr>
+        <w:spacing w:after="0"/>
+        <w:rPr>
+          <w:b/>
+        </w:rPr>
+      </w:pPr>
+      <w:r>
+        <w:rPr>
+          <w:b/>
+        </w:rPr>
+        <w:t xml:space="preserve">Activar el virtual host de </w:t>
+      </w:r>
+      <w:proofErr w:type="spellStart"/>
+      <w:r>
+        <w:rPr>
+          <w:b/>
+        </w:rPr>
+        <w:t>nginx</w:t>
+      </w:r>
+      <w:proofErr w:type="spellEnd"/>
+      <w:r>
+        <w:rPr>
+          <w:b/>
+        </w:rPr>
+        <w:t>:</w:t>
+      </w:r>
+    </w:p>
+    <w:p>
+      <w:pPr>
+        <w:spacing w:after="0"/>
+      </w:pPr>
+      <w:r>
+        <w:t xml:space="preserve">sudo </w:t>
+      </w:r>
+      <w:proofErr w:type="spellStart"/>
+      <w:r>
+        <w:t>ln</w:t>
+      </w:r>
+      <w:proofErr w:type="spellEnd"/>
+      <w:r>
+        <w:t xml:space="preserve"> -s /</w:t>
+      </w:r>
+      <w:proofErr w:type="spellStart"/>
+      <w:r>
+        <w:t>etc</w:t>
+      </w:r>
+      <w:proofErr w:type="spellEnd"/>
+      <w:r>
+        <w:t>/</w:t>
+      </w:r>
+      <w:proofErr w:type="spellStart"/>
+      <w:r>
+        <w:t>nginx</w:t>
+      </w:r>
+      <w:proofErr w:type="spellEnd"/>
+      <w:r>
+        <w:t>/</w:t>
+      </w:r>
+      <w:proofErr w:type="spellStart"/>
+      <w:r>
+        <w:t>sites-available</w:t>
+      </w:r>
+      <w:proofErr w:type="spellEnd"/>
+      <w:r>
+        <w:t>/ empresa /</w:t>
+      </w:r>
+      <w:proofErr w:type="spellStart"/>
+      <w:r>
+        <w:t>etc</w:t>
+      </w:r>
+      <w:proofErr w:type="spellEnd"/>
+      <w:r>
+        <w:t>/</w:t>
+      </w:r>
+      <w:proofErr w:type="spellStart"/>
+      <w:r>
+        <w:t>nginx</w:t>
+      </w:r>
+      <w:proofErr w:type="spellEnd"/>
+      <w:r>
+        <w:t>/</w:t>
+      </w:r>
+      <w:proofErr w:type="spellStart"/>
+      <w:r>
+        <w:t>sites-enabled</w:t>
+      </w:r>
+      <w:proofErr w:type="spellEnd"/>
+      <w:r>
+        <w:t>/</w:t>
+      </w:r>
+    </w:p>
+    <w:p>
+      <w:pPr>
+        <w:pStyle w:val="Ttulo1"/>
         <w:rPr>
           <w:b/>
           <w:sz w:val="48"/>
           <w:szCs w:val="48"/>
         </w:rPr>
+      </w:pPr>
+      <w:r>
+        <w:rPr>
+          <w:b/>
+          <w:sz w:val="48"/>
+          <w:szCs w:val="48"/>
+        </w:rPr>
+        <w:t>Anotaciones</w:t>
+      </w:r>
+    </w:p>
+    <w:p>
+      <w:pPr>
+        <w:rPr>
+          <w:b/>
+        </w:rPr>
+      </w:pPr>
+      <w:r>
+        <w:rPr>
+          <w:b/>
+        </w:rPr>
+        <w:t>*</w:t>
+      </w:r>
+      <w:proofErr w:type="spellStart"/>
+      <w:r>
+        <w:rPr>
+          <w:b/>
+        </w:rPr>
+        <w:t>Location</w:t>
+      </w:r>
+      <w:proofErr w:type="spellEnd"/>
+      <w:r>
+        <w:rPr>
+          <w:b/>
+        </w:rPr>
+        <w:t xml:space="preserve"> es para las </w:t>
+      </w:r>
+      <w:proofErr w:type="spellStart"/>
+      <w:r>
+        <w:rPr>
+          <w:b/>
+        </w:rPr>
+        <w:t>url</w:t>
+      </w:r>
+      <w:proofErr w:type="spellEnd"/>
+    </w:p>
+    <w:p>
+      <w:pPr>
+        <w:rPr>
+          <w:b/>
+        </w:rPr>
+      </w:pPr>
+      <w:r>
+        <w:rPr>
+          <w:b/>
+        </w:rPr>
         <w:lastRenderedPageBreak/>
+        <w:t>*</w:t>
+      </w:r>
+      <w:proofErr w:type="spellStart"/>
+      <w:r>
+        <w:rPr>
+          <w:b/>
+        </w:rPr>
+        <w:t>Directtory</w:t>
+      </w:r>
+      <w:proofErr w:type="spellEnd"/>
+      <w:r>
+        <w:rPr>
+          <w:b/>
+        </w:rPr>
+        <w:t xml:space="preserve"> es para los directorios físicos</w:t>
+      </w:r>
+    </w:p>
+    <w:p>
+      <w:pPr>
+        <w:pStyle w:val="Ttulo1"/>
+        <w:rPr>
+          <w:b/>
+          <w:sz w:val="48"/>
+          <w:szCs w:val="48"/>
+        </w:rPr>
+      </w:pPr>
+      <w:r>
+        <w:rPr>
+          <w:b/>
+          <w:sz w:val="48"/>
+          <w:szCs w:val="48"/>
+        </w:rPr>
         <w:t>Dudas</w:t>
       </w:r>
     </w:p>
-    <w:p>
-      <w:bookmarkStart w:id="2" w:name="_GoBack"/>
-      <w:bookmarkEnd w:id="2"/>
-    </w:p>
+    <w:p/>
     <w:p>
       <w:pPr>
         <w:spacing w:after="0"/>
@@ -4387,7 +4396,7 @@
 </file>
 
 <file path=customXml/itemProps1.xml><?xml version="1.0" encoding="utf-8"?>
-<ds:datastoreItem xmlns:ds="http://schemas.openxmlformats.org/officeDocument/2006/customXml" ds:itemID="{1E782641-FD65-4069-B4C5-E6B38F08A13E}">
+<ds:datastoreItem xmlns:ds="http://schemas.openxmlformats.org/officeDocument/2006/customXml" ds:itemID="{00BA7C15-02B7-43F1-9D5C-86C75A70B4D6}">
   <ds:schemaRefs>
     <ds:schemaRef ds:uri="http://schemas.openxmlformats.org/officeDocument/2006/bibliography"/>
   </ds:schemaRefs>

--- a/Despliegue de aplicaciones web/Apuntes Apache/Apuntes personales.docx
+++ b/Despliegue de aplicaciones web/Apuntes Apache/Apuntes personales.docx
@@ -407,55 +407,55 @@
     <w:p>
       <w:pPr>
         <w:spacing w:after="0"/>
+        <w:rPr>
+          <w:lang w:val="en-US"/>
+        </w:rPr>
       </w:pPr>
       <w:r>
         <w:tab/>
       </w:r>
       <w:proofErr w:type="spellStart"/>
       <w:r>
+        <w:rPr>
+          <w:lang w:val="en-US"/>
+        </w:rPr>
         <w:t>ErrorLog</w:t>
       </w:r>
       <w:proofErr w:type="spellEnd"/>
       <w:r>
-        <w:t xml:space="preserve"> ${APACHE_LOG_</w:t>
-      </w:r>
-      <w:proofErr w:type="gramStart"/>
-      <w:r>
-        <w:t>DIR}/</w:t>
-      </w:r>
-      <w:proofErr w:type="gramEnd"/>
-      <w:r>
-        <w:t>error.log</w:t>
-      </w:r>
-    </w:p>
-    <w:p>
-      <w:pPr>
-        <w:spacing w:after="0"/>
-      </w:pPr>
-      <w:r>
+        <w:rPr>
+          <w:lang w:val="en-US"/>
+        </w:rPr>
+        <w:t xml:space="preserve"> ${APACHE_LOG_DIR}/error.log</w:t>
+      </w:r>
+    </w:p>
+    <w:p>
+      <w:pPr>
+        <w:spacing w:after="0"/>
+        <w:rPr>
+          <w:lang w:val="en-US"/>
+        </w:rPr>
+      </w:pPr>
+      <w:r>
+        <w:rPr>
+          <w:lang w:val="en-US"/>
+        </w:rPr>
         <w:tab/>
       </w:r>
       <w:proofErr w:type="spellStart"/>
       <w:r>
+        <w:rPr>
+          <w:lang w:val="en-US"/>
+        </w:rPr>
         <w:t>CustomLog</w:t>
       </w:r>
       <w:proofErr w:type="spellEnd"/>
       <w:r>
-        <w:t xml:space="preserve"> ${APACHE_LOG_</w:t>
-      </w:r>
-      <w:proofErr w:type="gramStart"/>
-      <w:r>
-        <w:t>DIR}/</w:t>
-      </w:r>
-      <w:proofErr w:type="gramEnd"/>
-      <w:r>
-        <w:t xml:space="preserve">access.log </w:t>
-      </w:r>
-      <w:proofErr w:type="spellStart"/>
-      <w:r>
-        <w:t>combined</w:t>
-      </w:r>
-      <w:proofErr w:type="spellEnd"/>
+        <w:rPr>
+          <w:lang w:val="en-US"/>
+        </w:rPr>
+        <w:t xml:space="preserve"> ${APACHE_LOG_DIR}/access.log combined</w:t>
+      </w:r>
     </w:p>
     <w:p>
       <w:pPr>
@@ -543,19 +543,45 @@
         <w:spacing w:after="0"/>
         <w:rPr>
           <w:highlight w:val="yellow"/>
-        </w:rPr>
-      </w:pPr>
-      <w:proofErr w:type="spellStart"/>
+          <w:lang w:val="en-US"/>
+        </w:rPr>
+      </w:pPr>
       <w:r>
         <w:rPr>
           <w:highlight w:val="yellow"/>
-        </w:rPr>
-        <w:t>network</w:t>
-      </w:r>
-      <w:proofErr w:type="spellEnd"/>
-      <w:r>
+          <w:lang w:val="en-US"/>
+        </w:rPr>
+        <w:t>network:</w:t>
+      </w:r>
+    </w:p>
+    <w:p>
+      <w:pPr>
+        <w:spacing w:after="0"/>
         <w:rPr>
           <w:highlight w:val="yellow"/>
+          <w:lang w:val="en-US"/>
+        </w:rPr>
+      </w:pPr>
+      <w:r>
+        <w:rPr>
+          <w:highlight w:val="yellow"/>
+          <w:lang w:val="en-US"/>
+        </w:rPr>
+        <w:t xml:space="preserve">   </w:t>
+      </w:r>
+      <w:proofErr w:type="spellStart"/>
+      <w:r>
+        <w:rPr>
+          <w:highlight w:val="yellow"/>
+          <w:lang w:val="en-US"/>
+        </w:rPr>
+        <w:t>ethernets</w:t>
+      </w:r>
+      <w:proofErr w:type="spellEnd"/>
+      <w:r>
+        <w:rPr>
+          <w:highlight w:val="yellow"/>
+          <w:lang w:val="en-US"/>
         </w:rPr>
         <w:t>:</w:t>
       </w:r>
@@ -565,25 +591,141 @@
         <w:spacing w:after="0"/>
         <w:rPr>
           <w:highlight w:val="yellow"/>
+          <w:lang w:val="en-US"/>
         </w:rPr>
       </w:pPr>
       <w:r>
         <w:rPr>
           <w:highlight w:val="yellow"/>
-        </w:rPr>
-        <w:t xml:space="preserve">   </w:t>
-      </w:r>
-      <w:proofErr w:type="spellStart"/>
-      <w:r>
+          <w:lang w:val="en-US"/>
+        </w:rPr>
+        <w:t xml:space="preserve">      enp0s3:</w:t>
+      </w:r>
+    </w:p>
+    <w:p>
+      <w:pPr>
+        <w:spacing w:after="0"/>
         <w:rPr>
           <w:highlight w:val="yellow"/>
-        </w:rPr>
-        <w:t>ethernets</w:t>
-      </w:r>
-      <w:proofErr w:type="spellEnd"/>
+          <w:lang w:val="en-US"/>
+        </w:rPr>
+      </w:pPr>
       <w:r>
         <w:rPr>
           <w:highlight w:val="yellow"/>
+          <w:lang w:val="en-US"/>
+        </w:rPr>
+        <w:t xml:space="preserve">            dhcp4: false</w:t>
+      </w:r>
+    </w:p>
+    <w:p>
+      <w:pPr>
+        <w:spacing w:after="0"/>
+        <w:rPr>
+          <w:highlight w:val="yellow"/>
+          <w:lang w:val="en-US"/>
+        </w:rPr>
+      </w:pPr>
+      <w:r>
+        <w:rPr>
+          <w:highlight w:val="yellow"/>
+          <w:lang w:val="en-US"/>
+        </w:rPr>
+        <w:t xml:space="preserve">            addresses:</w:t>
+      </w:r>
+    </w:p>
+    <w:p>
+      <w:pPr>
+        <w:spacing w:after="0"/>
+        <w:rPr>
+          <w:highlight w:val="yellow"/>
+          <w:lang w:val="en-US"/>
+        </w:rPr>
+      </w:pPr>
+      <w:r>
+        <w:rPr>
+          <w:highlight w:val="yellow"/>
+          <w:lang w:val="en-US"/>
+        </w:rPr>
+        <w:t xml:space="preserve">                - 192.168.1.10/24</w:t>
+      </w:r>
+    </w:p>
+    <w:p>
+      <w:pPr>
+        <w:spacing w:after="0"/>
+        <w:rPr>
+          <w:highlight w:val="yellow"/>
+          <w:lang w:val="en-US"/>
+        </w:rPr>
+      </w:pPr>
+      <w:r>
+        <w:rPr>
+          <w:highlight w:val="yellow"/>
+          <w:lang w:val="en-US"/>
+        </w:rPr>
+        <w:t xml:space="preserve">            routes:</w:t>
+      </w:r>
+    </w:p>
+    <w:p>
+      <w:pPr>
+        <w:spacing w:after="0"/>
+        <w:rPr>
+          <w:highlight w:val="yellow"/>
+          <w:lang w:val="en-US"/>
+        </w:rPr>
+      </w:pPr>
+      <w:r>
+        <w:rPr>
+          <w:highlight w:val="yellow"/>
+          <w:lang w:val="en-US"/>
+        </w:rPr>
+        <w:t xml:space="preserve">                - to: default</w:t>
+      </w:r>
+    </w:p>
+    <w:p>
+      <w:pPr>
+        <w:spacing w:after="0"/>
+        <w:rPr>
+          <w:highlight w:val="yellow"/>
+          <w:lang w:val="en-US"/>
+        </w:rPr>
+      </w:pPr>
+      <w:r>
+        <w:rPr>
+          <w:highlight w:val="yellow"/>
+          <w:lang w:val="en-US"/>
+        </w:rPr>
+        <w:t xml:space="preserve">                  via: 192.168.1.253</w:t>
+      </w:r>
+    </w:p>
+    <w:p>
+      <w:pPr>
+        <w:spacing w:after="0"/>
+        <w:rPr>
+          <w:highlight w:val="yellow"/>
+          <w:lang w:val="en-US"/>
+        </w:rPr>
+      </w:pPr>
+      <w:r>
+        <w:rPr>
+          <w:highlight w:val="yellow"/>
+          <w:lang w:val="en-US"/>
+        </w:rPr>
+        <w:t xml:space="preserve">            </w:t>
+      </w:r>
+      <w:proofErr w:type="spellStart"/>
+      <w:r>
+        <w:rPr>
+          <w:highlight w:val="yellow"/>
+          <w:lang w:val="en-US"/>
+        </w:rPr>
+        <w:t>nameservers</w:t>
+      </w:r>
+      <w:proofErr w:type="spellEnd"/>
+      <w:r>
+        <w:rPr>
+          <w:highlight w:val="yellow"/>
+          <w:lang w:val="en-US"/>
         </w:rPr>
         <w:t>:</w:t>
       </w:r>
@@ -598,174 +740,7 @@
       <w:r>
         <w:rPr>
           <w:highlight w:val="yellow"/>
-        </w:rPr>
-        <w:t xml:space="preserve">      enp0s3:</w:t>
-      </w:r>
-    </w:p>
-    <w:p>
-      <w:pPr>
-        <w:spacing w:after="0"/>
-        <w:rPr>
-          <w:highlight w:val="yellow"/>
-        </w:rPr>
-      </w:pPr>
-      <w:r>
-        <w:rPr>
-          <w:highlight w:val="yellow"/>
-        </w:rPr>
-        <w:t xml:space="preserve">            dhcp4: false</w:t>
-      </w:r>
-    </w:p>
-    <w:p>
-      <w:pPr>
-        <w:spacing w:after="0"/>
-        <w:rPr>
-          <w:highlight w:val="yellow"/>
-        </w:rPr>
-      </w:pPr>
-      <w:r>
-        <w:rPr>
-          <w:highlight w:val="yellow"/>
-        </w:rPr>
-        <w:t xml:space="preserve">            </w:t>
-      </w:r>
-      <w:proofErr w:type="spellStart"/>
-      <w:r>
-        <w:rPr>
-          <w:highlight w:val="yellow"/>
-        </w:rPr>
-        <w:t>addresses</w:t>
-      </w:r>
-      <w:proofErr w:type="spellEnd"/>
-      <w:r>
-        <w:rPr>
-          <w:highlight w:val="yellow"/>
-        </w:rPr>
-        <w:t>:</w:t>
-      </w:r>
-    </w:p>
-    <w:p>
-      <w:pPr>
-        <w:spacing w:after="0"/>
-        <w:rPr>
-          <w:highlight w:val="yellow"/>
-        </w:rPr>
-      </w:pPr>
-      <w:r>
-        <w:rPr>
-          <w:highlight w:val="yellow"/>
-        </w:rPr>
-        <w:t xml:space="preserve">                - 192.168.1.10/24</w:t>
-      </w:r>
-    </w:p>
-    <w:p>
-      <w:pPr>
-        <w:spacing w:after="0"/>
-        <w:rPr>
-          <w:highlight w:val="yellow"/>
-        </w:rPr>
-      </w:pPr>
-      <w:r>
-        <w:rPr>
-          <w:highlight w:val="yellow"/>
-        </w:rPr>
-        <w:t xml:space="preserve">            </w:t>
-      </w:r>
-      <w:proofErr w:type="spellStart"/>
-      <w:r>
-        <w:rPr>
-          <w:highlight w:val="yellow"/>
-        </w:rPr>
-        <w:t>routes</w:t>
-      </w:r>
-      <w:proofErr w:type="spellEnd"/>
-      <w:r>
-        <w:rPr>
-          <w:highlight w:val="yellow"/>
-        </w:rPr>
-        <w:t>:</w:t>
-      </w:r>
-    </w:p>
-    <w:p>
-      <w:pPr>
-        <w:spacing w:after="0"/>
-        <w:rPr>
-          <w:highlight w:val="yellow"/>
-        </w:rPr>
-      </w:pPr>
-      <w:r>
-        <w:rPr>
-          <w:highlight w:val="yellow"/>
-        </w:rPr>
-        <w:t xml:space="preserve">                - to: default</w:t>
-      </w:r>
-    </w:p>
-    <w:p>
-      <w:pPr>
-        <w:spacing w:after="0"/>
-        <w:rPr>
-          <w:highlight w:val="yellow"/>
-        </w:rPr>
-      </w:pPr>
-      <w:r>
-        <w:rPr>
-          <w:highlight w:val="yellow"/>
-        </w:rPr>
-        <w:t xml:space="preserve">                  </w:t>
-      </w:r>
-      <w:proofErr w:type="spellStart"/>
-      <w:r>
-        <w:rPr>
-          <w:highlight w:val="yellow"/>
-        </w:rPr>
-        <w:t>via</w:t>
-      </w:r>
-      <w:proofErr w:type="spellEnd"/>
-      <w:r>
-        <w:rPr>
-          <w:highlight w:val="yellow"/>
-        </w:rPr>
-        <w:t>: 192.168.1.253</w:t>
-      </w:r>
-    </w:p>
-    <w:p>
-      <w:pPr>
-        <w:spacing w:after="0"/>
-        <w:rPr>
-          <w:highlight w:val="yellow"/>
-        </w:rPr>
-      </w:pPr>
-      <w:r>
-        <w:rPr>
-          <w:highlight w:val="yellow"/>
-        </w:rPr>
-        <w:t xml:space="preserve">            </w:t>
-      </w:r>
-      <w:proofErr w:type="spellStart"/>
-      <w:r>
-        <w:rPr>
-          <w:highlight w:val="yellow"/>
-        </w:rPr>
-        <w:t>nameservers</w:t>
-      </w:r>
-      <w:proofErr w:type="spellEnd"/>
-      <w:r>
-        <w:rPr>
-          <w:highlight w:val="yellow"/>
-        </w:rPr>
-        <w:t>:</w:t>
-      </w:r>
-    </w:p>
-    <w:p>
-      <w:pPr>
-        <w:spacing w:after="0"/>
-        <w:rPr>
-          <w:highlight w:val="yellow"/>
-        </w:rPr>
-      </w:pPr>
-      <w:r>
-        <w:rPr>
-          <w:highlight w:val="yellow"/>
+          <w:lang w:val="en-US"/>
         </w:rPr>
         <w:t xml:space="preserve">                  </w:t>
       </w:r>
@@ -889,20 +864,43 @@
     <w:p>
       <w:pPr>
         <w:spacing w:after="0"/>
-      </w:pPr>
-      <w:r>
-        <w:rPr>
-          <w:b/>
-        </w:rPr>
-        <w:t>Hosts en Windows:</w:t>
-      </w:r>
-      <w:r>
-        <w:t xml:space="preserve"> </w:t>
-      </w:r>
-      <w:r>
-        <w:t>C:\Windows\System32\drivers\etc</w:t>
-      </w:r>
-      <w:r>
+        <w:rPr>
+          <w:lang w:val="en-US"/>
+        </w:rPr>
+      </w:pPr>
+      <w:r>
+        <w:rPr>
+          <w:b/>
+          <w:lang w:val="en-US"/>
+        </w:rPr>
+        <w:t xml:space="preserve">Hosts </w:t>
+      </w:r>
+      <w:proofErr w:type="spellStart"/>
+      <w:r>
+        <w:rPr>
+          <w:b/>
+          <w:lang w:val="en-US"/>
+        </w:rPr>
+        <w:t>en</w:t>
+      </w:r>
+      <w:proofErr w:type="spellEnd"/>
+      <w:r>
+        <w:rPr>
+          <w:b/>
+          <w:lang w:val="en-US"/>
+        </w:rPr>
+        <w:t xml:space="preserve"> Windows:</w:t>
+      </w:r>
+      <w:r>
+        <w:rPr>
+          <w:lang w:val="en-US"/>
+        </w:rPr>
+        <w:t xml:space="preserve"> C:\Windows\System32\drivers\etc</w:t>
+      </w:r>
+      <w:r>
+        <w:rPr>
+          <w:lang w:val="en-US"/>
+        </w:rPr>
         <w:t>\ {hosts}</w:t>
       </w:r>
     </w:p>
@@ -1168,24 +1166,44 @@
       </w:r>
     </w:p>
     <w:p>
-      <w:proofErr w:type="spellStart"/>
-      <w:r>
+      <w:pPr>
+        <w:rPr>
+          <w:lang w:val="en-US"/>
+        </w:rPr>
+      </w:pPr>
+      <w:proofErr w:type="spellStart"/>
+      <w:r>
+        <w:rPr>
+          <w:lang w:val="en-US"/>
+        </w:rPr>
         <w:t>LogFormat</w:t>
       </w:r>
       <w:proofErr w:type="spellEnd"/>
       <w:r>
+        <w:rPr>
+          <w:lang w:val="en-US"/>
+        </w:rPr>
         <w:t xml:space="preserve"> "%h %t %</w:t>
       </w:r>
       <w:proofErr w:type="spellStart"/>
       <w:r>
+        <w:rPr>
+          <w:lang w:val="en-US"/>
+        </w:rPr>
         <w:t>v%U</w:t>
       </w:r>
       <w:proofErr w:type="spellEnd"/>
       <w:r>
+        <w:rPr>
+          <w:lang w:val="en-US"/>
+        </w:rPr>
         <w:t xml:space="preserve">" </w:t>
       </w:r>
       <w:proofErr w:type="spellStart"/>
       <w:r>
+        <w:rPr>
+          <w:lang w:val="en-US"/>
+        </w:rPr>
         <w:t>customlog</w:t>
       </w:r>
       <w:proofErr w:type="spellEnd"/>
@@ -1513,56 +1531,32 @@
       <w:pPr>
         <w:pStyle w:val="Prrafodelista"/>
         <w:spacing w:after="0"/>
-      </w:pPr>
-      <w:r>
-        <w:t>&lt;</w:t>
-      </w:r>
-      <w:proofErr w:type="spellStart"/>
-      <w:r>
-        <w:t>Directory</w:t>
-      </w:r>
-      <w:proofErr w:type="spellEnd"/>
-      <w:r>
-        <w:t xml:space="preserve"> /home/marketing/</w:t>
-      </w:r>
-      <w:proofErr w:type="spellStart"/>
-      <w:r>
-        <w:t>docs</w:t>
-      </w:r>
-      <w:proofErr w:type="spellEnd"/>
-      <w:r>
-        <w:t>&gt;</w:t>
+        <w:rPr>
+          <w:lang w:val="en-US"/>
+        </w:rPr>
+      </w:pPr>
+      <w:r>
+        <w:rPr>
+          <w:lang w:val="en-US"/>
+        </w:rPr>
+        <w:t>&lt;Directory /home/marketing/docs&gt;</w:t>
       </w:r>
     </w:p>
     <w:p>
       <w:pPr>
         <w:pStyle w:val="Prrafodelista"/>
         <w:spacing w:after="0"/>
-      </w:pPr>
-      <w:r>
+        <w:rPr>
+          <w:lang w:val="en-US"/>
+        </w:rPr>
+      </w:pPr>
+      <w:r>
+        <w:rPr>
+          <w:lang w:val="en-US"/>
+        </w:rPr>
         <w:tab/>
-      </w:r>
-      <w:proofErr w:type="spellStart"/>
-      <w:r>
-        <w:t>Require</w:t>
-      </w:r>
-      <w:proofErr w:type="spellEnd"/>
-      <w:r>
-        <w:t xml:space="preserve"> </w:t>
-      </w:r>
-      <w:proofErr w:type="spellStart"/>
-      <w:r>
-        <w:t>all</w:t>
-      </w:r>
-      <w:proofErr w:type="spellEnd"/>
-      <w:r>
-        <w:t xml:space="preserve"> </w:t>
-      </w:r>
-      <w:proofErr w:type="spellStart"/>
-      <w:r>
-        <w:t>granted</w:t>
-      </w:r>
-      <w:proofErr w:type="spellEnd"/>
+        <w:t>Require all granted</w:t>
+      </w:r>
     </w:p>
     <w:p>
       <w:pPr>
@@ -1630,13 +1624,8 @@
         </w:rPr>
       </w:pPr>
       <w:r>
-        <w:t xml:space="preserve">a2enmod </w:t>
-      </w:r>
-      <w:proofErr w:type="spellStart"/>
-      <w:r>
-        <w:t>authz_groupfile</w:t>
-      </w:r>
-      <w:proofErr w:type="spellEnd"/>
+        <w:t>a2enmod authz_groupfile</w:t>
+      </w:r>
     </w:p>
     <w:p>
       <w:pPr>
@@ -1887,62 +1876,55 @@
       </w:r>
     </w:p>
     <w:p>
-      <w:proofErr w:type="spellStart"/>
-      <w:r>
+      <w:pPr>
+        <w:rPr>
+          <w:lang w:val="en-US"/>
+        </w:rPr>
+      </w:pPr>
+      <w:bookmarkStart w:id="2" w:name="_GoBack"/>
+      <w:proofErr w:type="spellStart"/>
+      <w:r>
+        <w:rPr>
+          <w:lang w:val="en-US"/>
+        </w:rPr>
         <w:t>wget</w:t>
       </w:r>
       <w:proofErr w:type="spellEnd"/>
       <w:r>
-        <w:t xml:space="preserve"> -O /</w:t>
-      </w:r>
-      <w:proofErr w:type="spellStart"/>
-      <w:r>
-        <w:t>dev</w:t>
-      </w:r>
-      <w:proofErr w:type="spellEnd"/>
-      <w:r>
-        <w:t>/</w:t>
-      </w:r>
-      <w:proofErr w:type="spellStart"/>
-      <w:r>
-        <w:t>null</w:t>
-      </w:r>
-      <w:proofErr w:type="spellEnd"/>
-      <w:r>
-        <w:t xml:space="preserve"> --</w:t>
-      </w:r>
-      <w:proofErr w:type="spellStart"/>
-      <w:r>
-        <w:t>user</w:t>
-      </w:r>
-      <w:proofErr w:type="spellEnd"/>
-      <w:r>
-        <w:t xml:space="preserve"> "</w:t>
-      </w:r>
-      <w:proofErr w:type="spellStart"/>
-      <w:r>
+        <w:rPr>
+          <w:lang w:val="en-US"/>
+        </w:rPr>
+        <w:t xml:space="preserve"> -O /dev/null --user "</w:t>
+      </w:r>
+      <w:proofErr w:type="spellStart"/>
+      <w:r>
+        <w:rPr>
+          <w:lang w:val="en-US"/>
+        </w:rPr>
         <w:t>david</w:t>
       </w:r>
       <w:proofErr w:type="spellEnd"/>
       <w:r>
-        <w:t>" --</w:t>
-      </w:r>
-      <w:proofErr w:type="spellStart"/>
-      <w:r>
-        <w:t>password</w:t>
-      </w:r>
-      <w:proofErr w:type="spellEnd"/>
-      <w:r>
-        <w:t xml:space="preserve"> "</w:t>
-      </w:r>
-      <w:proofErr w:type="spellStart"/>
-      <w:r>
+        <w:rPr>
+          <w:lang w:val="en-US"/>
+        </w:rPr>
+        <w:t>" --password "</w:t>
+      </w:r>
+      <w:proofErr w:type="spellStart"/>
+      <w:r>
+        <w:rPr>
+          <w:lang w:val="en-US"/>
+        </w:rPr>
         <w:t>david</w:t>
       </w:r>
       <w:proofErr w:type="spellEnd"/>
       <w:r>
+        <w:rPr>
+          <w:lang w:val="en-US"/>
+        </w:rPr>
         <w:t>" empresa.com:8081/marketing</w:t>
       </w:r>
+      <w:bookmarkEnd w:id="2"/>
     </w:p>
     <w:p>
       <w:pPr>
@@ -1990,45 +1972,111 @@
         <w:rPr>
           <w:b/>
         </w:rPr>
-        <w:t>Habilitar la página del módulo status en el virtual host:</w:t>
-      </w:r>
-    </w:p>
-    <w:p>
-      <w:pPr>
-        <w:spacing w:after="0"/>
-      </w:pPr>
-      <w:r>
-        <w:t>&lt;</w:t>
-      </w:r>
-      <w:proofErr w:type="spellStart"/>
-      <w:r>
-        <w:t>Location</w:t>
-      </w:r>
-      <w:proofErr w:type="spellEnd"/>
-      <w:r>
-        <w:t xml:space="preserve"> /server-status&gt;</w:t>
-      </w:r>
-    </w:p>
-    <w:p>
-      <w:pPr>
-        <w:spacing w:after="0"/>
-      </w:pPr>
-      <w:r>
+        <w:t>(Opcional) Desh</w:t>
+      </w:r>
+      <w:r>
+        <w:rPr>
+          <w:b/>
+        </w:rPr>
+        <w:t xml:space="preserve">abilitar </w:t>
+      </w:r>
+      <w:r>
+        <w:rPr>
+          <w:b/>
+        </w:rPr>
+        <w:t xml:space="preserve">la configuración predeterminada del </w:t>
+      </w:r>
+      <w:proofErr w:type="spellStart"/>
+      <w:r>
+        <w:rPr>
+          <w:b/>
+        </w:rPr>
+        <w:t>modulo</w:t>
+      </w:r>
+      <w:proofErr w:type="spellEnd"/>
+      <w:r>
+        <w:rPr>
+          <w:b/>
+        </w:rPr>
+        <w:t>:</w:t>
+      </w:r>
+    </w:p>
+    <w:p>
+      <w:r>
+        <w:t>*En /</w:t>
+      </w:r>
+      <w:proofErr w:type="spellStart"/>
+      <w:r>
+        <w:t>mods-available</w:t>
+      </w:r>
+      <w:proofErr w:type="spellEnd"/>
+      <w:r>
+        <w:t xml:space="preserve"> hacer </w:t>
+      </w:r>
+      <w:proofErr w:type="gramStart"/>
+      <w:r>
+        <w:t xml:space="preserve">un  </w:t>
+      </w:r>
+      <w:proofErr w:type="spellStart"/>
+      <w:r>
+        <w:t>gedit</w:t>
+      </w:r>
+      <w:proofErr w:type="spellEnd"/>
+      <w:proofErr w:type="gramEnd"/>
+      <w:r>
+        <w:t xml:space="preserve"> y comentar el</w:t>
+      </w:r>
+    </w:p>
+    <w:p>
+      <w:pPr>
+        <w:rPr>
+          <w:lang w:val="en-US"/>
+        </w:rPr>
+      </w:pPr>
+      <w:r>
+        <w:rPr>
+          <w:lang w:val="en-US"/>
+        </w:rPr>
+        <w:t>#&lt;Location /server-status&gt;</w:t>
+      </w:r>
+    </w:p>
+    <w:p>
+      <w:pPr>
+        <w:rPr>
+          <w:lang w:val="en-US"/>
+        </w:rPr>
+      </w:pPr>
+      <w:r>
+        <w:rPr>
+          <w:lang w:val="en-US"/>
+        </w:rPr>
+        <w:t>#</w:t>
+      </w:r>
+      <w:r>
+        <w:rPr>
+          <w:lang w:val="en-US"/>
+        </w:rPr>
         <w:tab/>
       </w:r>
       <w:proofErr w:type="spellStart"/>
       <w:r>
+        <w:rPr>
+          <w:lang w:val="en-US"/>
+        </w:rPr>
         <w:t>SetHandler</w:t>
       </w:r>
       <w:proofErr w:type="spellEnd"/>
       <w:r>
+        <w:rPr>
+          <w:lang w:val="en-US"/>
+        </w:rPr>
         <w:t xml:space="preserve"> server-status</w:t>
       </w:r>
     </w:p>
     <w:p>
-      <w:pPr>
-        <w:spacing w:after="0"/>
-      </w:pPr>
+      <w:r>
+        <w:t>#</w:t>
+      </w:r>
       <w:r>
         <w:tab/>
       </w:r>
@@ -2042,9 +2090,9 @@
       </w:r>
     </w:p>
     <w:p>
-      <w:pPr>
-        <w:spacing w:after="0"/>
-      </w:pPr>
+      <w:r>
+        <w:t>#</w:t>
+      </w:r>
       <w:r>
         <w:tab/>
         <w:t>#</w:t>
@@ -2065,31 +2113,151 @@
       <w:r>
         <w:t xml:space="preserve"> 192.0.2.0/24</w:t>
       </w:r>
-      <w:bookmarkStart w:id="2" w:name="_GoBack"/>
-      <w:bookmarkEnd w:id="2"/>
-    </w:p>
-    <w:p>
-      <w:pPr>
-        <w:spacing w:after="0"/>
-      </w:pPr>
-      <w:r>
+    </w:p>
+    <w:p>
+      <w:pPr>
+        <w:rPr>
+          <w:u w:val="single"/>
+        </w:rPr>
+      </w:pPr>
+      <w:r>
+        <w:t>#&lt;/</w:t>
+      </w:r>
+      <w:proofErr w:type="spellStart"/>
+      <w:r>
+        <w:t>Location</w:t>
+      </w:r>
+      <w:proofErr w:type="spellEnd"/>
+      <w:r>
+        <w:t>&gt;</w:t>
+      </w:r>
+    </w:p>
+    <w:p>
+      <w:pPr>
+        <w:rPr>
+          <w:b/>
+        </w:rPr>
+      </w:pPr>
+      <w:r>
+        <w:rPr>
+          <w:b/>
+        </w:rPr>
+        <w:t>Habilitar la página del módulo status en el virtual host:</w:t>
+      </w:r>
+    </w:p>
+    <w:p>
+      <w:pPr>
+        <w:spacing w:after="0"/>
+        <w:rPr>
+          <w:lang w:val="en-US"/>
+        </w:rPr>
+      </w:pPr>
+      <w:r>
+        <w:rPr>
+          <w:lang w:val="en-US"/>
+        </w:rPr>
+        <w:t>&lt;Location /server-status&gt;</w:t>
+      </w:r>
+    </w:p>
+    <w:p>
+      <w:pPr>
+        <w:spacing w:after="0"/>
+        <w:rPr>
+          <w:lang w:val="en-US"/>
+        </w:rPr>
+      </w:pPr>
+      <w:r>
+        <w:rPr>
+          <w:lang w:val="en-US"/>
+        </w:rPr>
         <w:tab/>
-        <w:t>#</w:t>
-      </w:r>
-      <w:proofErr w:type="spellStart"/>
-      <w:r>
-        <w:t>Require</w:t>
-      </w:r>
-      <w:proofErr w:type="spellEnd"/>
-      <w:r>
-        <w:t xml:space="preserve"> </w:t>
-      </w:r>
-      <w:proofErr w:type="spellStart"/>
-      <w:r>
+      </w:r>
+      <w:proofErr w:type="spellStart"/>
+      <w:r>
+        <w:rPr>
+          <w:lang w:val="en-US"/>
+        </w:rPr>
+        <w:t>SetHandler</w:t>
+      </w:r>
+      <w:proofErr w:type="spellEnd"/>
+      <w:r>
+        <w:rPr>
+          <w:lang w:val="en-US"/>
+        </w:rPr>
+        <w:t xml:space="preserve"> server-status</w:t>
+      </w:r>
+    </w:p>
+    <w:p>
+      <w:pPr>
+        <w:spacing w:after="0"/>
+        <w:rPr>
+          <w:lang w:val="en-US"/>
+        </w:rPr>
+      </w:pPr>
+      <w:r>
+        <w:rPr>
+          <w:lang w:val="en-US"/>
+        </w:rPr>
+        <w:tab/>
+        <w:t>Require local</w:t>
+      </w:r>
+    </w:p>
+    <w:p>
+      <w:pPr>
+        <w:spacing w:after="0"/>
+        <w:rPr>
+          <w:lang w:val="en-US"/>
+        </w:rPr>
+      </w:pPr>
+      <w:r>
+        <w:rPr>
+          <w:lang w:val="en-US"/>
+        </w:rPr>
+        <w:tab/>
+        <w:t xml:space="preserve">#Require </w:t>
+      </w:r>
+      <w:proofErr w:type="spellStart"/>
+      <w:r>
+        <w:rPr>
+          <w:lang w:val="en-US"/>
+        </w:rPr>
         <w:t>ip</w:t>
       </w:r>
       <w:proofErr w:type="spellEnd"/>
       <w:r>
+        <w:rPr>
+          <w:lang w:val="en-US"/>
+        </w:rPr>
+        <w:t xml:space="preserve"> 192.0.2.0/24</w:t>
+      </w:r>
+    </w:p>
+    <w:p>
+      <w:pPr>
+        <w:spacing w:after="0"/>
+        <w:rPr>
+          <w:lang w:val="en-US"/>
+        </w:rPr>
+      </w:pPr>
+      <w:r>
+        <w:rPr>
+          <w:lang w:val="en-US"/>
+        </w:rPr>
+        <w:lastRenderedPageBreak/>
+        <w:tab/>
+        <w:t xml:space="preserve">#Require </w:t>
+      </w:r>
+      <w:proofErr w:type="spellStart"/>
+      <w:r>
+        <w:rPr>
+          <w:lang w:val="en-US"/>
+        </w:rPr>
+        <w:t>ip</w:t>
+      </w:r>
+      <w:proofErr w:type="spellEnd"/>
+      <w:r>
+        <w:rPr>
+          <w:lang w:val="en-US"/>
+        </w:rPr>
         <w:t xml:space="preserve"> 192.168.1.10</w:t>
       </w:r>
     </w:p>
@@ -2196,9 +2364,83 @@
     <w:p>
       <w:pPr>
         <w:spacing w:after="0"/>
-      </w:pPr>
-      <w:r>
-        <w:t>&lt;</w:t>
+        <w:rPr>
+          <w:lang w:val="en-US"/>
+        </w:rPr>
+      </w:pPr>
+      <w:r>
+        <w:rPr>
+          <w:lang w:val="en-US"/>
+        </w:rPr>
+        <w:t>&lt;Directory /</w:t>
+      </w:r>
+      <w:proofErr w:type="spellStart"/>
+      <w:r>
+        <w:rPr>
+          <w:lang w:val="en-US"/>
+        </w:rPr>
+        <w:t>var</w:t>
+      </w:r>
+      <w:proofErr w:type="spellEnd"/>
+      <w:r>
+        <w:rPr>
+          <w:lang w:val="en-US"/>
+        </w:rPr>
+        <w:t>/www/html/</w:t>
+      </w:r>
+      <w:proofErr w:type="spellStart"/>
+      <w:r>
+        <w:rPr>
+          <w:lang w:val="en-US"/>
+        </w:rPr>
+        <w:t>empresa</w:t>
+      </w:r>
+      <w:proofErr w:type="spellEnd"/>
+      <w:r>
+        <w:rPr>
+          <w:lang w:val="en-US"/>
+        </w:rPr>
+        <w:t>/docs&gt;</w:t>
+      </w:r>
+    </w:p>
+    <w:p>
+      <w:pPr>
+        <w:spacing w:after="0"/>
+      </w:pPr>
+      <w:r>
+        <w:rPr>
+          <w:lang w:val="en-US"/>
+        </w:rPr>
+        <w:tab/>
+      </w:r>
+      <w:proofErr w:type="spellStart"/>
+      <w:r>
+        <w:t>AllowOverride</w:t>
+      </w:r>
+      <w:proofErr w:type="spellEnd"/>
+      <w:r>
+        <w:t xml:space="preserve"> </w:t>
+      </w:r>
+      <w:proofErr w:type="spellStart"/>
+      <w:r>
+        <w:t>Options</w:t>
+      </w:r>
+      <w:proofErr w:type="spellEnd"/>
+      <w:r>
+        <w:t xml:space="preserve"> </w:t>
+      </w:r>
+      <w:proofErr w:type="spellStart"/>
+      <w:r>
+        <w:t>FileInfo</w:t>
+      </w:r>
+      <w:proofErr w:type="spellEnd"/>
+    </w:p>
+    <w:p>
+      <w:pPr>
+        <w:spacing w:after="0"/>
+      </w:pPr>
+      <w:r>
+        <w:t>&lt;/</w:t>
       </w:r>
       <w:proofErr w:type="spellStart"/>
       <w:r>
@@ -2206,81 +2448,12 @@
       </w:r>
       <w:proofErr w:type="spellEnd"/>
       <w:r>
-        <w:t xml:space="preserve"> /</w:t>
-      </w:r>
-      <w:proofErr w:type="spellStart"/>
-      <w:r>
-        <w:t>var</w:t>
-      </w:r>
-      <w:proofErr w:type="spellEnd"/>
-      <w:r>
-        <w:t>/www/</w:t>
-      </w:r>
-      <w:proofErr w:type="spellStart"/>
-      <w:r>
-        <w:t>html</w:t>
-      </w:r>
-      <w:proofErr w:type="spellEnd"/>
-      <w:r>
-        <w:t>/empresa/</w:t>
-      </w:r>
-      <w:proofErr w:type="spellStart"/>
-      <w:r>
-        <w:t>docs</w:t>
-      </w:r>
-      <w:proofErr w:type="spellEnd"/>
-      <w:r>
         <w:t>&gt;</w:t>
       </w:r>
     </w:p>
     <w:p>
       <w:pPr>
         <w:spacing w:after="0"/>
-      </w:pPr>
-      <w:r>
-        <w:tab/>
-      </w:r>
-      <w:proofErr w:type="spellStart"/>
-      <w:r>
-        <w:t>AllowOverride</w:t>
-      </w:r>
-      <w:proofErr w:type="spellEnd"/>
-      <w:r>
-        <w:t xml:space="preserve"> </w:t>
-      </w:r>
-      <w:proofErr w:type="spellStart"/>
-      <w:r>
-        <w:t>Options</w:t>
-      </w:r>
-      <w:proofErr w:type="spellEnd"/>
-      <w:r>
-        <w:t xml:space="preserve"> </w:t>
-      </w:r>
-      <w:proofErr w:type="spellStart"/>
-      <w:r>
-        <w:t>FileInfo</w:t>
-      </w:r>
-      <w:proofErr w:type="spellEnd"/>
-    </w:p>
-    <w:p>
-      <w:pPr>
-        <w:spacing w:after="0"/>
-      </w:pPr>
-      <w:r>
-        <w:t>&lt;/</w:t>
-      </w:r>
-      <w:proofErr w:type="spellStart"/>
-      <w:r>
-        <w:t>Directory</w:t>
-      </w:r>
-      <w:proofErr w:type="spellEnd"/>
-      <w:r>
-        <w:t>&gt;</w:t>
-      </w:r>
-    </w:p>
-    <w:p>
-      <w:pPr>
-        <w:spacing w:after="0"/>
         <w:rPr>
           <w:b/>
         </w:rPr>
@@ -2326,7 +2499,6 @@
       </w:pPr>
       <w:proofErr w:type="spellStart"/>
       <w:r>
-        <w:lastRenderedPageBreak/>
         <w:t>Options</w:t>
       </w:r>
       <w:proofErr w:type="spellEnd"/>
@@ -2489,69 +2661,80 @@
       </w:r>
     </w:p>
     <w:p>
-      <w:proofErr w:type="spellStart"/>
-      <w:r>
+      <w:pPr>
+        <w:rPr>
+          <w:lang w:val="en-US"/>
+        </w:rPr>
+      </w:pPr>
+      <w:proofErr w:type="spellStart"/>
+      <w:r>
+        <w:rPr>
+          <w:lang w:val="en-US"/>
+        </w:rPr>
         <w:t>openssl</w:t>
       </w:r>
       <w:proofErr w:type="spellEnd"/>
       <w:r>
+        <w:rPr>
+          <w:lang w:val="en-US"/>
+        </w:rPr>
         <w:t xml:space="preserve"> </w:t>
       </w:r>
       <w:proofErr w:type="spellStart"/>
       <w:r>
+        <w:rPr>
+          <w:lang w:val="en-US"/>
+        </w:rPr>
         <w:t>req</w:t>
       </w:r>
       <w:proofErr w:type="spellEnd"/>
       <w:r>
-        <w:t xml:space="preserve"> -x509 -</w:t>
-      </w:r>
-      <w:proofErr w:type="spellStart"/>
-      <w:r>
-        <w:t>nodes</w:t>
-      </w:r>
-      <w:proofErr w:type="spellEnd"/>
-      <w:r>
-        <w:t xml:space="preserve"> -</w:t>
-      </w:r>
-      <w:proofErr w:type="spellStart"/>
-      <w:r>
-        <w:t>days</w:t>
-      </w:r>
-      <w:proofErr w:type="spellEnd"/>
-      <w:r>
-        <w:t xml:space="preserve"> 1460 -</w:t>
-      </w:r>
-      <w:proofErr w:type="spellStart"/>
-      <w:r>
+        <w:rPr>
+          <w:lang w:val="en-US"/>
+        </w:rPr>
+        <w:t xml:space="preserve"> -x509 -nodes -days 1460 -</w:t>
+      </w:r>
+      <w:proofErr w:type="spellStart"/>
+      <w:r>
+        <w:rPr>
+          <w:lang w:val="en-US"/>
+        </w:rPr>
         <w:t>newkey</w:t>
       </w:r>
       <w:proofErr w:type="spellEnd"/>
       <w:r>
+        <w:rPr>
+          <w:lang w:val="en-US"/>
+        </w:rPr>
         <w:t xml:space="preserve"> rsa:2048 -</w:t>
       </w:r>
       <w:proofErr w:type="spellStart"/>
       <w:r>
+        <w:rPr>
+          <w:lang w:val="en-US"/>
+        </w:rPr>
         <w:t>keyout</w:t>
       </w:r>
       <w:proofErr w:type="spellEnd"/>
       <w:r>
+        <w:rPr>
+          <w:lang w:val="en-US"/>
+        </w:rPr>
         <w:t xml:space="preserve"> </w:t>
       </w:r>
       <w:proofErr w:type="spellStart"/>
       <w:r>
+        <w:rPr>
+          <w:lang w:val="en-US"/>
+        </w:rPr>
         <w:t>sapache.key</w:t>
       </w:r>
       <w:proofErr w:type="spellEnd"/>
       <w:r>
-        <w:t xml:space="preserve"> -</w:t>
-      </w:r>
-      <w:proofErr w:type="spellStart"/>
-      <w:r>
-        <w:t>out</w:t>
-      </w:r>
-      <w:proofErr w:type="spellEnd"/>
-      <w:r>
-        <w:t xml:space="preserve"> sapache.crt</w:t>
+        <w:rPr>
+          <w:lang w:val="en-US"/>
+        </w:rPr>
+        <w:t xml:space="preserve"> -out sapache.crt</w:t>
       </w:r>
     </w:p>
     <w:p>
@@ -2834,210 +3017,260 @@
     <w:p>
       <w:pPr>
         <w:spacing w:after="0"/>
-      </w:pPr>
-      <w:r>
+        <w:rPr>
+          <w:lang w:val="en-US"/>
+        </w:rPr>
+      </w:pPr>
+      <w:r>
+        <w:rPr>
+          <w:lang w:val="en-US"/>
+        </w:rPr>
         <w:t>server {</w:t>
       </w:r>
     </w:p>
     <w:p>
       <w:pPr>
         <w:spacing w:after="0"/>
-      </w:pPr>
-      <w:r>
+        <w:rPr>
+          <w:lang w:val="en-US"/>
+        </w:rPr>
+      </w:pPr>
+      <w:r>
+        <w:rPr>
+          <w:lang w:val="en-US"/>
+        </w:rPr>
         <w:t xml:space="preserve">    listen 80;</w:t>
       </w:r>
     </w:p>
     <w:p>
       <w:pPr>
         <w:spacing w:after="0"/>
-      </w:pPr>
-      <w:r>
+        <w:rPr>
+          <w:lang w:val="en-US"/>
+        </w:rPr>
+      </w:pPr>
+      <w:r>
+        <w:rPr>
+          <w:lang w:val="en-US"/>
+        </w:rPr>
         <w:t xml:space="preserve">    </w:t>
       </w:r>
       <w:proofErr w:type="spellStart"/>
       <w:r>
+        <w:rPr>
+          <w:lang w:val="en-US"/>
+        </w:rPr>
         <w:t>server_name</w:t>
       </w:r>
       <w:proofErr w:type="spellEnd"/>
       <w:r>
+        <w:rPr>
+          <w:lang w:val="en-US"/>
+        </w:rPr>
         <w:t xml:space="preserve"> www.empresa.com;</w:t>
       </w:r>
     </w:p>
     <w:p>
       <w:pPr>
         <w:spacing w:after="0"/>
-      </w:pPr>
-    </w:p>
-    <w:p>
-      <w:pPr>
-        <w:spacing w:after="0"/>
-      </w:pPr>
-      <w:r>
+        <w:rPr>
+          <w:lang w:val="en-US"/>
+        </w:rPr>
+      </w:pPr>
+    </w:p>
+    <w:p>
+      <w:pPr>
+        <w:spacing w:after="0"/>
+        <w:rPr>
+          <w:lang w:val="en-US"/>
+        </w:rPr>
+      </w:pPr>
+      <w:r>
+        <w:rPr>
+          <w:lang w:val="en-US"/>
+        </w:rPr>
+        <w:t xml:space="preserve">    location / {</w:t>
+      </w:r>
+    </w:p>
+    <w:p>
+      <w:pPr>
+        <w:spacing w:after="0"/>
+        <w:rPr>
+          <w:lang w:val="en-US"/>
+        </w:rPr>
+      </w:pPr>
+      <w:r>
+        <w:rPr>
+          <w:lang w:val="en-US"/>
+        </w:rPr>
+        <w:t xml:space="preserve">        </w:t>
+      </w:r>
+      <w:proofErr w:type="spellStart"/>
+      <w:r>
+        <w:rPr>
+          <w:lang w:val="en-US"/>
+        </w:rPr>
+        <w:t>proxy_pass</w:t>
+      </w:r>
+      <w:proofErr w:type="spellEnd"/>
+      <w:r>
+        <w:rPr>
+          <w:lang w:val="en-US"/>
+        </w:rPr>
+        <w:t xml:space="preserve"> http://empresa.com:8081;</w:t>
+      </w:r>
+    </w:p>
+    <w:p>
+      <w:pPr>
+        <w:spacing w:after="0"/>
+        <w:rPr>
+          <w:lang w:val="en-US"/>
+        </w:rPr>
+      </w:pPr>
+      <w:r>
+        <w:rPr>
+          <w:lang w:val="en-US"/>
+        </w:rPr>
+        <w:t xml:space="preserve">        </w:t>
+      </w:r>
+      <w:proofErr w:type="spellStart"/>
+      <w:r>
+        <w:rPr>
+          <w:lang w:val="en-US"/>
+        </w:rPr>
+        <w:t>proxy_set_header</w:t>
+      </w:r>
+      <w:proofErr w:type="spellEnd"/>
+      <w:r>
+        <w:rPr>
+          <w:lang w:val="en-US"/>
+        </w:rPr>
+        <w:t xml:space="preserve"> Host $host;</w:t>
+      </w:r>
+    </w:p>
+    <w:p>
+      <w:pPr>
+        <w:spacing w:after="0"/>
+        <w:rPr>
+          <w:lang w:val="en-US"/>
+        </w:rPr>
+      </w:pPr>
+      <w:r>
+        <w:rPr>
+          <w:lang w:val="en-US"/>
+        </w:rPr>
+        <w:lastRenderedPageBreak/>
+        <w:t xml:space="preserve">        </w:t>
+      </w:r>
+      <w:proofErr w:type="spellStart"/>
+      <w:r>
+        <w:rPr>
+          <w:lang w:val="en-US"/>
+        </w:rPr>
+        <w:t>proxy_set_header</w:t>
+      </w:r>
+      <w:proofErr w:type="spellEnd"/>
+      <w:r>
+        <w:rPr>
+          <w:lang w:val="en-US"/>
+        </w:rPr>
+        <w:t xml:space="preserve"> X-Real-IP $</w:t>
+      </w:r>
+      <w:proofErr w:type="spellStart"/>
+      <w:r>
+        <w:rPr>
+          <w:lang w:val="en-US"/>
+        </w:rPr>
+        <w:t>remote_addr</w:t>
+      </w:r>
+      <w:proofErr w:type="spellEnd"/>
+      <w:r>
+        <w:rPr>
+          <w:lang w:val="en-US"/>
+        </w:rPr>
+        <w:t>;</w:t>
+      </w:r>
+    </w:p>
+    <w:p>
+      <w:pPr>
+        <w:spacing w:after="0"/>
+        <w:rPr>
+          <w:lang w:val="en-US"/>
+        </w:rPr>
+      </w:pPr>
+      <w:r>
+        <w:rPr>
+          <w:lang w:val="en-US"/>
+        </w:rPr>
+        <w:t xml:space="preserve">        </w:t>
+      </w:r>
+      <w:proofErr w:type="spellStart"/>
+      <w:r>
+        <w:rPr>
+          <w:lang w:val="en-US"/>
+        </w:rPr>
+        <w:t>proxy_set_header</w:t>
+      </w:r>
+      <w:proofErr w:type="spellEnd"/>
+      <w:r>
+        <w:rPr>
+          <w:lang w:val="en-US"/>
+        </w:rPr>
+        <w:t xml:space="preserve"> X-Forwarded-For $</w:t>
+      </w:r>
+      <w:proofErr w:type="spellStart"/>
+      <w:r>
+        <w:rPr>
+          <w:lang w:val="en-US"/>
+        </w:rPr>
+        <w:t>proxy_add_x_forwarded_for</w:t>
+      </w:r>
+      <w:proofErr w:type="spellEnd"/>
+      <w:r>
+        <w:rPr>
+          <w:lang w:val="en-US"/>
+        </w:rPr>
+        <w:t>;</w:t>
+      </w:r>
+    </w:p>
+    <w:p>
+      <w:pPr>
+        <w:spacing w:after="0"/>
+        <w:rPr>
+          <w:lang w:val="en-US"/>
+        </w:rPr>
+      </w:pPr>
+      <w:r>
+        <w:rPr>
+          <w:lang w:val="en-US"/>
+        </w:rPr>
+        <w:t xml:space="preserve">        </w:t>
+      </w:r>
+      <w:proofErr w:type="spellStart"/>
+      <w:r>
+        <w:rPr>
+          <w:lang w:val="en-US"/>
+        </w:rPr>
+        <w:t>proxy_set_header</w:t>
+      </w:r>
+      <w:proofErr w:type="spellEnd"/>
+      <w:r>
+        <w:rPr>
+          <w:lang w:val="en-US"/>
+        </w:rPr>
+        <w:t xml:space="preserve"> X-Forwarded-Proto $scheme;</w:t>
+      </w:r>
+    </w:p>
+    <w:p>
+      <w:pPr>
+        <w:spacing w:after="0"/>
+      </w:pPr>
+      <w:r>
+        <w:rPr>
+          <w:lang w:val="en-US"/>
+        </w:rPr>
         <w:t xml:space="preserve">    </w:t>
       </w:r>
-      <w:proofErr w:type="spellStart"/>
-      <w:r>
-        <w:t>location</w:t>
-      </w:r>
-      <w:proofErr w:type="spellEnd"/>
-      <w:r>
-        <w:t xml:space="preserve"> / {</w:t>
-      </w:r>
-    </w:p>
-    <w:p>
-      <w:pPr>
-        <w:spacing w:after="0"/>
-      </w:pPr>
-      <w:r>
-        <w:t xml:space="preserve">        </w:t>
-      </w:r>
-      <w:proofErr w:type="spellStart"/>
-      <w:r>
-        <w:t>proxy_pass</w:t>
-      </w:r>
-      <w:proofErr w:type="spellEnd"/>
-      <w:r>
-        <w:t xml:space="preserve"> http://</w:t>
-      </w:r>
-      <w:r>
-        <w:t>empresa.com</w:t>
-      </w:r>
-      <w:r>
-        <w:t>:8081;</w:t>
-      </w:r>
-    </w:p>
-    <w:p>
-      <w:pPr>
-        <w:spacing w:after="0"/>
-      </w:pPr>
-      <w:r>
-        <w:t xml:space="preserve">        </w:t>
-      </w:r>
-      <w:proofErr w:type="spellStart"/>
-      <w:r>
-        <w:t>proxy_set_header</w:t>
-      </w:r>
-      <w:proofErr w:type="spellEnd"/>
-      <w:r>
-        <w:t xml:space="preserve"> Host $host;</w:t>
-      </w:r>
-    </w:p>
-    <w:p>
-      <w:pPr>
-        <w:spacing w:after="0"/>
-      </w:pPr>
-      <w:r>
-        <w:t xml:space="preserve">        </w:t>
-      </w:r>
-      <w:proofErr w:type="spellStart"/>
-      <w:r>
-        <w:t>proxy_set_header</w:t>
-      </w:r>
-      <w:proofErr w:type="spellEnd"/>
-      <w:r>
-        <w:t xml:space="preserve"> X-Real-IP $</w:t>
-      </w:r>
-      <w:proofErr w:type="spellStart"/>
-      <w:r>
-        <w:t>remote_addr</w:t>
-      </w:r>
-      <w:proofErr w:type="spellEnd"/>
-      <w:r>
-        <w:t>;</w:t>
-      </w:r>
-    </w:p>
-    <w:p>
-      <w:pPr>
-        <w:spacing w:after="0"/>
-      </w:pPr>
-      <w:r>
-        <w:t xml:space="preserve">        </w:t>
-      </w:r>
-      <w:proofErr w:type="spellStart"/>
-      <w:r>
-        <w:t>proxy_set_header</w:t>
-      </w:r>
-      <w:proofErr w:type="spellEnd"/>
-      <w:r>
-        <w:t xml:space="preserve"> X-</w:t>
-      </w:r>
-      <w:proofErr w:type="spellStart"/>
-      <w:r>
-        <w:t>Forwarded</w:t>
-      </w:r>
-      <w:proofErr w:type="spellEnd"/>
-      <w:r>
-        <w:t>-</w:t>
-      </w:r>
-      <w:proofErr w:type="spellStart"/>
-      <w:r>
-        <w:t>For</w:t>
-      </w:r>
-      <w:proofErr w:type="spellEnd"/>
-      <w:r>
-        <w:t xml:space="preserve"> $</w:t>
-      </w:r>
-      <w:proofErr w:type="spellStart"/>
-      <w:r>
-        <w:t>proxy_add_x_forwarded_for</w:t>
-      </w:r>
-      <w:proofErr w:type="spellEnd"/>
-      <w:r>
-        <w:t>;</w:t>
-      </w:r>
-    </w:p>
-    <w:p>
-      <w:pPr>
-        <w:spacing w:after="0"/>
-      </w:pPr>
-      <w:r>
-        <w:t xml:space="preserve">        </w:t>
-      </w:r>
-      <w:proofErr w:type="spellStart"/>
-      <w:r>
-        <w:t>proxy_set_header</w:t>
-      </w:r>
-      <w:proofErr w:type="spellEnd"/>
-      <w:r>
-        <w:t xml:space="preserve"> X-</w:t>
-      </w:r>
-      <w:proofErr w:type="spellStart"/>
-      <w:r>
-        <w:t>Forwarded</w:t>
-      </w:r>
-      <w:proofErr w:type="spellEnd"/>
-      <w:r>
-        <w:t>-</w:t>
-      </w:r>
-      <w:proofErr w:type="spellStart"/>
-      <w:r>
-        <w:t>Proto</w:t>
-      </w:r>
-      <w:proofErr w:type="spellEnd"/>
-      <w:r>
-        <w:t xml:space="preserve"> $</w:t>
-      </w:r>
-      <w:proofErr w:type="spellStart"/>
-      <w:r>
-        <w:t>scheme</w:t>
-      </w:r>
-      <w:proofErr w:type="spellEnd"/>
-      <w:r>
-        <w:t>;</w:t>
-      </w:r>
-    </w:p>
-    <w:p>
-      <w:pPr>
-        <w:spacing w:after="0"/>
-      </w:pPr>
-      <w:r>
-        <w:t xml:space="preserve">    }</w:t>
-      </w:r>
-    </w:p>
-    <w:p>
-      <w:pPr>
-        <w:spacing w:after="0"/>
-      </w:pPr>
       <w:r>
         <w:t>}</w:t>
       </w:r>
@@ -3045,6 +3278,14 @@
     <w:p>
       <w:pPr>
         <w:spacing w:after="0"/>
+      </w:pPr>
+      <w:r>
+        <w:t>}</w:t>
+      </w:r>
+    </w:p>
+    <w:p>
+      <w:pPr>
+        <w:spacing w:after="0"/>
         <w:rPr>
           <w:b/>
         </w:rPr>
@@ -3073,6 +3314,7 @@
     <w:p>
       <w:pPr>
         <w:spacing w:after="0"/>
+        <w:ind w:left="708" w:hanging="708"/>
       </w:pPr>
       <w:r>
         <w:t xml:space="preserve">sudo </w:t>
@@ -3107,7 +3349,10 @@
       </w:r>
       <w:proofErr w:type="spellEnd"/>
       <w:r>
-        <w:t>/ empresa /</w:t>
+        <w:t>/</w:t>
+      </w:r>
+      <w:r>
+        <w:t>empresa /</w:t>
       </w:r>
       <w:proofErr w:type="spellStart"/>
       <w:r>
@@ -3197,7 +3442,6 @@
         <w:rPr>
           <w:b/>
         </w:rPr>
-        <w:lastRenderedPageBreak/>
         <w:t>*</w:t>
       </w:r>
       <w:proofErr w:type="spellStart"/>
@@ -4396,7 +4640,7 @@
 </file>
 
 <file path=customXml/itemProps1.xml><?xml version="1.0" encoding="utf-8"?>
-<ds:datastoreItem xmlns:ds="http://schemas.openxmlformats.org/officeDocument/2006/customXml" ds:itemID="{00BA7C15-02B7-43F1-9D5C-86C75A70B4D6}">
+<ds:datastoreItem xmlns:ds="http://schemas.openxmlformats.org/officeDocument/2006/customXml" ds:itemID="{7E1A5F57-3157-413A-A6E8-D23B4BC136AE}">
   <ds:schemaRefs>
     <ds:schemaRef ds:uri="http://schemas.openxmlformats.org/officeDocument/2006/bibliography"/>
   </ds:schemaRefs>
